--- a/Documents/TaskFlow_DocumentoDeVisao.docx
+++ b/Documents/TaskFlow_DocumentoDeVisao.docx
@@ -50,17 +50,7 @@
           <w:sz w:val="36"/>
           <w:szCs w:val="36"/>
         </w:rPr>
-        <w:t xml:space="preserve">Foco </w:t>
-      </w:r>
-      <w:r>
-        <w:rPr>
-          <w:i/>
-          <w:iCs/>
-          <w:color w:val="6B7280"/>
-          <w:sz w:val="36"/>
-          <w:szCs w:val="36"/>
-        </w:rPr>
-        <w:t>com proposito</w:t>
+        <w:t xml:space="preserve">Foco com proposito</w:t>
       </w:r>
     </w:p>
     <w:p>
@@ -173,7 +163,7 @@
                 <w:sz w:val="20"/>
                 <w:szCs w:val="20"/>
               </w:rPr>
-              <w:t>1.0</w:t>
+              <w:t xml:space="preserve">2.0</w:t>
             </w:r>
           </w:p>
         </w:tc>
@@ -233,7 +223,7 @@
                 <w:sz w:val="20"/>
                 <w:szCs w:val="20"/>
               </w:rPr>
-              <w:t>Marco / 2026</w:t>
+              <w:t xml:space="preserve">Setembro / 2026</w:t>
             </w:r>
           </w:p>
         </w:tc>
@@ -369,23 +359,7 @@
                 <w:sz w:val="20"/>
                 <w:szCs w:val="20"/>
               </w:rPr>
-              <w:t xml:space="preserve">Projeto </w:t>
-            </w:r>
-            <w:r>
-              <w:rPr>
-                <w:color w:val="374151"/>
-                <w:sz w:val="20"/>
-                <w:szCs w:val="20"/>
-              </w:rPr>
-              <w:t>Acadêmico</w:t>
-            </w:r>
-            <w:r>
-              <w:rPr>
-                <w:color w:val="374151"/>
-                <w:sz w:val="20"/>
-                <w:szCs w:val="20"/>
-              </w:rPr>
-              <w:t xml:space="preserve"> — Complexidade Media</w:t>
+              <w:t xml:space="preserve">Projeto Acadêmico — Complexidade Media</w:t>
             </w:r>
           </w:p>
         </w:tc>
@@ -426,7 +400,7 @@
                 <w:sz w:val="20"/>
                 <w:szCs w:val="20"/>
               </w:rPr>
-              <w:t>Semestre Atual</w:t>
+              <w:t xml:space="preserve">Etapa Atual</w:t>
             </w:r>
           </w:p>
         </w:tc>
@@ -454,39 +428,7 @@
                 <w:sz w:val="20"/>
                 <w:szCs w:val="20"/>
               </w:rPr>
-              <w:t>Mar</w:t>
-            </w:r>
-            <w:r>
-              <w:rPr>
-                <w:color w:val="374151"/>
-                <w:sz w:val="20"/>
-                <w:szCs w:val="20"/>
-              </w:rPr>
-              <w:t>ç</w:t>
-            </w:r>
-            <w:r>
-              <w:rPr>
-                <w:color w:val="374151"/>
-                <w:sz w:val="20"/>
-                <w:szCs w:val="20"/>
-              </w:rPr>
-              <w:t xml:space="preserve">o a </w:t>
-            </w:r>
-            <w:r>
-              <w:rPr>
-                <w:color w:val="374151"/>
-                <w:sz w:val="20"/>
-                <w:szCs w:val="20"/>
-              </w:rPr>
-              <w:t>junho</w:t>
-            </w:r>
-            <w:r>
-              <w:rPr>
-                <w:color w:val="374151"/>
-                <w:sz w:val="20"/>
-                <w:szCs w:val="20"/>
-              </w:rPr>
-              <w:t xml:space="preserve"> 2026</w:t>
+              <w:t xml:space="preserve">Desenvolvimento do escopo completo</w:t>
             </w:r>
           </w:p>
         </w:tc>
@@ -527,27 +469,7 @@
                 <w:sz w:val="20"/>
                 <w:szCs w:val="20"/>
               </w:rPr>
-              <w:t>Previsão</w:t>
-            </w:r>
-            <w:r>
-              <w:rPr>
-                <w:b/>
-                <w:bCs/>
-                <w:color w:val="1E3A5F"/>
-                <w:sz w:val="20"/>
-                <w:szCs w:val="20"/>
-              </w:rPr>
-              <w:t xml:space="preserve"> de </w:t>
-            </w:r>
-            <w:r>
-              <w:rPr>
-                <w:b/>
-                <w:bCs/>
-                <w:color w:val="1E3A5F"/>
-                <w:sz w:val="20"/>
-                <w:szCs w:val="20"/>
-              </w:rPr>
-              <w:t>Conclusão</w:t>
+              <w:t xml:space="preserve">Entrega Final</w:t>
             </w:r>
           </w:p>
         </w:tc>
@@ -575,7 +497,7 @@
                 <w:sz w:val="20"/>
                 <w:szCs w:val="20"/>
               </w:rPr>
-              <w:t>Segundo semestre de 2026</w:t>
+              <w:t xml:space="preserve">Segundo semestre de 2026</w:t>
             </w:r>
           </w:p>
         </w:tc>
@@ -959,6 +881,71 @@
               <w:bottom w:val="single" w:sz="1" w:space="0" w:color="D1D5DB"/>
               <w:right w:val="single" w:sz="1" w:space="0" w:color="D1D5DB"/>
             </w:tcBorders>
+            <w:shd w:val="clear" w:color="auto" w:fill="F3F4F6"/>
+            <w:tcMar>
+              <w:top w:w="80" w:type="dxa"/>
+              <w:left w:w="120" w:type="dxa"/>
+              <w:bottom w:w="80" w:type="dxa"/>
+              <w:right w:w="120" w:type="dxa"/>
+            </w:tcMar>
+          </w:tcPr>
+          <w:p>
+            <w:r>
+              <w:rPr>
+                <w:color w:val="374151"/>
+                <w:sz w:val="20"/>
+                <w:szCs w:val="20"/>
+              </w:rPr>
+              <w:t xml:space="preserve">Pedro Rodrigues Teixeira</w:t>
+            </w:r>
+          </w:p>
+        </w:tc>
+        <w:tc>
+          <w:tcPr>
+            <w:tcW w:w="4680" w:type="dxa"/>
+            <w:tcBorders>
+              <w:top w:val="single" w:sz="1" w:space="0" w:color="D1D5DB"/>
+              <w:left w:val="single" w:sz="1" w:space="0" w:color="D1D5DB"/>
+              <w:bottom w:val="single" w:sz="1" w:space="0" w:color="D1D5DB"/>
+              <w:right w:val="single" w:sz="1" w:space="0" w:color="D1D5DB"/>
+            </w:tcBorders>
+            <w:shd w:val="clear" w:color="auto" w:fill="F3F4F6"/>
+            <w:tcMar>
+              <w:top w:w="80" w:type="dxa"/>
+              <w:left w:w="120" w:type="dxa"/>
+              <w:bottom w:w="80" w:type="dxa"/>
+              <w:right w:w="120" w:type="dxa"/>
+            </w:tcMar>
+          </w:tcPr>
+          <w:p>
+            <w:pPr>
+              <w:rPr>
+                <w:color w:val="374151"/>
+                <w:sz w:val="20"/>
+                <w:szCs w:val="20"/>
+              </w:rPr>
+            </w:pPr>
+            <w:r>
+              <w:rPr>
+                <w:color w:val="374151"/>
+                <w:sz w:val="20"/>
+                <w:szCs w:val="20"/>
+              </w:rPr>
+              <w:t xml:space="preserve">Desenvolvedor</w:t>
+            </w:r>
+          </w:p>
+        </w:tc>
+      </w:tr>
+      <w:tr>
+        <w:tc>
+          <w:tcPr>
+            <w:tcW w:w="4680" w:type="dxa"/>
+            <w:tcBorders>
+              <w:top w:val="single" w:sz="1" w:space="0" w:color="D1D5DB"/>
+              <w:left w:val="single" w:sz="1" w:space="0" w:color="D1D5DB"/>
+              <w:bottom w:val="single" w:sz="1" w:space="0" w:color="D1D5DB"/>
+              <w:right w:val="single" w:sz="1" w:space="0" w:color="D1D5DB"/>
+            </w:tcBorders>
             <w:shd w:val="clear" w:color="auto" w:fill="FFFFFF" w:themeFill="background1"/>
             <w:tcMar>
               <w:top w:w="80" w:type="dxa"/>
@@ -974,23 +961,7 @@
                 <w:sz w:val="20"/>
                 <w:szCs w:val="20"/>
               </w:rPr>
-              <w:t>Vin</w:t>
-            </w:r>
-            <w:r>
-              <w:rPr>
-                <w:color w:val="374151"/>
-                <w:sz w:val="20"/>
-                <w:szCs w:val="20"/>
-              </w:rPr>
-              <w:t>í</w:t>
-            </w:r>
-            <w:r>
-              <w:rPr>
-                <w:color w:val="374151"/>
-                <w:sz w:val="20"/>
-                <w:szCs w:val="20"/>
-              </w:rPr>
-              <w:t>cius de Oliveira</w:t>
+              <w:t>Vinícius de Oliveira</w:t>
             </w:r>
           </w:p>
         </w:tc>
@@ -1119,13 +1090,7 @@
         </w:pBdr>
       </w:pPr>
       <w:r>
-        <w:t>2. Vis</w:t>
-      </w:r>
-      <w:r>
-        <w:t>ão</w:t>
-      </w:r>
-      <w:r>
-        <w:t xml:space="preserve"> Geral</w:t>
+        <w:t xml:space="preserve">2. Visão Geral</w:t>
       </w:r>
     </w:p>
     <w:p>
@@ -1136,248 +1101,26 @@
         <w:rPr>
           <w:color w:val="374151"/>
         </w:rPr>
-        <w:t xml:space="preserve">O TaskFlow </w:t>
+        <w:t xml:space="preserve">O TaskFlow é um aplicativo móvel de produtividade que combina o gerenciamento de tarefas com a técnica Pomodoro em uma experiência integrada e fluida. O objetivo é eliminar a necessidade de usar dois aplicativos separados, unindo tarefas e foco em uma única interface simples e eficiente.</w:t>
       </w:r>
+    </w:p>
+    <w:p>
+      <w:pPr>
+        <w:spacing w:before="80"/>
+      </w:pPr>
+    </w:p>
+    <w:p>
+      <w:pPr>
+        <w:spacing w:before="80" w:after="80"/>
+        <w:rPr>
+          <w:color w:val="374151"/>
+        </w:rPr>
+      </w:pPr>
       <w:r>
         <w:rPr>
           <w:color w:val="374151"/>
         </w:rPr>
-        <w:t>é</w:t>
-      </w:r>
-      <w:r>
-        <w:rPr>
-          <w:color w:val="374151"/>
-        </w:rPr>
-        <w:t xml:space="preserve"> um aplicativo </w:t>
-      </w:r>
-      <w:r>
-        <w:rPr>
-          <w:color w:val="374151"/>
-        </w:rPr>
-        <w:t>m</w:t>
-      </w:r>
-      <w:r>
-        <w:rPr>
-          <w:color w:val="374151"/>
-        </w:rPr>
-        <w:t>ó</w:t>
-      </w:r>
-      <w:r>
-        <w:rPr>
-          <w:color w:val="374151"/>
-        </w:rPr>
-        <w:t>vel</w:t>
-      </w:r>
-      <w:r>
-        <w:rPr>
-          <w:color w:val="374151"/>
-        </w:rPr>
-        <w:t xml:space="preserve"> de produtividade que combina o gerenciamento de tarefas com a t</w:t>
-      </w:r>
-      <w:r>
-        <w:rPr>
-          <w:color w:val="374151"/>
-        </w:rPr>
-        <w:t>é</w:t>
-      </w:r>
-      <w:r>
-        <w:rPr>
-          <w:color w:val="374151"/>
-        </w:rPr>
-        <w:t>cnica Pomodoro em uma experi</w:t>
-      </w:r>
-      <w:r>
-        <w:rPr>
-          <w:color w:val="374151"/>
-        </w:rPr>
-        <w:t>ê</w:t>
-      </w:r>
-      <w:r>
-        <w:rPr>
-          <w:color w:val="374151"/>
-        </w:rPr>
-        <w:t>ncia integrada e flu</w:t>
-      </w:r>
-      <w:r>
-        <w:rPr>
-          <w:color w:val="374151"/>
-        </w:rPr>
-        <w:t>i</w:t>
-      </w:r>
-      <w:r>
-        <w:rPr>
-          <w:color w:val="374151"/>
-        </w:rPr>
-        <w:t xml:space="preserve">da. O objetivo </w:t>
-      </w:r>
-      <w:r>
-        <w:rPr>
-          <w:color w:val="374151"/>
-        </w:rPr>
-        <w:t>é</w:t>
-      </w:r>
-      <w:r>
-        <w:rPr>
-          <w:color w:val="374151"/>
-        </w:rPr>
-        <w:t xml:space="preserve"> eliminar a necessidade de usar dois aplicativos separados</w:t>
-      </w:r>
-      <w:r>
-        <w:rPr>
-          <w:color w:val="374151"/>
-        </w:rPr>
-        <w:t>,</w:t>
-      </w:r>
-      <w:r>
-        <w:rPr>
-          <w:color w:val="374151"/>
-        </w:rPr>
-        <w:t xml:space="preserve"> unindo tarefas e foco em uma </w:t>
-      </w:r>
-      <w:r>
-        <w:rPr>
-          <w:color w:val="374151"/>
-        </w:rPr>
-        <w:t>ú</w:t>
-      </w:r>
-      <w:r>
-        <w:rPr>
-          <w:color w:val="374151"/>
-        </w:rPr>
-        <w:t>nica interface simples e eficiente.</w:t>
-      </w:r>
-    </w:p>
-    <w:p>
-      <w:pPr>
-        <w:spacing w:before="80"/>
-      </w:pPr>
-    </w:p>
-    <w:p>
-      <w:pPr>
-        <w:spacing w:before="80" w:after="80"/>
-        <w:rPr>
-          <w:color w:val="374151"/>
-        </w:rPr>
-      </w:pPr>
-      <w:r>
-        <w:rPr>
-          <w:color w:val="374151"/>
-        </w:rPr>
-        <w:t>Os dados s</w:t>
-      </w:r>
-      <w:r>
-        <w:rPr>
-          <w:color w:val="374151"/>
-        </w:rPr>
-        <w:t>ã</w:t>
-      </w:r>
-      <w:r>
-        <w:rPr>
-          <w:color w:val="374151"/>
-        </w:rPr>
-        <w:t>o sincronizados entre dispositivos via Supabase, com suporte a modo offline</w:t>
-      </w:r>
-      <w:r>
-        <w:rPr>
-          <w:color w:val="374151"/>
-        </w:rPr>
-        <w:t xml:space="preserve">. O </w:t>
-      </w:r>
-      <w:r>
-        <w:rPr>
-          <w:color w:val="374151"/>
-        </w:rPr>
-        <w:t>app funciona</w:t>
-      </w:r>
-      <w:r>
-        <w:rPr>
-          <w:color w:val="374151"/>
-        </w:rPr>
-        <w:t>rá</w:t>
-      </w:r>
-      <w:r>
-        <w:rPr>
-          <w:color w:val="374151"/>
-        </w:rPr>
-        <w:t xml:space="preserve"> sem internet e sincroniza</w:t>
-      </w:r>
-      <w:r>
-        <w:rPr>
-          <w:color w:val="374151"/>
-        </w:rPr>
-        <w:t>rá</w:t>
-      </w:r>
-      <w:r>
-        <w:rPr>
-          <w:color w:val="374151"/>
-        </w:rPr>
-        <w:t xml:space="preserve"> automaticamente ao reconectar. Cada </w:t>
-      </w:r>
-      <w:r>
-        <w:rPr>
-          <w:color w:val="374151"/>
-        </w:rPr>
-        <w:t>usuário</w:t>
-      </w:r>
-      <w:r>
-        <w:rPr>
-          <w:color w:val="374151"/>
-        </w:rPr>
-        <w:t xml:space="preserve"> v</w:t>
-      </w:r>
-      <w:r>
-        <w:rPr>
-          <w:color w:val="374151"/>
-        </w:rPr>
-        <w:t>isualiza</w:t>
-      </w:r>
-      <w:r>
-        <w:rPr>
-          <w:color w:val="374151"/>
-        </w:rPr>
-        <w:t>rá</w:t>
-      </w:r>
-      <w:r>
-        <w:rPr>
-          <w:color w:val="374151"/>
-        </w:rPr>
-        <w:t xml:space="preserve"> apenas os seus </w:t>
-      </w:r>
-      <w:r>
-        <w:rPr>
-          <w:color w:val="374151"/>
-        </w:rPr>
-        <w:t>próprios</w:t>
-      </w:r>
-      <w:r>
-        <w:rPr>
-          <w:color w:val="374151"/>
-        </w:rPr>
-        <w:t xml:space="preserve"> dados, garantidos por </w:t>
-      </w:r>
-      <w:r>
-        <w:rPr>
-          <w:color w:val="374151"/>
-        </w:rPr>
-        <w:t>autenticação</w:t>
-      </w:r>
-      <w:r>
-        <w:rPr>
-          <w:color w:val="374151"/>
-        </w:rPr>
-        <w:t xml:space="preserve"> OAuth (Google e Apple) e isolamento no banco remoto</w:t>
-      </w:r>
-      <w:r>
-        <w:rPr>
-          <w:color w:val="374151"/>
-        </w:rPr>
-        <w:t xml:space="preserve"> (Supabase)</w:t>
-      </w:r>
-      <w:r>
-        <w:rPr>
-          <w:color w:val="374151"/>
-        </w:rPr>
-        <w:t>.</w:t>
+        <w:t xml:space="preserve">Os dados são sincronizados entre dispositivos por um backend próprio — a TaskFlow API, em NestJS com PostgreSQL, executada em Docker —, com suporte a modo offline. O app funciona sem internet e sincroniza automaticamente ao reconectar. Cada usuário visualiza apenas os seus próprios dados, garantidos por autenticação OAuth (Google e Apple) com JWT emitido pela API e isolamento por usuário em todos os endpoints.</w:t>
       </w:r>
     </w:p>
     <w:p>
@@ -1393,10 +1136,7 @@
         </w:pBdr>
       </w:pPr>
       <w:r>
-        <w:t xml:space="preserve">3. Problema a </w:t>
-      </w:r>
-      <w:r>
-        <w:t>ser resolvido</w:t>
+        <w:t xml:space="preserve">3. Problema a ser resolvido</w:t>
       </w:r>
     </w:p>
     <w:tbl>
@@ -1471,13 +1211,7 @@
               <w:rPr>
                 <w:color w:val="374151"/>
               </w:rPr>
-              <w:t>Usa um app para gerenciar tarefas (Todoist, Any.do, TickTick)</w:t>
-            </w:r>
-            <w:r>
-              <w:rPr>
-                <w:color w:val="374151"/>
-              </w:rPr>
-              <w:t>.</w:t>
+              <w:t>Usa um app para gerenciar tarefas (Todoist, Any.do, TickTick).</w:t>
             </w:r>
           </w:p>
           <w:p>
@@ -1496,25 +1230,7 @@
               <w:rPr>
                 <w:color w:val="374151"/>
               </w:rPr>
-              <w:t>Usa outro app para t</w:t>
-            </w:r>
-            <w:r>
-              <w:rPr>
-                <w:color w:val="374151"/>
-              </w:rPr>
-              <w:t>é</w:t>
-            </w:r>
-            <w:r>
-              <w:rPr>
-                <w:color w:val="374151"/>
-              </w:rPr>
-              <w:t>cnica Pomodoro (Forest, Focus To-Do, Be Focused)</w:t>
-            </w:r>
-            <w:r>
-              <w:rPr>
-                <w:color w:val="374151"/>
-              </w:rPr>
-              <w:t>.</w:t>
+              <w:t>Usa outro app para técnica Pomodoro (Forest, Focus To-Do, Be Focused).</w:t>
             </w:r>
           </w:p>
           <w:p>
@@ -1533,13 +1249,7 @@
               <w:rPr>
                 <w:color w:val="374151"/>
               </w:rPr>
-              <w:t>Alterna entre os dois constantemente, quebrando o fluxo de foco</w:t>
-            </w:r>
-            <w:r>
-              <w:rPr>
-                <w:color w:val="374151"/>
-              </w:rPr>
-              <w:t>.</w:t>
+              <w:t>Alterna entre os dois constantemente, quebrando o fluxo de foco.</w:t>
             </w:r>
           </w:p>
           <w:p>
@@ -1558,13 +1268,7 @@
               <w:rPr>
                 <w:color w:val="374151"/>
               </w:rPr>
-              <w:t>Perde a rastreabilidade de quanto tempo foi gasto em cada tarefa</w:t>
-            </w:r>
-            <w:r>
-              <w:rPr>
-                <w:color w:val="374151"/>
-              </w:rPr>
-              <w:t>.</w:t>
+              <w:t>Perde a rastreabilidade de quanto tempo foi gasto em cada tarefa.</w:t>
             </w:r>
           </w:p>
           <w:p>
@@ -1583,25 +1287,7 @@
               <w:rPr>
                 <w:color w:val="374151"/>
               </w:rPr>
-              <w:t>N</w:t>
-            </w:r>
-            <w:r>
-              <w:rPr>
-                <w:color w:val="374151"/>
-              </w:rPr>
-              <w:t>ã</w:t>
-            </w:r>
-            <w:r>
-              <w:rPr>
-                <w:color w:val="374151"/>
-              </w:rPr>
-              <w:t>o consegue sincronizar progresso entre dispositivos</w:t>
-            </w:r>
-            <w:r>
-              <w:rPr>
-                <w:color w:val="374151"/>
-              </w:rPr>
-              <w:t>.</w:t>
+              <w:t>Não consegue sincronizar progresso entre dispositivos.</w:t>
             </w:r>
           </w:p>
         </w:tc>
@@ -1628,10 +1314,7 @@
         <w:pStyle w:val="heading20"/>
       </w:pPr>
       <w:r>
-        <w:t xml:space="preserve">4.1 Objetivos de </w:t>
-      </w:r>
-      <w:r>
-        <w:t>Negócio</w:t>
+        <w:t xml:space="preserve">4.1 Objetivos de Negócio</w:t>
       </w:r>
     </w:p>
     <w:p>
@@ -1650,19 +1333,7 @@
         <w:rPr>
           <w:color w:val="374151"/>
         </w:rPr>
-        <w:t xml:space="preserve">Entregar um produto funcional e </w:t>
-      </w:r>
-      <w:r>
-        <w:rPr>
-          <w:color w:val="374151"/>
-        </w:rPr>
-        <w:t>utilizável</w:t>
-      </w:r>
-      <w:r>
-        <w:rPr>
-          <w:color w:val="374151"/>
-        </w:rPr>
-        <w:t xml:space="preserve"> no dia a dia que resolva um problema real</w:t>
+        <w:t xml:space="preserve">Entregar um produto funcional e utilizável no dia a dia que resolva um problema real</w:t>
       </w:r>
     </w:p>
     <w:p>
@@ -1681,31 +1352,7 @@
         <w:rPr>
           <w:color w:val="374151"/>
         </w:rPr>
-        <w:t>Servir como portfolio t</w:t>
-      </w:r>
-      <w:r>
-        <w:rPr>
-          <w:color w:val="374151"/>
-        </w:rPr>
-        <w:t>é</w:t>
-      </w:r>
-      <w:r>
-        <w:rPr>
-          <w:color w:val="374151"/>
-        </w:rPr>
-        <w:t>cnico demonstrando dom</w:t>
-      </w:r>
-      <w:r>
-        <w:rPr>
-          <w:color w:val="374151"/>
-        </w:rPr>
-        <w:t>í</w:t>
-      </w:r>
-      <w:r>
-        <w:rPr>
-          <w:color w:val="374151"/>
-        </w:rPr>
-        <w:t>nio de React Native com backend</w:t>
+        <w:t>Servir como portfolio técnico demonstrando domínio de React Native com backend</w:t>
       </w:r>
     </w:p>
     <w:p>
@@ -1724,25 +1371,7 @@
         <w:rPr>
           <w:color w:val="374151"/>
         </w:rPr>
-        <w:t xml:space="preserve">Validar a stack </w:t>
-      </w:r>
-      <w:r>
-        <w:rPr>
-          <w:color w:val="374151"/>
-        </w:rPr>
-        <w:t>tecnológica</w:t>
-      </w:r>
-      <w:r>
-        <w:rPr>
-          <w:color w:val="374151"/>
-        </w:rPr>
-        <w:t xml:space="preserve"> escolhida em um projeto de complexidade </w:t>
-      </w:r>
-      <w:r>
-        <w:rPr>
-          <w:color w:val="374151"/>
-        </w:rPr>
-        <w:t>média</w:t>
+        <w:t xml:space="preserve">Validar a stack tecnológica escolhida em um projeto de complexidade média</w:t>
       </w:r>
     </w:p>
     <w:p>
@@ -1812,19 +1441,7 @@
         <w:rPr>
           <w:color w:val="374151"/>
         </w:rPr>
-        <w:t>Aprender navega</w:t>
-      </w:r>
-      <w:r>
-        <w:rPr>
-          <w:color w:val="374151"/>
-        </w:rPr>
-        <w:t>çã</w:t>
-      </w:r>
-      <w:r>
-        <w:rPr>
-          <w:color w:val="374151"/>
-        </w:rPr>
-        <w:t>o baseada em arquivos com Expo Router</w:t>
+        <w:t>Aprender navegação baseada em arquivos com Expo Router</w:t>
       </w:r>
     </w:p>
     <w:p>
@@ -1843,19 +1460,7 @@
         <w:rPr>
           <w:color w:val="374151"/>
         </w:rPr>
-        <w:t xml:space="preserve">Implementar </w:t>
-      </w:r>
-      <w:r>
-        <w:rPr>
-          <w:color w:val="374151"/>
-        </w:rPr>
-        <w:t>persistência</w:t>
-      </w:r>
-      <w:r>
-        <w:rPr>
-          <w:color w:val="374151"/>
-        </w:rPr>
-        <w:t xml:space="preserve"> hibrida: SQLite local + Supabase remoto</w:t>
+        <w:t xml:space="preserve">Implementar persistência híbrida: SQLite local + API própria (NestJS + PostgreSQL)</w:t>
       </w:r>
     </w:p>
     <w:p>
@@ -1874,19 +1479,7 @@
         <w:rPr>
           <w:color w:val="374151"/>
         </w:rPr>
-        <w:t xml:space="preserve">Praticar </w:t>
-      </w:r>
-      <w:r>
-        <w:rPr>
-          <w:color w:val="374151"/>
-        </w:rPr>
-        <w:t>autenticação</w:t>
-      </w:r>
-      <w:r>
-        <w:rPr>
-          <w:color w:val="374151"/>
-        </w:rPr>
-        <w:t xml:space="preserve"> OAuth (Google e Apple) com Supabase Auth</w:t>
+        <w:t xml:space="preserve">Praticar autenticação OAuth (Google e Apple) com emissão de JWT próprio</w:t>
       </w:r>
     </w:p>
     <w:p>
@@ -1905,31 +1498,7 @@
         <w:rPr>
           <w:color w:val="374151"/>
         </w:rPr>
-        <w:t xml:space="preserve">Configurar </w:t>
-      </w:r>
-      <w:r>
-        <w:rPr>
-          <w:color w:val="374151"/>
-        </w:rPr>
-        <w:t>sincronização</w:t>
-      </w:r>
-      <w:r>
-        <w:rPr>
-          <w:color w:val="374151"/>
-        </w:rPr>
-        <w:t xml:space="preserve"> offline-first com </w:t>
-      </w:r>
-      <w:r>
-        <w:rPr>
-          <w:color w:val="374151"/>
-        </w:rPr>
-        <w:t>resolução</w:t>
-      </w:r>
-      <w:r>
-        <w:rPr>
-          <w:color w:val="374151"/>
-        </w:rPr>
-        <w:t xml:space="preserve"> de conflitos</w:t>
+        <w:t xml:space="preserve">Configurar sincronização offline-first com resolução de conflitos</w:t>
       </w:r>
     </w:p>
     <w:p>
@@ -1948,19 +1517,7 @@
         <w:rPr>
           <w:color w:val="374151"/>
         </w:rPr>
-        <w:t xml:space="preserve">Configurar </w:t>
-      </w:r>
-      <w:r>
-        <w:rPr>
-          <w:color w:val="374151"/>
-        </w:rPr>
-        <w:t>notificações</w:t>
-      </w:r>
-      <w:r>
-        <w:rPr>
-          <w:color w:val="374151"/>
-        </w:rPr>
-        <w:t xml:space="preserve"> nativas com expo-notifications</w:t>
+        <w:t xml:space="preserve">Configurar notificações nativas com expo-notifications</w:t>
       </w:r>
     </w:p>
     <w:p>
@@ -1979,19 +1536,45 @@
         <w:rPr>
           <w:color w:val="374151"/>
         </w:rPr>
-        <w:t xml:space="preserve">Criar </w:t>
+        <w:t xml:space="preserve">Criar visualizações de dados com Victory Native</w:t>
       </w:r>
+    </w:p>
+    <w:p>
+      <w:pPr>
+        <w:pStyle w:val="PargrafodaLista"/>
+        <w:numPr>
+          <w:ilvl w:val="0"/>
+          <w:numId w:val="2"/>
+        </w:numPr>
+        <w:spacing w:before="60" w:after="60"/>
+        <w:rPr>
+          <w:color w:val="374151"/>
+        </w:rPr>
+      </w:pPr>
       <w:r>
         <w:rPr>
           <w:color w:val="374151"/>
         </w:rPr>
-        <w:t>visualizações</w:t>
+        <w:t xml:space="preserve">Construir e conteinerizar uma API REST com NestJS, Prisma e Docker</w:t>
       </w:r>
+    </w:p>
+    <w:p>
+      <w:pPr>
+        <w:pStyle w:val="PargrafodaLista"/>
+        <w:numPr>
+          <w:ilvl w:val="0"/>
+          <w:numId w:val="2"/>
+        </w:numPr>
+        <w:spacing w:before="60" w:after="60"/>
+        <w:rPr>
+          <w:color w:val="374151"/>
+        </w:rPr>
+      </w:pPr>
       <w:r>
         <w:rPr>
           <w:color w:val="374151"/>
         </w:rPr>
-        <w:t xml:space="preserve"> de dados com Victory Native</w:t>
+        <w:t xml:space="preserve">Aplicar Clean Architecture no app e na API (domínio, Use Cases, adaptadores)</w:t>
       </w:r>
     </w:p>
     <w:p>
@@ -2018,10 +1601,7 @@
       </w:pPr>
       <w:r>
         <w:lastRenderedPageBreak/>
-        <w:t xml:space="preserve">5. </w:t>
-      </w:r>
-      <w:r>
-        <w:t>Público-alvo</w:t>
+        <w:t xml:space="preserve">5. Público-alvo</w:t>
       </w:r>
     </w:p>
     <w:tbl>
@@ -2148,9 +1728,66 @@
                 <w:sz w:val="20"/>
                 <w:szCs w:val="20"/>
               </w:rPr>
-              <w:t xml:space="preserve">Faixa </w:t>
-            </w:r>
-            <w:r>
+              <w:t xml:space="preserve">Faixa Etária</w:t>
+            </w:r>
+          </w:p>
+        </w:tc>
+        <w:tc>
+          <w:tcPr>
+            <w:tcW w:w="6360" w:type="dxa"/>
+            <w:tcBorders>
+              <w:top w:val="single" w:sz="1" w:space="0" w:color="D1D5DB"/>
+              <w:left w:val="single" w:sz="1" w:space="0" w:color="D1D5DB"/>
+              <w:bottom w:val="single" w:sz="1" w:space="0" w:color="D1D5DB"/>
+              <w:right w:val="single" w:sz="1" w:space="0" w:color="D1D5DB"/>
+            </w:tcBorders>
+            <w:shd w:val="clear" w:color="auto" w:fill="FFFFFF" w:themeFill="background1"/>
+            <w:tcMar>
+              <w:top w:w="80" w:type="dxa"/>
+              <w:left w:w="120" w:type="dxa"/>
+              <w:bottom w:w="80" w:type="dxa"/>
+              <w:right w:w="120" w:type="dxa"/>
+            </w:tcMar>
+          </w:tcPr>
+          <w:p>
+            <w:pPr>
+              <w:rPr>
+                <w:color w:val="374151"/>
+                <w:sz w:val="20"/>
+                <w:szCs w:val="20"/>
+              </w:rPr>
+            </w:pPr>
+            <w:r>
+              <w:rPr>
+                <w:color w:val="374151"/>
+                <w:sz w:val="20"/>
+                <w:szCs w:val="20"/>
+              </w:rPr>
+              <w:t>18 a 40 anos</w:t>
+            </w:r>
+          </w:p>
+        </w:tc>
+      </w:tr>
+      <w:tr>
+        <w:tc>
+          <w:tcPr>
+            <w:tcW w:w="3000" w:type="dxa"/>
+            <w:tcBorders>
+              <w:top w:val="single" w:sz="1" w:space="0" w:color="D1D5DB"/>
+              <w:left w:val="single" w:sz="1" w:space="0" w:color="D1D5DB"/>
+              <w:bottom w:val="single" w:sz="1" w:space="0" w:color="D1D5DB"/>
+              <w:right w:val="single" w:sz="1" w:space="0" w:color="D1D5DB"/>
+            </w:tcBorders>
+            <w:shd w:val="clear" w:color="auto" w:fill="EFF6FF"/>
+            <w:tcMar>
+              <w:top w:w="80" w:type="dxa"/>
+              <w:left w:w="120" w:type="dxa"/>
+              <w:bottom w:w="80" w:type="dxa"/>
+              <w:right w:w="120" w:type="dxa"/>
+            </w:tcMar>
+          </w:tcPr>
+          <w:p>
+            <w:pPr>
               <w:rPr>
                 <w:b/>
                 <w:bCs/>
@@ -2158,66 +1795,8 @@
                 <w:sz w:val="20"/>
                 <w:szCs w:val="20"/>
               </w:rPr>
-              <w:t>Etária</w:t>
-            </w:r>
-          </w:p>
-        </w:tc>
-        <w:tc>
-          <w:tcPr>
-            <w:tcW w:w="6360" w:type="dxa"/>
-            <w:tcBorders>
-              <w:top w:val="single" w:sz="1" w:space="0" w:color="D1D5DB"/>
-              <w:left w:val="single" w:sz="1" w:space="0" w:color="D1D5DB"/>
-              <w:bottom w:val="single" w:sz="1" w:space="0" w:color="D1D5DB"/>
-              <w:right w:val="single" w:sz="1" w:space="0" w:color="D1D5DB"/>
-            </w:tcBorders>
-            <w:shd w:val="clear" w:color="auto" w:fill="FFFFFF" w:themeFill="background1"/>
-            <w:tcMar>
-              <w:top w:w="80" w:type="dxa"/>
-              <w:left w:w="120" w:type="dxa"/>
-              <w:bottom w:w="80" w:type="dxa"/>
-              <w:right w:w="120" w:type="dxa"/>
-            </w:tcMar>
-          </w:tcPr>
-          <w:p>
-            <w:pPr>
-              <w:rPr>
-                <w:color w:val="374151"/>
-                <w:sz w:val="20"/>
-                <w:szCs w:val="20"/>
-              </w:rPr>
-            </w:pPr>
-            <w:r>
-              <w:rPr>
-                <w:color w:val="374151"/>
-                <w:sz w:val="20"/>
-                <w:szCs w:val="20"/>
-              </w:rPr>
-              <w:t>18 a 40 anos</w:t>
-            </w:r>
-          </w:p>
-        </w:tc>
-      </w:tr>
-      <w:tr>
-        <w:tc>
-          <w:tcPr>
-            <w:tcW w:w="3000" w:type="dxa"/>
-            <w:tcBorders>
-              <w:top w:val="single" w:sz="1" w:space="0" w:color="D1D5DB"/>
-              <w:left w:val="single" w:sz="1" w:space="0" w:color="D1D5DB"/>
-              <w:bottom w:val="single" w:sz="1" w:space="0" w:color="D1D5DB"/>
-              <w:right w:val="single" w:sz="1" w:space="0" w:color="D1D5DB"/>
-            </w:tcBorders>
-            <w:shd w:val="clear" w:color="auto" w:fill="EFF6FF"/>
-            <w:tcMar>
-              <w:top w:w="80" w:type="dxa"/>
-              <w:left w:w="120" w:type="dxa"/>
-              <w:bottom w:w="80" w:type="dxa"/>
-              <w:right w:w="120" w:type="dxa"/>
-            </w:tcMar>
-          </w:tcPr>
-          <w:p>
-            <w:pPr>
+            </w:pPr>
+            <w:r>
               <w:rPr>
                 <w:b/>
                 <w:bCs/>
@@ -2225,8 +1804,66 @@
                 <w:sz w:val="20"/>
                 <w:szCs w:val="20"/>
               </w:rPr>
-            </w:pPr>
-            <w:r>
+              <w:t>Comportamento</w:t>
+            </w:r>
+          </w:p>
+        </w:tc>
+        <w:tc>
+          <w:tcPr>
+            <w:tcW w:w="6360" w:type="dxa"/>
+            <w:tcBorders>
+              <w:top w:val="single" w:sz="1" w:space="0" w:color="D1D5DB"/>
+              <w:left w:val="single" w:sz="1" w:space="0" w:color="D1D5DB"/>
+              <w:bottom w:val="single" w:sz="1" w:space="0" w:color="D1D5DB"/>
+              <w:right w:val="single" w:sz="1" w:space="0" w:color="D1D5DB"/>
+            </w:tcBorders>
+            <w:shd w:val="clear" w:color="auto" w:fill="FFFFFF" w:themeFill="background1"/>
+            <w:tcMar>
+              <w:top w:w="80" w:type="dxa"/>
+              <w:left w:w="120" w:type="dxa"/>
+              <w:bottom w:w="80" w:type="dxa"/>
+              <w:right w:w="120" w:type="dxa"/>
+            </w:tcMar>
+          </w:tcPr>
+          <w:p>
+            <w:pPr>
+              <w:rPr>
+                <w:color w:val="374151"/>
+                <w:sz w:val="20"/>
+                <w:szCs w:val="20"/>
+              </w:rPr>
+            </w:pPr>
+            <w:r>
+              <w:rPr>
+                <w:color w:val="374151"/>
+                <w:sz w:val="20"/>
+                <w:szCs w:val="20"/>
+              </w:rPr>
+              <w:t xml:space="preserve">Já utiliza apps de produtividade, mas sente falta de integração entre eles</w:t>
+            </w:r>
+          </w:p>
+        </w:tc>
+      </w:tr>
+      <w:tr>
+        <w:tc>
+          <w:tcPr>
+            <w:tcW w:w="3000" w:type="dxa"/>
+            <w:tcBorders>
+              <w:top w:val="single" w:sz="1" w:space="0" w:color="D1D5DB"/>
+              <w:left w:val="single" w:sz="1" w:space="0" w:color="D1D5DB"/>
+              <w:bottom w:val="single" w:sz="1" w:space="0" w:color="D1D5DB"/>
+              <w:right w:val="single" w:sz="1" w:space="0" w:color="D1D5DB"/>
+            </w:tcBorders>
+            <w:shd w:val="clear" w:color="auto" w:fill="EFF6FF"/>
+            <w:tcMar>
+              <w:top w:w="80" w:type="dxa"/>
+              <w:left w:w="120" w:type="dxa"/>
+              <w:bottom w:w="80" w:type="dxa"/>
+              <w:right w:w="120" w:type="dxa"/>
+            </w:tcMar>
+          </w:tcPr>
+          <w:p>
+            <w:pPr>
               <w:rPr>
                 <w:b/>
                 <w:bCs/>
@@ -2234,90 +1871,8 @@
                 <w:sz w:val="20"/>
                 <w:szCs w:val="20"/>
               </w:rPr>
-              <w:t>Comportamento</w:t>
-            </w:r>
-          </w:p>
-        </w:tc>
-        <w:tc>
-          <w:tcPr>
-            <w:tcW w:w="6360" w:type="dxa"/>
-            <w:tcBorders>
-              <w:top w:val="single" w:sz="1" w:space="0" w:color="D1D5DB"/>
-              <w:left w:val="single" w:sz="1" w:space="0" w:color="D1D5DB"/>
-              <w:bottom w:val="single" w:sz="1" w:space="0" w:color="D1D5DB"/>
-              <w:right w:val="single" w:sz="1" w:space="0" w:color="D1D5DB"/>
-            </w:tcBorders>
-            <w:shd w:val="clear" w:color="auto" w:fill="FFFFFF" w:themeFill="background1"/>
-            <w:tcMar>
-              <w:top w:w="80" w:type="dxa"/>
-              <w:left w:w="120" w:type="dxa"/>
-              <w:bottom w:w="80" w:type="dxa"/>
-              <w:right w:w="120" w:type="dxa"/>
-            </w:tcMar>
-          </w:tcPr>
-          <w:p>
-            <w:pPr>
-              <w:rPr>
-                <w:color w:val="374151"/>
-                <w:sz w:val="20"/>
-                <w:szCs w:val="20"/>
-              </w:rPr>
-            </w:pPr>
-            <w:r>
-              <w:rPr>
-                <w:color w:val="374151"/>
-                <w:sz w:val="20"/>
-                <w:szCs w:val="20"/>
-              </w:rPr>
-              <w:t>Já</w:t>
-            </w:r>
-            <w:r>
-              <w:rPr>
-                <w:color w:val="374151"/>
-                <w:sz w:val="20"/>
-                <w:szCs w:val="20"/>
-              </w:rPr>
-              <w:t xml:space="preserve"> utiliza apps de produtividade, mas sente falta de </w:t>
-            </w:r>
-            <w:r>
-              <w:rPr>
-                <w:color w:val="374151"/>
-                <w:sz w:val="20"/>
-                <w:szCs w:val="20"/>
-              </w:rPr>
-              <w:t>integração</w:t>
-            </w:r>
-            <w:r>
-              <w:rPr>
-                <w:color w:val="374151"/>
-                <w:sz w:val="20"/>
-                <w:szCs w:val="20"/>
-              </w:rPr>
-              <w:t xml:space="preserve"> entre eles</w:t>
-            </w:r>
-          </w:p>
-        </w:tc>
-      </w:tr>
-      <w:tr>
-        <w:tc>
-          <w:tcPr>
-            <w:tcW w:w="3000" w:type="dxa"/>
-            <w:tcBorders>
-              <w:top w:val="single" w:sz="1" w:space="0" w:color="D1D5DB"/>
-              <w:left w:val="single" w:sz="1" w:space="0" w:color="D1D5DB"/>
-              <w:bottom w:val="single" w:sz="1" w:space="0" w:color="D1D5DB"/>
-              <w:right w:val="single" w:sz="1" w:space="0" w:color="D1D5DB"/>
-            </w:tcBorders>
-            <w:shd w:val="clear" w:color="auto" w:fill="EFF6FF"/>
-            <w:tcMar>
-              <w:top w:w="80" w:type="dxa"/>
-              <w:left w:w="120" w:type="dxa"/>
-              <w:bottom w:w="80" w:type="dxa"/>
-              <w:right w:w="120" w:type="dxa"/>
-            </w:tcMar>
-          </w:tcPr>
-          <w:p>
-            <w:pPr>
+            </w:pPr>
+            <w:r>
               <w:rPr>
                 <w:b/>
                 <w:bCs/>
@@ -2325,8 +1880,59 @@
                 <w:sz w:val="20"/>
                 <w:szCs w:val="20"/>
               </w:rPr>
-            </w:pPr>
-            <w:r>
+              <w:t>Dispositivos</w:t>
+            </w:r>
+          </w:p>
+        </w:tc>
+        <w:tc>
+          <w:tcPr>
+            <w:tcW w:w="6360" w:type="dxa"/>
+            <w:tcBorders>
+              <w:top w:val="single" w:sz="1" w:space="0" w:color="D1D5DB"/>
+              <w:left w:val="single" w:sz="1" w:space="0" w:color="D1D5DB"/>
+              <w:bottom w:val="single" w:sz="1" w:space="0" w:color="D1D5DB"/>
+              <w:right w:val="single" w:sz="1" w:space="0" w:color="D1D5DB"/>
+            </w:tcBorders>
+            <w:shd w:val="clear" w:color="auto" w:fill="FFFFFF" w:themeFill="background1"/>
+            <w:tcMar>
+              <w:top w:w="80" w:type="dxa"/>
+              <w:left w:w="120" w:type="dxa"/>
+              <w:bottom w:w="80" w:type="dxa"/>
+              <w:right w:w="120" w:type="dxa"/>
+            </w:tcMar>
+          </w:tcPr>
+          <w:p>
+            <w:r>
+              <w:rPr>
+                <w:color w:val="374151"/>
+                <w:sz w:val="20"/>
+                <w:szCs w:val="20"/>
+              </w:rPr>
+              <w:t>Smartphones iOS e Android</w:t>
+            </w:r>
+          </w:p>
+        </w:tc>
+      </w:tr>
+      <w:tr>
+        <w:tc>
+          <w:tcPr>
+            <w:tcW w:w="3000" w:type="dxa"/>
+            <w:tcBorders>
+              <w:top w:val="single" w:sz="1" w:space="0" w:color="D1D5DB"/>
+              <w:left w:val="single" w:sz="1" w:space="0" w:color="D1D5DB"/>
+              <w:bottom w:val="single" w:sz="1" w:space="0" w:color="D1D5DB"/>
+              <w:right w:val="single" w:sz="1" w:space="0" w:color="D1D5DB"/>
+            </w:tcBorders>
+            <w:shd w:val="clear" w:color="auto" w:fill="EFF6FF"/>
+            <w:tcMar>
+              <w:top w:w="80" w:type="dxa"/>
+              <w:left w:w="120" w:type="dxa"/>
+              <w:bottom w:w="80" w:type="dxa"/>
+              <w:right w:w="120" w:type="dxa"/>
+            </w:tcMar>
+          </w:tcPr>
+          <w:p>
+            <w:pPr>
               <w:rPr>
                 <w:b/>
                 <w:bCs/>
@@ -2334,59 +1940,8 @@
                 <w:sz w:val="20"/>
                 <w:szCs w:val="20"/>
               </w:rPr>
-              <w:t>Dispositivos</w:t>
-            </w:r>
-          </w:p>
-        </w:tc>
-        <w:tc>
-          <w:tcPr>
-            <w:tcW w:w="6360" w:type="dxa"/>
-            <w:tcBorders>
-              <w:top w:val="single" w:sz="1" w:space="0" w:color="D1D5DB"/>
-              <w:left w:val="single" w:sz="1" w:space="0" w:color="D1D5DB"/>
-              <w:bottom w:val="single" w:sz="1" w:space="0" w:color="D1D5DB"/>
-              <w:right w:val="single" w:sz="1" w:space="0" w:color="D1D5DB"/>
-            </w:tcBorders>
-            <w:shd w:val="clear" w:color="auto" w:fill="FFFFFF" w:themeFill="background1"/>
-            <w:tcMar>
-              <w:top w:w="80" w:type="dxa"/>
-              <w:left w:w="120" w:type="dxa"/>
-              <w:bottom w:w="80" w:type="dxa"/>
-              <w:right w:w="120" w:type="dxa"/>
-            </w:tcMar>
-          </w:tcPr>
-          <w:p>
-            <w:r>
-              <w:rPr>
-                <w:color w:val="374151"/>
-                <w:sz w:val="20"/>
-                <w:szCs w:val="20"/>
-              </w:rPr>
-              <w:t>Smartphones iOS e Android</w:t>
-            </w:r>
-          </w:p>
-        </w:tc>
-      </w:tr>
-      <w:tr>
-        <w:tc>
-          <w:tcPr>
-            <w:tcW w:w="3000" w:type="dxa"/>
-            <w:tcBorders>
-              <w:top w:val="single" w:sz="1" w:space="0" w:color="D1D5DB"/>
-              <w:left w:val="single" w:sz="1" w:space="0" w:color="D1D5DB"/>
-              <w:bottom w:val="single" w:sz="1" w:space="0" w:color="D1D5DB"/>
-              <w:right w:val="single" w:sz="1" w:space="0" w:color="D1D5DB"/>
-            </w:tcBorders>
-            <w:shd w:val="clear" w:color="auto" w:fill="EFF6FF"/>
-            <w:tcMar>
-              <w:top w:w="80" w:type="dxa"/>
-              <w:left w:w="120" w:type="dxa"/>
-              <w:bottom w:w="80" w:type="dxa"/>
-              <w:right w:w="120" w:type="dxa"/>
-            </w:tcMar>
-          </w:tcPr>
-          <w:p>
-            <w:pPr>
+            </w:pPr>
+            <w:r>
               <w:rPr>
                 <w:b/>
                 <w:bCs/>
@@ -2394,36 +1949,7 @@
                 <w:sz w:val="20"/>
                 <w:szCs w:val="20"/>
               </w:rPr>
-            </w:pPr>
-            <w:r>
-              <w:rPr>
-                <w:b/>
-                <w:bCs/>
-                <w:color w:val="1E3A5F"/>
-                <w:sz w:val="20"/>
-                <w:szCs w:val="20"/>
-              </w:rPr>
-              <w:t>Nível</w:t>
-            </w:r>
-            <w:r>
-              <w:rPr>
-                <w:b/>
-                <w:bCs/>
-                <w:color w:val="1E3A5F"/>
-                <w:sz w:val="20"/>
-                <w:szCs w:val="20"/>
-              </w:rPr>
-              <w:t xml:space="preserve"> </w:t>
-            </w:r>
-            <w:r>
-              <w:rPr>
-                <w:b/>
-                <w:bCs/>
-                <w:color w:val="1E3A5F"/>
-                <w:sz w:val="20"/>
-                <w:szCs w:val="20"/>
-              </w:rPr>
-              <w:t>Técnico</w:t>
+              <w:t xml:space="preserve">Nível Técnico</w:t>
             </w:r>
           </w:p>
         </w:tc>
@@ -2458,39 +1984,7 @@
                 <w:sz w:val="20"/>
                 <w:szCs w:val="20"/>
               </w:rPr>
-              <w:t>Usuário</w:t>
-            </w:r>
-            <w:r>
-              <w:rPr>
-                <w:color w:val="374151"/>
-                <w:sz w:val="20"/>
-                <w:szCs w:val="20"/>
-              </w:rPr>
-              <w:t xml:space="preserve"> comum — sem necessidade de </w:t>
-            </w:r>
-            <w:r>
-              <w:rPr>
-                <w:color w:val="374151"/>
-                <w:sz w:val="20"/>
-                <w:szCs w:val="20"/>
-              </w:rPr>
-              <w:t>configurações</w:t>
-            </w:r>
-            <w:r>
-              <w:rPr>
-                <w:color w:val="374151"/>
-                <w:sz w:val="20"/>
-                <w:szCs w:val="20"/>
-              </w:rPr>
-              <w:t xml:space="preserve"> </w:t>
-            </w:r>
-            <w:r>
-              <w:rPr>
-                <w:color w:val="374151"/>
-                <w:sz w:val="20"/>
-                <w:szCs w:val="20"/>
-              </w:rPr>
-              <w:t>avançadas</w:t>
+              <w:t xml:space="preserve">Usuário comum — sem necessidade de configurações avançadas</w:t>
             </w:r>
           </w:p>
         </w:tc>
@@ -2517,13 +2011,7 @@
         <w:pStyle w:val="heading20"/>
       </w:pPr>
       <w:r>
-        <w:t xml:space="preserve">6.1 </w:t>
-      </w:r>
-      <w:r>
-        <w:t>Autenticação</w:t>
-      </w:r>
-      <w:r>
-        <w:t xml:space="preserve"> (Semestre 1)</w:t>
+        <w:t xml:space="preserve">6.1 Autenticação</w:t>
       </w:r>
     </w:p>
     <w:p>
@@ -2542,7 +2030,7 @@
         <w:rPr>
           <w:color w:val="374151"/>
         </w:rPr>
-        <w:t>Login com Google OAuth via Supabase</w:t>
+        <w:t xml:space="preserve">Login com Google OAuth, validado pela TaskFlow API (JWT próprio)</w:t>
       </w:r>
     </w:p>
     <w:p>
@@ -2561,31 +2049,7 @@
         <w:rPr>
           <w:color w:val="374151"/>
         </w:rPr>
-        <w:t xml:space="preserve">Login com Apple OAuth via Supabase — </w:t>
-      </w:r>
-      <w:r>
-        <w:rPr>
-          <w:color w:val="374151"/>
-        </w:rPr>
-        <w:t>obrigatório</w:t>
-      </w:r>
-      <w:r>
-        <w:rPr>
-          <w:color w:val="374151"/>
-        </w:rPr>
-        <w:t xml:space="preserve"> para </w:t>
-      </w:r>
-      <w:r>
-        <w:rPr>
-          <w:color w:val="374151"/>
-        </w:rPr>
-        <w:t>publicação</w:t>
-      </w:r>
-      <w:r>
-        <w:rPr>
-          <w:color w:val="374151"/>
-        </w:rPr>
-        <w:t xml:space="preserve"> na App Store</w:t>
+        <w:t xml:space="preserve">Login com Apple OAuth — obrigatório para publicação na App Store</w:t>
       </w:r>
     </w:p>
     <w:p>
@@ -2604,31 +2068,7 @@
         <w:rPr>
           <w:color w:val="374151"/>
         </w:rPr>
-        <w:t>Sess</w:t>
-      </w:r>
-      <w:r>
-        <w:rPr>
-          <w:color w:val="374151"/>
-        </w:rPr>
-        <w:t>ã</w:t>
-      </w:r>
-      <w:r>
-        <w:rPr>
-          <w:color w:val="374151"/>
-        </w:rPr>
-        <w:t xml:space="preserve">o persistente — </w:t>
-      </w:r>
-      <w:r>
-        <w:rPr>
-          <w:color w:val="374151"/>
-        </w:rPr>
-        <w:t>usuário</w:t>
-      </w:r>
-      <w:r>
-        <w:rPr>
-          <w:color w:val="374151"/>
-        </w:rPr>
-        <w:t xml:space="preserve"> continua logado ao reabrir o app</w:t>
+        <w:t xml:space="preserve">Sessão persistente — usuário continua logado ao reabrir o app</w:t>
       </w:r>
     </w:p>
     <w:p>
@@ -2647,7 +2087,7 @@
         <w:rPr>
           <w:color w:val="374151"/>
         </w:rPr>
-        <w:t>Logout com limpeza de dados locais</w:t>
+        <w:t xml:space="preserve">Logout pelo Perfil, com limpeza de dados locais</w:t>
       </w:r>
     </w:p>
     <w:p>
@@ -2660,7 +2100,7 @@
         <w:pStyle w:val="heading20"/>
       </w:pPr>
       <w:r>
-        <w:t>6.2 CRUD de Tarefas (Semestre 1)</w:t>
+        <w:t xml:space="preserve">6.2 CRUD de Tarefas</w:t>
       </w:r>
     </w:p>
     <w:p>
@@ -2679,31 +2119,7 @@
         <w:rPr>
           <w:color w:val="374151"/>
         </w:rPr>
-        <w:t xml:space="preserve">Criar tarefa com </w:t>
-      </w:r>
-      <w:r>
-        <w:rPr>
-          <w:color w:val="374151"/>
-        </w:rPr>
-        <w:t>título</w:t>
-      </w:r>
-      <w:r>
-        <w:rPr>
-          <w:color w:val="374151"/>
-        </w:rPr>
-        <w:t>, descri</w:t>
-      </w:r>
-      <w:r>
-        <w:rPr>
-          <w:color w:val="374151"/>
-        </w:rPr>
-        <w:t>çã</w:t>
-      </w:r>
-      <w:r>
-        <w:rPr>
-          <w:color w:val="374151"/>
-        </w:rPr>
-        <w:t>o, prioridade e estimativa de Pomodoros</w:t>
+        <w:t xml:space="preserve">Criar tarefa com título, descrição, prioridade, estimativa de Pomodoros e prazo opcional (data e hora)</w:t>
       </w:r>
     </w:p>
     <w:p>
@@ -2741,13 +2157,7 @@
         <w:rPr>
           <w:color w:val="374151"/>
         </w:rPr>
-        <w:t xml:space="preserve">Excluir tarefa com </w:t>
-      </w:r>
-      <w:r>
-        <w:rPr>
-          <w:color w:val="374151"/>
-        </w:rPr>
-        <w:t>confirmação</w:t>
+        <w:t xml:space="preserve">Excluir tarefa com confirmação</w:t>
       </w:r>
     </w:p>
     <w:p>
@@ -2785,13 +2195,7 @@
         <w:rPr>
           <w:color w:val="374151"/>
         </w:rPr>
-        <w:t xml:space="preserve">Marcar tarefa como </w:t>
-      </w:r>
-      <w:r>
-        <w:rPr>
-          <w:color w:val="374151"/>
-        </w:rPr>
-        <w:t>concluída</w:t>
+        <w:t xml:space="preserve">Separar as tarefas nas seções Hoje e Amanhã conforme o prazo</w:t>
       </w:r>
     </w:p>
     <w:p>
@@ -2810,26 +2214,7 @@
         <w:rPr>
           <w:color w:val="374151"/>
         </w:rPr>
-        <w:t>Sincronizar com Supabase ao conectar a internet</w:t>
-      </w:r>
-    </w:p>
-    <w:p>
-      <w:pPr>
-        <w:spacing w:before="100"/>
-      </w:pPr>
-    </w:p>
-    <w:p>
-      <w:pPr>
-        <w:pStyle w:val="heading20"/>
-      </w:pPr>
-      <w:r>
-        <w:t xml:space="preserve">6.3 CRUD de </w:t>
-      </w:r>
-      <w:r>
-        <w:t>Sessões</w:t>
-      </w:r>
-      <w:r>
-        <w:t xml:space="preserve"> Pomodoro (Semestre 1)</w:t>
+        <w:t xml:space="preserve">Marcar tarefa como concluída ou reabri-la</w:t>
       </w:r>
     </w:p>
     <w:p>
@@ -2848,19 +2233,20 @@
         <w:rPr>
           <w:color w:val="374151"/>
         </w:rPr>
-        <w:t xml:space="preserve">Iniciar </w:t>
+        <w:t xml:space="preserve">Sincronizar com a TaskFlow API ao conectar à internet</w:t>
       </w:r>
+    </w:p>
+    <w:p>
+      <w:pPr>
+        <w:spacing w:before="100"/>
+      </w:pPr>
+    </w:p>
+    <w:p>
+      <w:pPr>
+        <w:pStyle w:val="heading20"/>
+      </w:pPr>
       <w:r>
-        <w:rPr>
-          <w:color w:val="374151"/>
-        </w:rPr>
-        <w:t>sessão</w:t>
-      </w:r>
-      <w:r>
-        <w:rPr>
-          <w:color w:val="374151"/>
-        </w:rPr>
-        <w:t xml:space="preserve"> de foco (25 min) vinculada a uma tarefa</w:t>
+        <w:t xml:space="preserve">6.3 CRUD de Sessões Pomodoro</w:t>
       </w:r>
     </w:p>
     <w:p>
@@ -2879,13 +2265,7 @@
         <w:rPr>
           <w:color w:val="374151"/>
         </w:rPr>
-        <w:t xml:space="preserve">Pausar e retomar </w:t>
-      </w:r>
-      <w:r>
-        <w:rPr>
-          <w:color w:val="374151"/>
-        </w:rPr>
-        <w:t>sessão</w:t>
+        <w:t xml:space="preserve">Iniciar sessão de foco (25 min) vinculada a uma tarefa</w:t>
       </w:r>
     </w:p>
     <w:p>
@@ -2904,43 +2284,7 @@
         <w:rPr>
           <w:color w:val="374151"/>
         </w:rPr>
-        <w:t xml:space="preserve">Registrar </w:t>
-      </w:r>
-      <w:r>
-        <w:rPr>
-          <w:color w:val="374151"/>
-        </w:rPr>
-        <w:t>sessão</w:t>
-      </w:r>
-      <w:r>
-        <w:rPr>
-          <w:color w:val="374151"/>
-        </w:rPr>
-        <w:t xml:space="preserve"> ao concluir (</w:t>
-      </w:r>
-      <w:r>
-        <w:rPr>
-          <w:color w:val="374151"/>
-        </w:rPr>
-        <w:t>início</w:t>
-      </w:r>
-      <w:r>
-        <w:rPr>
-          <w:color w:val="374151"/>
-        </w:rPr>
-        <w:t>, fim, dura</w:t>
-      </w:r>
-      <w:r>
-        <w:rPr>
-          <w:color w:val="374151"/>
-        </w:rPr>
-        <w:t>çã</w:t>
-      </w:r>
-      <w:r>
-        <w:rPr>
-          <w:color w:val="374151"/>
-        </w:rPr>
-        <w:t>o, tipo)</w:t>
+        <w:t xml:space="preserve">Pausar e retomar sessão</w:t>
       </w:r>
     </w:p>
     <w:p>
@@ -2959,31 +2303,7 @@
         <w:rPr>
           <w:color w:val="374151"/>
         </w:rPr>
-        <w:t xml:space="preserve">Listar </w:t>
-      </w:r>
-      <w:r>
-        <w:rPr>
-          <w:color w:val="374151"/>
-        </w:rPr>
-        <w:t>histórico</w:t>
-      </w:r>
-      <w:r>
-        <w:rPr>
-          <w:color w:val="374151"/>
-        </w:rPr>
-        <w:t xml:space="preserve"> de </w:t>
-      </w:r>
-      <w:r>
-        <w:rPr>
-          <w:color w:val="374151"/>
-        </w:rPr>
-        <w:t>sessões</w:t>
-      </w:r>
-      <w:r>
-        <w:rPr>
-          <w:color w:val="374151"/>
-        </w:rPr>
-        <w:t xml:space="preserve"> por tarefa</w:t>
+        <w:t xml:space="preserve">Registrar sessão ao concluir (início, fim, duração, tipo)</w:t>
       </w:r>
     </w:p>
     <w:p>
@@ -3002,19 +2322,7 @@
         <w:rPr>
           <w:color w:val="374151"/>
         </w:rPr>
-        <w:t xml:space="preserve">Cancelar </w:t>
-      </w:r>
-      <w:r>
-        <w:rPr>
-          <w:color w:val="374151"/>
-        </w:rPr>
-        <w:t>sessão</w:t>
-      </w:r>
-      <w:r>
-        <w:rPr>
-          <w:color w:val="374151"/>
-        </w:rPr>
-        <w:t xml:space="preserve"> em andamento</w:t>
+        <w:t xml:space="preserve">Listar histórico de sessões por tarefa</w:t>
       </w:r>
     </w:p>
     <w:p>
@@ -3033,54 +2341,7 @@
         <w:rPr>
           <w:color w:val="374151"/>
         </w:rPr>
-        <w:t xml:space="preserve">Sincronizar </w:t>
-      </w:r>
-      <w:r>
-        <w:rPr>
-          <w:color w:val="374151"/>
-        </w:rPr>
-        <w:t>sessões</w:t>
-      </w:r>
-      <w:r>
-        <w:rPr>
-          <w:color w:val="374151"/>
-        </w:rPr>
-        <w:t xml:space="preserve"> com Supabase</w:t>
-      </w:r>
-    </w:p>
-    <w:p>
-      <w:pPr>
-        <w:spacing w:before="100"/>
-      </w:pPr>
-    </w:p>
-    <w:p>
-      <w:pPr>
-        <w:spacing w:before="100"/>
-      </w:pPr>
-    </w:p>
-    <w:p>
-      <w:pPr>
-        <w:pStyle w:val="heading20"/>
-      </w:pPr>
-      <w:r>
-        <w:lastRenderedPageBreak/>
-        <w:t>6.4 Timer Pomodoro (Semestre 1)</w:t>
-      </w:r>
-    </w:p>
-    <w:p>
-      <w:pPr>
-        <w:pStyle w:val="PargrafodaLista"/>
-        <w:numPr>
-          <w:ilvl w:val="0"/>
-          <w:numId w:val="2"/>
-        </w:numPr>
-        <w:spacing w:before="60" w:after="60"/>
-      </w:pPr>
-      <w:r>
-        <w:rPr>
-          <w:color w:val="374151"/>
-        </w:rPr>
-        <w:t>Countdown de 25 minutos de foco e 5 minutos de pausa</w:t>
+        <w:t xml:space="preserve">Cancelar sessão em andamento</w:t>
       </w:r>
     </w:p>
     <w:p>
@@ -3099,19 +2360,42 @@
         <w:rPr>
           <w:color w:val="374151"/>
         </w:rPr>
-        <w:t>Notificação</w:t>
+        <w:t xml:space="preserve">Sincronizar sessões com a TaskFlow API</w:t>
       </w:r>
+    </w:p>
+    <w:p>
+      <w:pPr>
+        <w:spacing w:before="100"/>
+      </w:pPr>
+    </w:p>
+    <w:p>
+      <w:pPr>
+        <w:spacing w:before="100"/>
+      </w:pPr>
+    </w:p>
+    <w:p>
+      <w:pPr>
+        <w:pStyle w:val="heading20"/>
+      </w:pPr>
+      <w:r>
+        <w:lastRenderedPageBreak/>
+        <w:t xml:space="preserve">6.4 Timer Pomodoro</w:t>
+      </w:r>
+    </w:p>
+    <w:p>
+      <w:pPr>
+        <w:pStyle w:val="PargrafodaLista"/>
+        <w:numPr>
+          <w:ilvl w:val="0"/>
+          <w:numId w:val="2"/>
+        </w:numPr>
+        <w:spacing w:before="60" w:after="60"/>
+      </w:pPr>
       <w:r>
         <w:rPr>
           <w:color w:val="374151"/>
         </w:rPr>
-        <w:t xml:space="preserve"> nativa ao fim de cada </w:t>
-      </w:r>
-      <w:r>
-        <w:rPr>
-          <w:color w:val="374151"/>
-        </w:rPr>
-        <w:t>sessão</w:t>
+        <w:t>Countdown de 25 minutos de foco e 5 minutos de pausa</w:t>
       </w:r>
     </w:p>
     <w:p>
@@ -3130,7 +2414,7 @@
         <w:rPr>
           <w:color w:val="374151"/>
         </w:rPr>
-        <w:t>Contador de Pomodoros completados por tarefa</w:t>
+        <w:t xml:space="preserve">Notificação nativa ao fim de cada sessão</w:t>
       </w:r>
     </w:p>
     <w:p>
@@ -3149,44 +2433,7 @@
         <w:rPr>
           <w:color w:val="374151"/>
         </w:rPr>
-        <w:t xml:space="preserve">Funciona em background com timestamp de </w:t>
-      </w:r>
-      <w:r>
-        <w:rPr>
-          <w:color w:val="374151"/>
-        </w:rPr>
-        <w:t>início</w:t>
-      </w:r>
-      <w:r>
-        <w:rPr>
-          <w:color w:val="374151"/>
-        </w:rPr>
-        <w:t xml:space="preserve"> salvo</w:t>
-      </w:r>
-    </w:p>
-    <w:p>
-      <w:pPr>
-        <w:spacing w:before="100"/>
-      </w:pPr>
-    </w:p>
-    <w:p>
-      <w:pPr>
-        <w:pStyle w:val="heading20"/>
-      </w:pPr>
-      <w:r>
-        <w:t xml:space="preserve">6.5 </w:t>
-      </w:r>
-      <w:r>
-        <w:t>Histórico</w:t>
-      </w:r>
-      <w:r>
-        <w:t xml:space="preserve"> e </w:t>
-      </w:r>
-      <w:r>
-        <w:t>Estatísticas</w:t>
-      </w:r>
-      <w:r>
-        <w:t xml:space="preserve"> (Semestre 2)</w:t>
+        <w:t>Contador de Pomodoros completados por tarefa</w:t>
       </w:r>
     </w:p>
     <w:p>
@@ -3205,25 +2452,7 @@
         <w:rPr>
           <w:color w:val="374151"/>
         </w:rPr>
-        <w:t>Histórico</w:t>
-      </w:r>
-      <w:r>
-        <w:rPr>
-          <w:color w:val="374151"/>
-        </w:rPr>
-        <w:t xml:space="preserve"> de tarefas conclu</w:t>
-      </w:r>
-      <w:r>
-        <w:rPr>
-          <w:color w:val="374151"/>
-        </w:rPr>
-        <w:t>í</w:t>
-      </w:r>
-      <w:r>
-        <w:rPr>
-          <w:color w:val="374151"/>
-        </w:rPr>
-        <w:t>das agrupadas por data</w:t>
+        <w:t xml:space="preserve">Funciona em background com timestamp de início salvo</w:t>
       </w:r>
     </w:p>
     <w:p>
@@ -3242,7 +2471,7 @@
         <w:rPr>
           <w:color w:val="374151"/>
         </w:rPr>
-        <w:t>Total de Pomodoros realizados na semana</w:t>
+        <w:t xml:space="preserve">Adicionar +15 min à sessão em andamento e pular para a próxima fase</w:t>
       </w:r>
     </w:p>
     <w:p>
@@ -3261,19 +2490,20 @@
         <w:rPr>
           <w:color w:val="374151"/>
         </w:rPr>
-        <w:t>Gr</w:t>
+        <w:t xml:space="preserve">Remover a tarefa vinculada e encerrar o timer</w:t>
       </w:r>
+    </w:p>
+    <w:p>
+      <w:pPr>
+        <w:spacing w:before="100"/>
+      </w:pPr>
+    </w:p>
+    <w:p>
+      <w:pPr>
+        <w:pStyle w:val="heading20"/>
+      </w:pPr>
       <w:r>
-        <w:rPr>
-          <w:color w:val="374151"/>
-        </w:rPr>
-        <w:t>á</w:t>
-      </w:r>
-      <w:r>
-        <w:rPr>
-          <w:color w:val="374151"/>
-        </w:rPr>
-        <w:t>fico de produtividade semanal (Victory Native)</w:t>
+        <w:t xml:space="preserve">6.5 Histórico e Estatísticas</w:t>
       </w:r>
     </w:p>
     <w:p>
@@ -3292,32 +2522,7 @@
         <w:rPr>
           <w:color w:val="374151"/>
         </w:rPr>
-        <w:t>Resumo di</w:t>
-      </w:r>
-      <w:r>
-        <w:rPr>
-          <w:color w:val="374151"/>
-        </w:rPr>
-        <w:t>á</w:t>
-      </w:r>
-      <w:r>
-        <w:rPr>
-          <w:color w:val="374151"/>
-        </w:rPr>
-        <w:t>rio ao final do dia</w:t>
-      </w:r>
-    </w:p>
-    <w:p>
-      <w:pPr>
-        <w:spacing w:before="100"/>
-      </w:pPr>
-    </w:p>
-    <w:p>
-      <w:pPr>
-        <w:pStyle w:val="heading20"/>
-      </w:pPr>
-      <w:r>
-        <w:t>6.6 Funcionalidades Futuras (Semestre 2)</w:t>
+        <w:t xml:space="preserve">Histórico de sessões e tarefas concluídas agrupadas por data</w:t>
       </w:r>
     </w:p>
     <w:p>
@@ -3336,7 +2541,7 @@
         <w:rPr>
           <w:color w:val="374151"/>
         </w:rPr>
-        <w:t>Temas claro e escuro</w:t>
+        <w:t>Total de Pomodoros realizados na semana</w:t>
       </w:r>
     </w:p>
     <w:p>
@@ -3355,25 +2560,7 @@
         <w:rPr>
           <w:color w:val="374151"/>
         </w:rPr>
-        <w:t>Exportação</w:t>
-      </w:r>
-      <w:r>
-        <w:rPr>
-          <w:color w:val="374151"/>
-        </w:rPr>
-        <w:t xml:space="preserve"> de </w:t>
-      </w:r>
-      <w:r>
-        <w:rPr>
-          <w:color w:val="374151"/>
-        </w:rPr>
-        <w:t>relatórios</w:t>
-      </w:r>
-      <w:r>
-        <w:rPr>
-          <w:color w:val="374151"/>
-        </w:rPr>
-        <w:t xml:space="preserve"> em PDF</w:t>
+        <w:t>Gráfico de produtividade semanal (Victory Native)</w:t>
       </w:r>
     </w:p>
     <w:p>
@@ -3392,37 +2579,20 @@
         <w:rPr>
           <w:color w:val="374151"/>
         </w:rPr>
-        <w:t>Configurações</w:t>
+        <w:t>Resumo diário ao final do dia</w:t>
       </w:r>
+    </w:p>
+    <w:p>
+      <w:pPr>
+        <w:spacing w:before="100"/>
+      </w:pPr>
+    </w:p>
+    <w:p>
+      <w:pPr>
+        <w:pStyle w:val="heading20"/>
+      </w:pPr>
       <w:r>
-        <w:rPr>
-          <w:color w:val="374151"/>
-        </w:rPr>
-        <w:t xml:space="preserve"> </w:t>
-      </w:r>
-      <w:r>
-        <w:rPr>
-          <w:color w:val="374151"/>
-        </w:rPr>
-        <w:t>avançadas</w:t>
-      </w:r>
-      <w:r>
-        <w:rPr>
-          <w:color w:val="374151"/>
-        </w:rPr>
-        <w:t xml:space="preserve"> de </w:t>
-      </w:r>
-      <w:r>
-        <w:rPr>
-          <w:color w:val="374151"/>
-        </w:rPr>
-        <w:t>duração</w:t>
-      </w:r>
-      <w:r>
-        <w:rPr>
-          <w:color w:val="374151"/>
-        </w:rPr>
-        <w:t xml:space="preserve"> do Pomodoro</w:t>
+        <w:t xml:space="preserve">6.6 Perfil e Configurações</w:t>
       </w:r>
     </w:p>
     <w:p>
@@ -3441,25 +2611,83 @@
         <w:rPr>
           <w:color w:val="374151"/>
         </w:rPr>
-        <w:t xml:space="preserve">Sons e </w:t>
+        <w:t xml:space="preserve">Perfil com nome, avatar, Pomodoros do dia, tarefas concluídas e status da sincronização</w:t>
       </w:r>
+    </w:p>
+    <w:p>
+      <w:pPr>
+        <w:pStyle w:val="PargrafodaLista"/>
+        <w:numPr>
+          <w:ilvl w:val="0"/>
+          <w:numId w:val="2"/>
+        </w:numPr>
+        <w:spacing w:before="60" w:after="60"/>
+        <w:rPr>
+          <w:color w:val="374151"/>
+        </w:rPr>
+      </w:pPr>
       <w:r>
         <w:rPr>
           <w:color w:val="374151"/>
         </w:rPr>
-        <w:t>vibração</w:t>
+        <w:t>Temas claro e escuro</w:t>
       </w:r>
+    </w:p>
+    <w:p>
+      <w:pPr>
+        <w:pStyle w:val="PargrafodaLista"/>
+        <w:numPr>
+          <w:ilvl w:val="0"/>
+          <w:numId w:val="2"/>
+        </w:numPr>
+        <w:spacing w:before="60" w:after="60"/>
+        <w:rPr>
+          <w:color w:val="374151"/>
+        </w:rPr>
+      </w:pPr>
       <w:r>
         <w:rPr>
           <w:color w:val="374151"/>
         </w:rPr>
-        <w:t xml:space="preserve"> </w:t>
+        <w:t xml:space="preserve">Exportação de relatórios em PDF</w:t>
       </w:r>
+    </w:p>
+    <w:p>
+      <w:pPr>
+        <w:pStyle w:val="PargrafodaLista"/>
+        <w:numPr>
+          <w:ilvl w:val="0"/>
+          <w:numId w:val="2"/>
+        </w:numPr>
+        <w:spacing w:before="60" w:after="60"/>
+        <w:rPr>
+          <w:color w:val="374151"/>
+        </w:rPr>
+      </w:pPr>
       <w:r>
         <w:rPr>
           <w:color w:val="374151"/>
         </w:rPr>
-        <w:t>personalizáveis</w:t>
+        <w:t xml:space="preserve">Configuração da duração do foco e da pausa</w:t>
+      </w:r>
+    </w:p>
+    <w:p>
+      <w:pPr>
+        <w:pStyle w:val="PargrafodaLista"/>
+        <w:numPr>
+          <w:ilvl w:val="0"/>
+          <w:numId w:val="2"/>
+        </w:numPr>
+        <w:spacing w:before="60" w:after="60"/>
+        <w:rPr>
+          <w:color w:val="374151"/>
+        </w:rPr>
+      </w:pPr>
+      <w:r>
+        <w:rPr>
+          <w:color w:val="374151"/>
+        </w:rPr>
+        <w:t xml:space="preserve">Sons e vibração personalizáveis</w:t>
       </w:r>
     </w:p>
     <w:p>
@@ -3527,7 +2755,7 @@
                 <w:sz w:val="20"/>
                 <w:szCs w:val="20"/>
               </w:rPr>
-              <w:t>Tela</w:t>
+              <w:t xml:space="preserve">Tela</w:t>
             </w:r>
           </w:p>
         </w:tc>
@@ -3566,7 +2794,7 @@
                 <w:sz w:val="20"/>
                 <w:szCs w:val="20"/>
               </w:rPr>
-              <w:t>Descrição</w:t>
+              <w:t xml:space="preserve">Descrição</w:t>
             </w:r>
           </w:p>
         </w:tc>
@@ -3605,7 +2833,7 @@
                 <w:sz w:val="20"/>
                 <w:szCs w:val="20"/>
               </w:rPr>
-              <w:t>Semestre</w:t>
+              <w:t xml:space="preserve">Status</w:t>
             </w:r>
           </w:p>
         </w:tc>
@@ -3635,7 +2863,7 @@
                 <w:sz w:val="20"/>
                 <w:szCs w:val="20"/>
               </w:rPr>
-              <w:t>Home</w:t>
+              <w:t xml:space="preserve">Login</w:t>
             </w:r>
           </w:p>
         </w:tc>
@@ -3670,7 +2898,7 @@
                 <w:sz w:val="20"/>
                 <w:szCs w:val="20"/>
               </w:rPr>
-              <w:t>Lista de tarefas do dia com status e progresso</w:t>
+              <w:t xml:space="preserve">Continuar com Google ou Apple (sem login por email)</w:t>
             </w:r>
           </w:p>
         </w:tc>
@@ -3698,7 +2926,7 @@
                 <w:sz w:val="20"/>
                 <w:szCs w:val="20"/>
               </w:rPr>
-              <w:t>1</w:t>
+              <w:t xml:space="preserve">Falta</w:t>
             </w:r>
           </w:p>
         </w:tc>
@@ -3728,7 +2956,7 @@
                 <w:sz w:val="20"/>
                 <w:szCs w:val="20"/>
               </w:rPr>
-              <w:t>Login</w:t>
+              <w:t xml:space="preserve">Tarefas de Hoje (Home)</w:t>
             </w:r>
           </w:p>
         </w:tc>
@@ -3756,15 +2984,7 @@
                 <w:sz w:val="20"/>
                 <w:szCs w:val="20"/>
               </w:rPr>
-              <w:t>Autenticação</w:t>
-            </w:r>
-            <w:r>
-              <w:rPr>
-                <w:color w:val="374151"/>
-                <w:sz w:val="20"/>
-                <w:szCs w:val="20"/>
-              </w:rPr>
-              <w:t xml:space="preserve"> com Google e Apple</w:t>
+              <w:t xml:space="preserve">Tarefas de hoje e amanhã, filtros, resumo de foco</w:t>
             </w:r>
           </w:p>
         </w:tc>
@@ -3792,7 +3012,7 @@
                 <w:sz w:val="20"/>
                 <w:szCs w:val="20"/>
               </w:rPr>
-              <w:t>1</w:t>
+              <w:t xml:space="preserve">Parcial</w:t>
             </w:r>
           </w:p>
         </w:tc>
@@ -3816,20 +3036,13 @@
             </w:tcMar>
           </w:tcPr>
           <w:p>
-            <w:pPr>
-              <w:rPr>
-                <w:color w:val="374151"/>
-                <w:sz w:val="20"/>
-                <w:szCs w:val="20"/>
-              </w:rPr>
-            </w:pPr>
-            <w:r>
-              <w:rPr>
-                <w:color w:val="374151"/>
-                <w:sz w:val="20"/>
-                <w:szCs w:val="20"/>
-              </w:rPr>
-              <w:t>Nova Tarefa</w:t>
+            <w:r>
+              <w:rPr>
+                <w:color w:val="374151"/>
+                <w:sz w:val="20"/>
+                <w:szCs w:val="20"/>
+              </w:rPr>
+              <w:t xml:space="preserve">Nova Tarefa</w:t>
             </w:r>
           </w:p>
         </w:tc>
@@ -3864,15 +3077,7 @@
                 <w:sz w:val="20"/>
                 <w:szCs w:val="20"/>
               </w:rPr>
-              <w:t>Formulário</w:t>
-            </w:r>
-            <w:r>
-              <w:rPr>
-                <w:color w:val="374151"/>
-                <w:sz w:val="20"/>
-                <w:szCs w:val="20"/>
-              </w:rPr>
-              <w:t xml:space="preserve"> para criar ou editar tarefa</w:t>
+              <w:t xml:space="preserve">Formulário de criação (prazo, prioridade, tempo estimado)</w:t>
             </w:r>
           </w:p>
         </w:tc>
@@ -3900,7 +3105,7 @@
                 <w:sz w:val="20"/>
                 <w:szCs w:val="20"/>
               </w:rPr>
-              <w:t>1</w:t>
+              <w:t xml:space="preserve">Parcial</w:t>
             </w:r>
           </w:p>
         </w:tc>
@@ -3930,7 +3135,7 @@
                 <w:sz w:val="20"/>
                 <w:szCs w:val="20"/>
               </w:rPr>
-              <w:t>Timer</w:t>
+              <w:t xml:space="preserve">Editar Tarefa</w:t>
             </w:r>
           </w:p>
         </w:tc>
@@ -3952,20 +3157,13 @@
             </w:tcMar>
           </w:tcPr>
           <w:p>
-            <w:pPr>
-              <w:rPr>
-                <w:color w:val="374151"/>
-                <w:sz w:val="20"/>
-                <w:szCs w:val="20"/>
-              </w:rPr>
-            </w:pPr>
-            <w:r>
-              <w:rPr>
-                <w:color w:val="374151"/>
-                <w:sz w:val="20"/>
-                <w:szCs w:val="20"/>
-              </w:rPr>
-              <w:t>Countdown Pomodoro vinculado a tarefa ativa</w:t>
+            <w:r>
+              <w:rPr>
+                <w:color w:val="374151"/>
+                <w:sz w:val="20"/>
+                <w:szCs w:val="20"/>
+              </w:rPr>
+              <w:t xml:space="preserve">Mesmo formulário em modo edição</w:t>
             </w:r>
           </w:p>
         </w:tc>
@@ -3993,7 +3191,7 @@
                 <w:sz w:val="20"/>
                 <w:szCs w:val="20"/>
               </w:rPr>
-              <w:t>1</w:t>
+              <w:t xml:space="preserve">Falta</w:t>
             </w:r>
           </w:p>
         </w:tc>
@@ -4017,20 +3215,13 @@
             </w:tcMar>
           </w:tcPr>
           <w:p>
-            <w:pPr>
-              <w:rPr>
-                <w:color w:val="374151"/>
-                <w:sz w:val="20"/>
-                <w:szCs w:val="20"/>
-              </w:rPr>
-            </w:pPr>
-            <w:r>
-              <w:rPr>
-                <w:color w:val="374151"/>
-                <w:sz w:val="20"/>
-                <w:szCs w:val="20"/>
-              </w:rPr>
-              <w:t>Histórico</w:t>
+            <w:r>
+              <w:rPr>
+                <w:color w:val="374151"/>
+                <w:sz w:val="20"/>
+                <w:szCs w:val="20"/>
+              </w:rPr>
+              <w:t xml:space="preserve">Timer — Novo Pomodoro</w:t>
             </w:r>
           </w:p>
         </w:tc>
@@ -4052,37 +3243,20 @@
             </w:tcMar>
           </w:tcPr>
           <w:p>
-            <w:r>
-              <w:rPr>
-                <w:color w:val="374151"/>
-                <w:sz w:val="20"/>
-                <w:szCs w:val="20"/>
-              </w:rPr>
-              <w:t>Sessões</w:t>
-            </w:r>
-            <w:r>
-              <w:rPr>
-                <w:color w:val="374151"/>
-                <w:sz w:val="20"/>
-                <w:szCs w:val="20"/>
-              </w:rPr>
-              <w:t xml:space="preserve"> e tarefas </w:t>
-            </w:r>
-            <w:r>
-              <w:rPr>
-                <w:color w:val="374151"/>
-                <w:sz w:val="20"/>
-                <w:szCs w:val="20"/>
-              </w:rPr>
-              <w:t>concluídas</w:t>
-            </w:r>
-            <w:r>
-              <w:rPr>
-                <w:color w:val="374151"/>
-                <w:sz w:val="20"/>
-                <w:szCs w:val="20"/>
-              </w:rPr>
-              <w:t xml:space="preserve"> agrupadas por data</w:t>
+            <w:pPr>
+              <w:rPr>
+                <w:color w:val="374151"/>
+                <w:sz w:val="20"/>
+                <w:szCs w:val="20"/>
+              </w:rPr>
+            </w:pPr>
+            <w:r>
+              <w:rPr>
+                <w:color w:val="374151"/>
+                <w:sz w:val="20"/>
+                <w:szCs w:val="20"/>
+              </w:rPr>
+              <w:t xml:space="preserve">Ajuste de duração e seleção de tarefa</w:t>
             </w:r>
           </w:p>
         </w:tc>
@@ -4110,7 +3284,7 @@
                 <w:sz w:val="20"/>
                 <w:szCs w:val="20"/>
               </w:rPr>
-              <w:t>1</w:t>
+              <w:t xml:space="preserve">Parcial</w:t>
             </w:r>
           </w:p>
         </w:tc>
@@ -4134,20 +3308,13 @@
             </w:tcMar>
           </w:tcPr>
           <w:p>
-            <w:pPr>
-              <w:rPr>
-                <w:color w:val="374151"/>
-                <w:sz w:val="20"/>
-                <w:szCs w:val="20"/>
-              </w:rPr>
-            </w:pPr>
-            <w:r>
-              <w:rPr>
-                <w:color w:val="374151"/>
-                <w:sz w:val="20"/>
-                <w:szCs w:val="20"/>
-              </w:rPr>
-              <w:t>Estatisticas</w:t>
+            <w:r>
+              <w:rPr>
+                <w:color w:val="374151"/>
+                <w:sz w:val="20"/>
+                <w:szCs w:val="20"/>
+              </w:rPr>
+              <w:t xml:space="preserve">Timer — Pomodoro atual</w:t>
             </w:r>
           </w:p>
         </w:tc>
@@ -4169,28 +3336,13 @@
             </w:tcMar>
           </w:tcPr>
           <w:p>
-            <w:pPr>
-              <w:rPr>
-                <w:color w:val="374151"/>
-                <w:sz w:val="20"/>
-                <w:szCs w:val="20"/>
-              </w:rPr>
-            </w:pPr>
-            <w:r>
-              <w:rPr>
-                <w:color w:val="374151"/>
-                <w:sz w:val="20"/>
-                <w:szCs w:val="20"/>
-              </w:rPr>
-              <w:t>Gráficos</w:t>
-            </w:r>
-            <w:r>
-              <w:rPr>
-                <w:color w:val="374151"/>
-                <w:sz w:val="20"/>
-                <w:szCs w:val="20"/>
-              </w:rPr>
-              <w:t xml:space="preserve"> de produtividade semanal</w:t>
+            <w:r>
+              <w:rPr>
+                <w:color w:val="374151"/>
+                <w:sz w:val="20"/>
+                <w:szCs w:val="20"/>
+              </w:rPr>
+              <w:t xml:space="preserve">Pausar, +15 min, pular, pips, encerrar</w:t>
             </w:r>
           </w:p>
         </w:tc>
@@ -4218,7 +3370,7 @@
                 <w:sz w:val="20"/>
                 <w:szCs w:val="20"/>
               </w:rPr>
-              <w:t>2</w:t>
+              <w:t xml:space="preserve">Falta</w:t>
             </w:r>
           </w:p>
         </w:tc>
@@ -4242,20 +3394,13 @@
             </w:tcMar>
           </w:tcPr>
           <w:p>
-            <w:pPr>
-              <w:rPr>
-                <w:color w:val="374151"/>
-                <w:sz w:val="20"/>
-                <w:szCs w:val="20"/>
-              </w:rPr>
-            </w:pPr>
-            <w:r>
-              <w:rPr>
-                <w:color w:val="374151"/>
-                <w:sz w:val="20"/>
-                <w:szCs w:val="20"/>
-              </w:rPr>
-              <w:t>Configurações</w:t>
+            <w:r>
+              <w:rPr>
+                <w:color w:val="374151"/>
+                <w:sz w:val="20"/>
+                <w:szCs w:val="20"/>
+              </w:rPr>
+              <w:t xml:space="preserve">Perfil</w:t>
             </w:r>
           </w:p>
         </w:tc>
@@ -4290,39 +3435,7 @@
                 <w:sz w:val="20"/>
                 <w:szCs w:val="20"/>
               </w:rPr>
-              <w:t xml:space="preserve">Ajustar </w:t>
-            </w:r>
-            <w:r>
-              <w:rPr>
-                <w:color w:val="374151"/>
-                <w:sz w:val="20"/>
-                <w:szCs w:val="20"/>
-              </w:rPr>
-              <w:t>duração</w:t>
-            </w:r>
-            <w:r>
-              <w:rPr>
-                <w:color w:val="374151"/>
-                <w:sz w:val="20"/>
-                <w:szCs w:val="20"/>
-              </w:rPr>
-              <w:t xml:space="preserve"> do Pomodoro e prefer</w:t>
-            </w:r>
-            <w:r>
-              <w:rPr>
-                <w:color w:val="374151"/>
-                <w:sz w:val="20"/>
-                <w:szCs w:val="20"/>
-              </w:rPr>
-              <w:t>ê</w:t>
-            </w:r>
-            <w:r>
-              <w:rPr>
-                <w:color w:val="374151"/>
-                <w:sz w:val="20"/>
-                <w:szCs w:val="20"/>
-              </w:rPr>
-              <w:t>ncias</w:t>
+              <w:t xml:space="preserve">Conta, estatísticas do dia, sync, configurações e logout</w:t>
             </w:r>
           </w:p>
         </w:tc>
@@ -4350,7 +3463,186 @@
                 <w:sz w:val="20"/>
                 <w:szCs w:val="20"/>
               </w:rPr>
-              <w:t>2</w:t>
+              <w:t xml:space="preserve">Falta</w:t>
+            </w:r>
+          </w:p>
+        </w:tc>
+      </w:tr>
+      <w:tr>
+        <w:tc>
+          <w:tcPr>
+            <w:tcW w:w="4000" w:type="dxa"/>
+            <w:tcBorders>
+              <w:top w:val="single" w:sz="1" w:space="0" w:color="D1D5DB"/>
+              <w:left w:val="single" w:sz="1" w:space="0" w:color="D1D5DB"/>
+              <w:bottom w:val="single" w:sz="1" w:space="0" w:color="D1D5DB"/>
+              <w:right w:val="single" w:sz="1" w:space="0" w:color="D1D5DB"/>
+            </w:tcBorders>
+            <w:shd w:val="clear" w:color="auto" w:fill="F3F4F6"/>
+            <w:tcMar>
+              <w:top w:w="80" w:type="dxa"/>
+              <w:left w:w="120" w:type="dxa"/>
+              <w:bottom w:w="80" w:type="dxa"/>
+              <w:right w:w="120" w:type="dxa"/>
+            </w:tcMar>
+          </w:tcPr>
+          <w:p>
+            <w:r>
+              <w:rPr>
+                <w:color w:val="374151"/>
+                <w:sz w:val="20"/>
+                <w:szCs w:val="20"/>
+              </w:rPr>
+              <w:t xml:space="preserve">Histórico</w:t>
+            </w:r>
+          </w:p>
+        </w:tc>
+        <w:tc>
+          <w:tcPr>
+            <w:tcW w:w="4160" w:type="dxa"/>
+            <w:tcBorders>
+              <w:top w:val="single" w:sz="1" w:space="0" w:color="D1D5DB"/>
+              <w:left w:val="single" w:sz="1" w:space="0" w:color="D1D5DB"/>
+              <w:bottom w:val="single" w:sz="1" w:space="0" w:color="D1D5DB"/>
+              <w:right w:val="single" w:sz="1" w:space="0" w:color="D1D5DB"/>
+            </w:tcBorders>
+            <w:shd w:val="clear" w:color="auto" w:fill="F3F4F6"/>
+            <w:tcMar>
+              <w:top w:w="80" w:type="dxa"/>
+              <w:left w:w="120" w:type="dxa"/>
+              <w:bottom w:w="80" w:type="dxa"/>
+              <w:right w:w="120" w:type="dxa"/>
+            </w:tcMar>
+          </w:tcPr>
+          <w:p>
+            <w:r>
+              <w:rPr>
+                <w:color w:val="374151"/>
+                <w:sz w:val="20"/>
+                <w:szCs w:val="20"/>
+              </w:rPr>
+              <w:t xml:space="preserve">Sessões e tarefas concluídas agrupadas por data</w:t>
+            </w:r>
+          </w:p>
+        </w:tc>
+        <w:tc>
+          <w:tcPr>
+            <w:tcW w:w="1200" w:type="dxa"/>
+            <w:tcBorders>
+              <w:top w:val="single" w:sz="1" w:space="0" w:color="D1D5DB"/>
+              <w:left w:val="single" w:sz="1" w:space="0" w:color="D1D5DB"/>
+              <w:bottom w:val="single" w:sz="1" w:space="0" w:color="D1D5DB"/>
+              <w:right w:val="single" w:sz="1" w:space="0" w:color="D1D5DB"/>
+            </w:tcBorders>
+            <w:shd w:val="clear" w:color="auto" w:fill="F3F4F6"/>
+            <w:tcMar>
+              <w:top w:w="80" w:type="dxa"/>
+              <w:left w:w="120" w:type="dxa"/>
+              <w:bottom w:w="80" w:type="dxa"/>
+              <w:right w:w="120" w:type="dxa"/>
+            </w:tcMar>
+          </w:tcPr>
+          <w:p>
+            <w:r>
+              <w:rPr>
+                <w:color w:val="374151"/>
+                <w:sz w:val="20"/>
+                <w:szCs w:val="20"/>
+              </w:rPr>
+              <w:t xml:space="preserve">Falta</w:t>
+            </w:r>
+          </w:p>
+        </w:tc>
+      </w:tr>
+      <w:tr>
+        <w:tc>
+          <w:tcPr>
+            <w:tcW w:w="4000" w:type="dxa"/>
+            <w:tcBorders>
+              <w:top w:val="single" w:sz="1" w:space="0" w:color="D1D5DB"/>
+              <w:left w:val="single" w:sz="1" w:space="0" w:color="D1D5DB"/>
+              <w:bottom w:val="single" w:sz="1" w:space="0" w:color="D1D5DB"/>
+              <w:right w:val="single" w:sz="1" w:space="0" w:color="D1D5DB"/>
+            </w:tcBorders>
+            <w:shd w:val="clear" w:color="auto" w:fill="FFFFFF" w:themeFill="background1"/>
+            <w:tcMar>
+              <w:top w:w="80" w:type="dxa"/>
+              <w:left w:w="120" w:type="dxa"/>
+              <w:bottom w:w="80" w:type="dxa"/>
+              <w:right w:w="120" w:type="dxa"/>
+            </w:tcMar>
+          </w:tcPr>
+          <w:p>
+            <w:r>
+              <w:rPr>
+                <w:color w:val="374151"/>
+                <w:sz w:val="20"/>
+                <w:szCs w:val="20"/>
+              </w:rPr>
+              <w:t xml:space="preserve">Estatísticas</w:t>
+            </w:r>
+          </w:p>
+        </w:tc>
+        <w:tc>
+          <w:tcPr>
+            <w:tcW w:w="4160" w:type="dxa"/>
+            <w:tcBorders>
+              <w:top w:val="single" w:sz="1" w:space="0" w:color="D1D5DB"/>
+              <w:left w:val="single" w:sz="1" w:space="0" w:color="D1D5DB"/>
+              <w:bottom w:val="single" w:sz="1" w:space="0" w:color="D1D5DB"/>
+              <w:right w:val="single" w:sz="1" w:space="0" w:color="D1D5DB"/>
+            </w:tcBorders>
+            <w:shd w:val="clear" w:color="auto" w:fill="FFFFFF" w:themeFill="background1"/>
+            <w:tcMar>
+              <w:top w:w="80" w:type="dxa"/>
+              <w:left w:w="120" w:type="dxa"/>
+              <w:bottom w:w="80" w:type="dxa"/>
+              <w:right w:w="120" w:type="dxa"/>
+            </w:tcMar>
+          </w:tcPr>
+          <w:p>
+            <w:pPr>
+              <w:rPr>
+                <w:color w:val="374151"/>
+                <w:sz w:val="20"/>
+                <w:szCs w:val="20"/>
+              </w:rPr>
+            </w:pPr>
+            <w:r>
+              <w:rPr>
+                <w:color w:val="374151"/>
+                <w:sz w:val="20"/>
+                <w:szCs w:val="20"/>
+              </w:rPr>
+              <w:t xml:space="preserve">Gráficos de produtividade semanal</w:t>
+            </w:r>
+          </w:p>
+        </w:tc>
+        <w:tc>
+          <w:tcPr>
+            <w:tcW w:w="1200" w:type="dxa"/>
+            <w:tcBorders>
+              <w:top w:val="single" w:sz="1" w:space="0" w:color="D1D5DB"/>
+              <w:left w:val="single" w:sz="1" w:space="0" w:color="D1D5DB"/>
+              <w:bottom w:val="single" w:sz="1" w:space="0" w:color="D1D5DB"/>
+              <w:right w:val="single" w:sz="1" w:space="0" w:color="D1D5DB"/>
+            </w:tcBorders>
+            <w:shd w:val="clear" w:color="auto" w:fill="FFFFFF" w:themeFill="background1"/>
+            <w:tcMar>
+              <w:top w:w="80" w:type="dxa"/>
+              <w:left w:w="120" w:type="dxa"/>
+              <w:bottom w:w="80" w:type="dxa"/>
+              <w:right w:w="120" w:type="dxa"/>
+            </w:tcMar>
+          </w:tcPr>
+          <w:p>
+            <w:r>
+              <w:rPr>
+                <w:color w:val="374151"/>
+                <w:sz w:val="20"/>
+                <w:szCs w:val="20"/>
+              </w:rPr>
+              <w:t xml:space="preserve">Falta</w:t>
             </w:r>
           </w:p>
         </w:tc>
@@ -4589,7 +3881,7 @@
                 <w:sz w:val="20"/>
                 <w:szCs w:val="20"/>
               </w:rPr>
-              <w:t>Framework Mobile</w:t>
+              <w:t xml:space="preserve">Framework Mobile</w:t>
             </w:r>
           </w:p>
         </w:tc>
@@ -4617,7 +3909,7 @@
                 <w:sz w:val="20"/>
                 <w:szCs w:val="20"/>
               </w:rPr>
-              <w:t>Expo (React Native)</w:t>
+              <w:t xml:space="preserve">Expo (React Native 0.81)</w:t>
             </w:r>
           </w:p>
         </w:tc>
@@ -4645,7 +3937,7 @@
                 <w:sz w:val="20"/>
                 <w:szCs w:val="20"/>
               </w:rPr>
-              <w:t>SDK 52</w:t>
+              <w:t xml:space="preserve">SDK 54</w:t>
             </w:r>
           </w:p>
         </w:tc>
@@ -4680,7 +3972,7 @@
                 <w:sz w:val="20"/>
                 <w:szCs w:val="20"/>
               </w:rPr>
-              <w:t>Setup rapido, sem config nativa inicial</w:t>
+              <w:t xml:space="preserve">Managed workflow com development builds</w:t>
             </w:r>
           </w:p>
         </w:tc>
@@ -4721,7 +4013,7 @@
                 <w:sz w:val="20"/>
                 <w:szCs w:val="20"/>
               </w:rPr>
-              <w:t>Linguagem</w:t>
+              <w:t xml:space="preserve">Linguagem</w:t>
             </w:r>
           </w:p>
         </w:tc>
@@ -4756,7 +4048,7 @@
                 <w:sz w:val="20"/>
                 <w:szCs w:val="20"/>
               </w:rPr>
-              <w:t>TypeScript</w:t>
+              <w:t xml:space="preserve">TypeScript</w:t>
             </w:r>
           </w:p>
         </w:tc>
@@ -4784,7 +4076,7 @@
                 <w:sz w:val="20"/>
                 <w:szCs w:val="20"/>
               </w:rPr>
-              <w:t>5.x</w:t>
+              <w:t xml:space="preserve">5.9</w:t>
             </w:r>
           </w:p>
         </w:tc>
@@ -4819,7 +4111,7 @@
                 <w:sz w:val="20"/>
                 <w:szCs w:val="20"/>
               </w:rPr>
-              <w:t>Tipagem estatica, equipe ja conhece</w:t>
+              <w:t xml:space="preserve">Tipagem estática, compartilhada com o backend</w:t>
             </w:r>
           </w:p>
         </w:tc>
@@ -4843,7 +4135,7 @@
             </w:tcMar>
           </w:tcPr>
           <w:p>
-            <w:pPr>
+            <w:r>
               <w:rPr>
                 <w:b/>
                 <w:bCs/>
@@ -4851,8 +4143,122 @@
                 <w:sz w:val="20"/>
                 <w:szCs w:val="20"/>
               </w:rPr>
-            </w:pPr>
-            <w:r>
+              <w:t xml:space="preserve">Navegação</w:t>
+            </w:r>
+          </w:p>
+        </w:tc>
+        <w:tc>
+          <w:tcPr>
+            <w:tcW w:w="2200" w:type="dxa"/>
+            <w:tcBorders>
+              <w:top w:val="single" w:sz="1" w:space="0" w:color="D1D5DB"/>
+              <w:left w:val="single" w:sz="1" w:space="0" w:color="D1D5DB"/>
+              <w:bottom w:val="single" w:sz="1" w:space="0" w:color="D1D5DB"/>
+              <w:right w:val="single" w:sz="1" w:space="0" w:color="D1D5DB"/>
+            </w:tcBorders>
+            <w:shd w:val="clear" w:color="auto" w:fill="FFFFFF"/>
+            <w:tcMar>
+              <w:top w:w="80" w:type="dxa"/>
+              <w:left w:w="120" w:type="dxa"/>
+              <w:bottom w:w="80" w:type="dxa"/>
+              <w:right w:w="120" w:type="dxa"/>
+            </w:tcMar>
+          </w:tcPr>
+          <w:p>
+            <w:r>
+              <w:rPr>
+                <w:color w:val="374151"/>
+                <w:sz w:val="20"/>
+                <w:szCs w:val="20"/>
+              </w:rPr>
+              <w:t xml:space="preserve">Expo Router</w:t>
+            </w:r>
+          </w:p>
+        </w:tc>
+        <w:tc>
+          <w:tcPr>
+            <w:tcW w:w="2460" w:type="dxa"/>
+            <w:tcBorders>
+              <w:top w:val="single" w:sz="1" w:space="0" w:color="D1D5DB"/>
+              <w:left w:val="single" w:sz="1" w:space="0" w:color="D1D5DB"/>
+              <w:bottom w:val="single" w:sz="1" w:space="0" w:color="D1D5DB"/>
+              <w:right w:val="single" w:sz="1" w:space="0" w:color="D1D5DB"/>
+            </w:tcBorders>
+            <w:shd w:val="clear" w:color="auto" w:fill="FFFFFF"/>
+            <w:tcMar>
+              <w:top w:w="80" w:type="dxa"/>
+              <w:left w:w="120" w:type="dxa"/>
+              <w:bottom w:w="80" w:type="dxa"/>
+              <w:right w:w="120" w:type="dxa"/>
+            </w:tcMar>
+          </w:tcPr>
+          <w:p>
+            <w:r>
+              <w:rPr>
+                <w:color w:val="374151"/>
+                <w:sz w:val="20"/>
+                <w:szCs w:val="20"/>
+              </w:rPr>
+              <w:t xml:space="preserve">6.x</w:t>
+            </w:r>
+          </w:p>
+        </w:tc>
+        <w:tc>
+          <w:tcPr>
+            <w:tcW w:w="2500" w:type="dxa"/>
+            <w:tcBorders>
+              <w:top w:val="single" w:sz="1" w:space="0" w:color="D1D5DB"/>
+              <w:left w:val="single" w:sz="1" w:space="0" w:color="D1D5DB"/>
+              <w:bottom w:val="single" w:sz="1" w:space="0" w:color="D1D5DB"/>
+              <w:right w:val="single" w:sz="1" w:space="0" w:color="D1D5DB"/>
+            </w:tcBorders>
+            <w:shd w:val="clear" w:color="auto" w:fill="FFFFFF"/>
+            <w:tcMar>
+              <w:top w:w="80" w:type="dxa"/>
+              <w:left w:w="120" w:type="dxa"/>
+              <w:bottom w:w="80" w:type="dxa"/>
+              <w:right w:w="120" w:type="dxa"/>
+            </w:tcMar>
+          </w:tcPr>
+          <w:p>
+            <w:pPr>
+              <w:rPr>
+                <w:color w:val="374151"/>
+                <w:sz w:val="20"/>
+                <w:szCs w:val="20"/>
+              </w:rPr>
+            </w:pPr>
+            <w:r>
+              <w:rPr>
+                <w:color w:val="374151"/>
+                <w:sz w:val="20"/>
+                <w:szCs w:val="20"/>
+              </w:rPr>
+              <w:t xml:space="preserve">Baseado em arquivos (stack + tabs)</w:t>
+            </w:r>
+          </w:p>
+        </w:tc>
+      </w:tr>
+      <w:tr>
+        <w:tc>
+          <w:tcPr>
+            <w:tcW w:w="2200" w:type="dxa"/>
+            <w:tcBorders>
+              <w:top w:val="single" w:sz="1" w:space="0" w:color="D1D5DB"/>
+              <w:left w:val="single" w:sz="1" w:space="0" w:color="D1D5DB"/>
+              <w:bottom w:val="single" w:sz="1" w:space="0" w:color="D1D5DB"/>
+              <w:right w:val="single" w:sz="1" w:space="0" w:color="D1D5DB"/>
+            </w:tcBorders>
+            <w:shd w:val="clear" w:color="auto" w:fill="F3F4F6"/>
+            <w:tcMar>
+              <w:top w:w="80" w:type="dxa"/>
+              <w:left w:w="120" w:type="dxa"/>
+              <w:bottom w:w="80" w:type="dxa"/>
+              <w:right w:w="120" w:type="dxa"/>
+            </w:tcMar>
+          </w:tcPr>
+          <w:p>
+            <w:pPr>
               <w:rPr>
                 <w:b/>
                 <w:bCs/>
@@ -4860,7 +4266,16 @@
                 <w:sz w:val="20"/>
                 <w:szCs w:val="20"/>
               </w:rPr>
-              <w:t>Navegação</w:t>
+            </w:pPr>
+            <w:r>
+              <w:rPr>
+                <w:b/>
+                <w:bCs/>
+                <w:color w:val="374151"/>
+                <w:sz w:val="20"/>
+                <w:szCs w:val="20"/>
+              </w:rPr>
+              <w:t xml:space="preserve">Estado Global</w:t>
             </w:r>
           </w:p>
         </w:tc>
@@ -4873,29 +4288,29 @@
               <w:bottom w:val="single" w:sz="1" w:space="0" w:color="D1D5DB"/>
               <w:right w:val="single" w:sz="1" w:space="0" w:color="D1D5DB"/>
             </w:tcBorders>
-            <w:shd w:val="clear" w:color="auto" w:fill="FFFFFF"/>
-            <w:tcMar>
-              <w:top w:w="80" w:type="dxa"/>
-              <w:left w:w="120" w:type="dxa"/>
-              <w:bottom w:w="80" w:type="dxa"/>
-              <w:right w:w="120" w:type="dxa"/>
-            </w:tcMar>
-          </w:tcPr>
-          <w:p>
-            <w:pPr>
-              <w:rPr>
-                <w:color w:val="374151"/>
-                <w:sz w:val="20"/>
-                <w:szCs w:val="20"/>
-              </w:rPr>
-            </w:pPr>
-            <w:r>
-              <w:rPr>
-                <w:color w:val="374151"/>
-                <w:sz w:val="20"/>
-                <w:szCs w:val="20"/>
-              </w:rPr>
-              <w:t>Expo Router</w:t>
+            <w:shd w:val="clear" w:color="auto" w:fill="F3F4F6"/>
+            <w:tcMar>
+              <w:top w:w="80" w:type="dxa"/>
+              <w:left w:w="120" w:type="dxa"/>
+              <w:bottom w:w="80" w:type="dxa"/>
+              <w:right w:w="120" w:type="dxa"/>
+            </w:tcMar>
+          </w:tcPr>
+          <w:p>
+            <w:pPr>
+              <w:rPr>
+                <w:color w:val="374151"/>
+                <w:sz w:val="20"/>
+                <w:szCs w:val="20"/>
+              </w:rPr>
+            </w:pPr>
+            <w:r>
+              <w:rPr>
+                <w:color w:val="374151"/>
+                <w:sz w:val="20"/>
+                <w:szCs w:val="20"/>
+              </w:rPr>
+              <w:t xml:space="preserve">Zustand</w:t>
             </w:r>
           </w:p>
         </w:tc>
@@ -4908,22 +4323,22 @@
               <w:bottom w:val="single" w:sz="1" w:space="0" w:color="D1D5DB"/>
               <w:right w:val="single" w:sz="1" w:space="0" w:color="D1D5DB"/>
             </w:tcBorders>
-            <w:shd w:val="clear" w:color="auto" w:fill="FFFFFF"/>
-            <w:tcMar>
-              <w:top w:w="80" w:type="dxa"/>
-              <w:left w:w="120" w:type="dxa"/>
-              <w:bottom w:w="80" w:type="dxa"/>
-              <w:right w:w="120" w:type="dxa"/>
-            </w:tcMar>
-          </w:tcPr>
-          <w:p>
-            <w:r>
-              <w:rPr>
-                <w:color w:val="374151"/>
-                <w:sz w:val="20"/>
-                <w:szCs w:val="20"/>
-              </w:rPr>
-              <w:t>3.x</w:t>
+            <w:shd w:val="clear" w:color="auto" w:fill="F3F4F6"/>
+            <w:tcMar>
+              <w:top w:w="80" w:type="dxa"/>
+              <w:left w:w="120" w:type="dxa"/>
+              <w:bottom w:w="80" w:type="dxa"/>
+              <w:right w:w="120" w:type="dxa"/>
+            </w:tcMar>
+          </w:tcPr>
+          <w:p>
+            <w:r>
+              <w:rPr>
+                <w:color w:val="374151"/>
+                <w:sz w:val="20"/>
+                <w:szCs w:val="20"/>
+              </w:rPr>
+              <w:t xml:space="preserve">5.x</w:t>
             </w:r>
           </w:p>
         </w:tc>
@@ -4936,22 +4351,29 @@
               <w:bottom w:val="single" w:sz="1" w:space="0" w:color="D1D5DB"/>
               <w:right w:val="single" w:sz="1" w:space="0" w:color="D1D5DB"/>
             </w:tcBorders>
-            <w:shd w:val="clear" w:color="auto" w:fill="FFFFFF"/>
-            <w:tcMar>
-              <w:top w:w="80" w:type="dxa"/>
-              <w:left w:w="120" w:type="dxa"/>
-              <w:bottom w:w="80" w:type="dxa"/>
-              <w:right w:w="120" w:type="dxa"/>
-            </w:tcMar>
-          </w:tcPr>
-          <w:p>
-            <w:r>
-              <w:rPr>
-                <w:color w:val="374151"/>
-                <w:sz w:val="20"/>
-                <w:szCs w:val="20"/>
-              </w:rPr>
-              <w:t>Baseado em arquivos, similar ao Next.js</w:t>
+            <w:shd w:val="clear" w:color="auto" w:fill="F3F4F6"/>
+            <w:tcMar>
+              <w:top w:w="80" w:type="dxa"/>
+              <w:left w:w="120" w:type="dxa"/>
+              <w:bottom w:w="80" w:type="dxa"/>
+              <w:right w:w="120" w:type="dxa"/>
+            </w:tcMar>
+          </w:tcPr>
+          <w:p>
+            <w:pPr>
+              <w:rPr>
+                <w:color w:val="374151"/>
+                <w:sz w:val="20"/>
+                <w:szCs w:val="20"/>
+              </w:rPr>
+            </w:pPr>
+            <w:r>
+              <w:rPr>
+                <w:color w:val="374151"/>
+                <w:sz w:val="20"/>
+                <w:szCs w:val="20"/>
+              </w:rPr>
+              <w:t xml:space="preserve">Simples, sem boilerplate excessivo</w:t>
             </w:r>
           </w:p>
         </w:tc>
@@ -4966,7 +4388,7 @@
               <w:bottom w:val="single" w:sz="1" w:space="0" w:color="D1D5DB"/>
               <w:right w:val="single" w:sz="1" w:space="0" w:color="D1D5DB"/>
             </w:tcBorders>
-            <w:shd w:val="clear" w:color="auto" w:fill="F3F4F6"/>
+            <w:shd w:val="clear" w:color="auto" w:fill="FFFFFF"/>
             <w:tcMar>
               <w:top w:w="80" w:type="dxa"/>
               <w:left w:w="120" w:type="dxa"/>
@@ -4983,7 +4405,7 @@
                 <w:sz w:val="20"/>
                 <w:szCs w:val="20"/>
               </w:rPr>
-              <w:t>Estado Global</w:t>
+              <w:t xml:space="preserve">Banco Local</w:t>
             </w:r>
           </w:p>
         </w:tc>
@@ -4996,29 +4418,22 @@
               <w:bottom w:val="single" w:sz="1" w:space="0" w:color="D1D5DB"/>
               <w:right w:val="single" w:sz="1" w:space="0" w:color="D1D5DB"/>
             </w:tcBorders>
-            <w:shd w:val="clear" w:color="auto" w:fill="F3F4F6"/>
-            <w:tcMar>
-              <w:top w:w="80" w:type="dxa"/>
-              <w:left w:w="120" w:type="dxa"/>
-              <w:bottom w:w="80" w:type="dxa"/>
-              <w:right w:w="120" w:type="dxa"/>
-            </w:tcMar>
-          </w:tcPr>
-          <w:p>
-            <w:pPr>
-              <w:rPr>
-                <w:color w:val="374151"/>
-                <w:sz w:val="20"/>
-                <w:szCs w:val="20"/>
-              </w:rPr>
-            </w:pPr>
-            <w:r>
-              <w:rPr>
-                <w:color w:val="374151"/>
-                <w:sz w:val="20"/>
-                <w:szCs w:val="20"/>
-              </w:rPr>
-              <w:t>Zustand</w:t>
+            <w:shd w:val="clear" w:color="auto" w:fill="FFFFFF"/>
+            <w:tcMar>
+              <w:top w:w="80" w:type="dxa"/>
+              <w:left w:w="120" w:type="dxa"/>
+              <w:bottom w:w="80" w:type="dxa"/>
+              <w:right w:w="120" w:type="dxa"/>
+            </w:tcMar>
+          </w:tcPr>
+          <w:p>
+            <w:r>
+              <w:rPr>
+                <w:color w:val="374151"/>
+                <w:sz w:val="20"/>
+                <w:szCs w:val="20"/>
+              </w:rPr>
+              <w:t xml:space="preserve">expo-sqlite</w:t>
             </w:r>
           </w:p>
         </w:tc>
@@ -5031,22 +4446,22 @@
               <w:bottom w:val="single" w:sz="1" w:space="0" w:color="D1D5DB"/>
               <w:right w:val="single" w:sz="1" w:space="0" w:color="D1D5DB"/>
             </w:tcBorders>
-            <w:shd w:val="clear" w:color="auto" w:fill="F3F4F6"/>
-            <w:tcMar>
-              <w:top w:w="80" w:type="dxa"/>
-              <w:left w:w="120" w:type="dxa"/>
-              <w:bottom w:w="80" w:type="dxa"/>
-              <w:right w:w="120" w:type="dxa"/>
-            </w:tcMar>
-          </w:tcPr>
-          <w:p>
-            <w:r>
-              <w:rPr>
-                <w:color w:val="374151"/>
-                <w:sz w:val="20"/>
-                <w:szCs w:val="20"/>
-              </w:rPr>
-              <w:t>4.x</w:t>
+            <w:shd w:val="clear" w:color="auto" w:fill="FFFFFF"/>
+            <w:tcMar>
+              <w:top w:w="80" w:type="dxa"/>
+              <w:left w:w="120" w:type="dxa"/>
+              <w:bottom w:w="80" w:type="dxa"/>
+              <w:right w:w="120" w:type="dxa"/>
+            </w:tcMar>
+          </w:tcPr>
+          <w:p>
+            <w:r>
+              <w:rPr>
+                <w:color w:val="374151"/>
+                <w:sz w:val="20"/>
+                <w:szCs w:val="20"/>
+              </w:rPr>
+              <w:t xml:space="preserve">16.x</w:t>
             </w:r>
           </w:p>
         </w:tc>
@@ -5059,29 +4474,29 @@
               <w:bottom w:val="single" w:sz="1" w:space="0" w:color="D1D5DB"/>
               <w:right w:val="single" w:sz="1" w:space="0" w:color="D1D5DB"/>
             </w:tcBorders>
-            <w:shd w:val="clear" w:color="auto" w:fill="F3F4F6"/>
-            <w:tcMar>
-              <w:top w:w="80" w:type="dxa"/>
-              <w:left w:w="120" w:type="dxa"/>
-              <w:bottom w:w="80" w:type="dxa"/>
-              <w:right w:w="120" w:type="dxa"/>
-            </w:tcMar>
-          </w:tcPr>
-          <w:p>
-            <w:pPr>
-              <w:rPr>
-                <w:color w:val="374151"/>
-                <w:sz w:val="20"/>
-                <w:szCs w:val="20"/>
-              </w:rPr>
-            </w:pPr>
-            <w:r>
-              <w:rPr>
-                <w:color w:val="374151"/>
-                <w:sz w:val="20"/>
-                <w:szCs w:val="20"/>
-              </w:rPr>
-              <w:t>Simples, sem boilerplate excessivo</w:t>
+            <w:shd w:val="clear" w:color="auto" w:fill="FFFFFF"/>
+            <w:tcMar>
+              <w:top w:w="80" w:type="dxa"/>
+              <w:left w:w="120" w:type="dxa"/>
+              <w:bottom w:w="80" w:type="dxa"/>
+              <w:right w:w="120" w:type="dxa"/>
+            </w:tcMar>
+          </w:tcPr>
+          <w:p>
+            <w:pPr>
+              <w:rPr>
+                <w:color w:val="374151"/>
+                <w:sz w:val="20"/>
+                <w:szCs w:val="20"/>
+              </w:rPr>
+            </w:pPr>
+            <w:r>
+              <w:rPr>
+                <w:color w:val="374151"/>
+                <w:sz w:val="20"/>
+                <w:szCs w:val="20"/>
+              </w:rPr>
+              <w:t xml:space="preserve">SQLite nativo, funciona 100% offline</w:t>
             </w:r>
           </w:p>
         </w:tc>
@@ -5096,16 +4511,16 @@
               <w:bottom w:val="single" w:sz="1" w:space="0" w:color="D1D5DB"/>
               <w:right w:val="single" w:sz="1" w:space="0" w:color="D1D5DB"/>
             </w:tcBorders>
-            <w:shd w:val="clear" w:color="auto" w:fill="FFFFFF"/>
-            <w:tcMar>
-              <w:top w:w="80" w:type="dxa"/>
-              <w:left w:w="120" w:type="dxa"/>
-              <w:bottom w:w="80" w:type="dxa"/>
-              <w:right w:w="120" w:type="dxa"/>
-            </w:tcMar>
-          </w:tcPr>
-          <w:p>
-            <w:r>
+            <w:shd w:val="clear" w:color="auto" w:fill="F3F4F6"/>
+            <w:tcMar>
+              <w:top w:w="80" w:type="dxa"/>
+              <w:left w:w="120" w:type="dxa"/>
+              <w:bottom w:w="80" w:type="dxa"/>
+              <w:right w:w="120" w:type="dxa"/>
+            </w:tcMar>
+          </w:tcPr>
+          <w:p>
+            <w:pPr>
               <w:rPr>
                 <w:b/>
                 <w:bCs/>
@@ -5113,7 +4528,16 @@
                 <w:sz w:val="20"/>
                 <w:szCs w:val="20"/>
               </w:rPr>
-              <w:t>Banco Local</w:t>
+            </w:pPr>
+            <w:r>
+              <w:rPr>
+                <w:b/>
+                <w:bCs/>
+                <w:color w:val="374151"/>
+                <w:sz w:val="20"/>
+                <w:szCs w:val="20"/>
+              </w:rPr>
+              <w:t xml:space="preserve">Notificações</w:t>
             </w:r>
           </w:p>
         </w:tc>
@@ -5126,29 +4550,29 @@
               <w:bottom w:val="single" w:sz="1" w:space="0" w:color="D1D5DB"/>
               <w:right w:val="single" w:sz="1" w:space="0" w:color="D1D5DB"/>
             </w:tcBorders>
-            <w:shd w:val="clear" w:color="auto" w:fill="FFFFFF"/>
-            <w:tcMar>
-              <w:top w:w="80" w:type="dxa"/>
-              <w:left w:w="120" w:type="dxa"/>
-              <w:bottom w:w="80" w:type="dxa"/>
-              <w:right w:w="120" w:type="dxa"/>
-            </w:tcMar>
-          </w:tcPr>
-          <w:p>
-            <w:pPr>
-              <w:rPr>
-                <w:color w:val="374151"/>
-                <w:sz w:val="20"/>
-                <w:szCs w:val="20"/>
-              </w:rPr>
-            </w:pPr>
-            <w:r>
-              <w:rPr>
-                <w:color w:val="374151"/>
-                <w:sz w:val="20"/>
-                <w:szCs w:val="20"/>
-              </w:rPr>
-              <w:t>expo-sqlite</w:t>
+            <w:shd w:val="clear" w:color="auto" w:fill="F3F4F6"/>
+            <w:tcMar>
+              <w:top w:w="80" w:type="dxa"/>
+              <w:left w:w="120" w:type="dxa"/>
+              <w:bottom w:w="80" w:type="dxa"/>
+              <w:right w:w="120" w:type="dxa"/>
+            </w:tcMar>
+          </w:tcPr>
+          <w:p>
+            <w:pPr>
+              <w:rPr>
+                <w:color w:val="374151"/>
+                <w:sz w:val="20"/>
+                <w:szCs w:val="20"/>
+              </w:rPr>
+            </w:pPr>
+            <w:r>
+              <w:rPr>
+                <w:color w:val="374151"/>
+                <w:sz w:val="20"/>
+                <w:szCs w:val="20"/>
+              </w:rPr>
+              <w:t xml:space="preserve">expo-notifications</w:t>
             </w:r>
           </w:p>
         </w:tc>
@@ -5161,22 +4585,22 @@
               <w:bottom w:val="single" w:sz="1" w:space="0" w:color="D1D5DB"/>
               <w:right w:val="single" w:sz="1" w:space="0" w:color="D1D5DB"/>
             </w:tcBorders>
-            <w:shd w:val="clear" w:color="auto" w:fill="FFFFFF"/>
-            <w:tcMar>
-              <w:top w:w="80" w:type="dxa"/>
-              <w:left w:w="120" w:type="dxa"/>
-              <w:bottom w:w="80" w:type="dxa"/>
-              <w:right w:w="120" w:type="dxa"/>
-            </w:tcMar>
-          </w:tcPr>
-          <w:p>
-            <w:r>
-              <w:rPr>
-                <w:color w:val="374151"/>
-                <w:sz w:val="20"/>
-                <w:szCs w:val="20"/>
-              </w:rPr>
-              <w:t>14.x</w:t>
+            <w:shd w:val="clear" w:color="auto" w:fill="F3F4F6"/>
+            <w:tcMar>
+              <w:top w:w="80" w:type="dxa"/>
+              <w:left w:w="120" w:type="dxa"/>
+              <w:bottom w:w="80" w:type="dxa"/>
+              <w:right w:w="120" w:type="dxa"/>
+            </w:tcMar>
+          </w:tcPr>
+          <w:p>
+            <w:r>
+              <w:rPr>
+                <w:color w:val="374151"/>
+                <w:sz w:val="20"/>
+                <w:szCs w:val="20"/>
+              </w:rPr>
+              <w:t xml:space="preserve">0.32</w:t>
             </w:r>
           </w:p>
         </w:tc>
@@ -5189,22 +4613,29 @@
               <w:bottom w:val="single" w:sz="1" w:space="0" w:color="D1D5DB"/>
               <w:right w:val="single" w:sz="1" w:space="0" w:color="D1D5DB"/>
             </w:tcBorders>
-            <w:shd w:val="clear" w:color="auto" w:fill="FFFFFF"/>
-            <w:tcMar>
-              <w:top w:w="80" w:type="dxa"/>
-              <w:left w:w="120" w:type="dxa"/>
-              <w:bottom w:w="80" w:type="dxa"/>
-              <w:right w:w="120" w:type="dxa"/>
-            </w:tcMar>
-          </w:tcPr>
-          <w:p>
-            <w:r>
-              <w:rPr>
-                <w:color w:val="374151"/>
-                <w:sz w:val="20"/>
-                <w:szCs w:val="20"/>
-              </w:rPr>
-              <w:t>SQLite nativo, funciona 100% offline</w:t>
+            <w:shd w:val="clear" w:color="auto" w:fill="F3F4F6"/>
+            <w:tcMar>
+              <w:top w:w="80" w:type="dxa"/>
+              <w:left w:w="120" w:type="dxa"/>
+              <w:bottom w:w="80" w:type="dxa"/>
+              <w:right w:w="120" w:type="dxa"/>
+            </w:tcMar>
+          </w:tcPr>
+          <w:p>
+            <w:pPr>
+              <w:rPr>
+                <w:color w:val="374151"/>
+                <w:sz w:val="20"/>
+                <w:szCs w:val="20"/>
+              </w:rPr>
+            </w:pPr>
+            <w:r>
+              <w:rPr>
+                <w:color w:val="374151"/>
+                <w:sz w:val="20"/>
+                <w:szCs w:val="20"/>
+              </w:rPr>
+              <w:t xml:space="preserve">Alertas nativos iOS e Android</w:t>
             </w:r>
           </w:p>
         </w:tc>
@@ -5228,7 +4659,7 @@
             </w:tcMar>
           </w:tcPr>
           <w:p>
-            <w:pPr>
+            <w:r>
               <w:rPr>
                 <w:b/>
                 <w:bCs/>
@@ -5236,8 +4667,122 @@
                 <w:sz w:val="20"/>
                 <w:szCs w:val="20"/>
               </w:rPr>
-            </w:pPr>
-            <w:r>
+              <w:t xml:space="preserve">Estilo</w:t>
+            </w:r>
+          </w:p>
+        </w:tc>
+        <w:tc>
+          <w:tcPr>
+            <w:tcW w:w="2200" w:type="dxa"/>
+            <w:tcBorders>
+              <w:top w:val="single" w:sz="1" w:space="0" w:color="D1D5DB"/>
+              <w:left w:val="single" w:sz="1" w:space="0" w:color="D1D5DB"/>
+              <w:bottom w:val="single" w:sz="1" w:space="0" w:color="D1D5DB"/>
+              <w:right w:val="single" w:sz="1" w:space="0" w:color="D1D5DB"/>
+            </w:tcBorders>
+            <w:shd w:val="clear" w:color="auto" w:fill="FFFFFF"/>
+            <w:tcMar>
+              <w:top w:w="80" w:type="dxa"/>
+              <w:left w:w="120" w:type="dxa"/>
+              <w:bottom w:w="80" w:type="dxa"/>
+              <w:right w:w="120" w:type="dxa"/>
+            </w:tcMar>
+          </w:tcPr>
+          <w:p>
+            <w:r>
+              <w:rPr>
+                <w:color w:val="374151"/>
+                <w:sz w:val="20"/>
+                <w:szCs w:val="20"/>
+              </w:rPr>
+              <w:t xml:space="preserve">StyleSheet + tokens (theme.ts)</w:t>
+            </w:r>
+          </w:p>
+        </w:tc>
+        <w:tc>
+          <w:tcPr>
+            <w:tcW w:w="2460" w:type="dxa"/>
+            <w:tcBorders>
+              <w:top w:val="single" w:sz="1" w:space="0" w:color="D1D5DB"/>
+              <w:left w:val="single" w:sz="1" w:space="0" w:color="D1D5DB"/>
+              <w:bottom w:val="single" w:sz="1" w:space="0" w:color="D1D5DB"/>
+              <w:right w:val="single" w:sz="1" w:space="0" w:color="D1D5DB"/>
+            </w:tcBorders>
+            <w:shd w:val="clear" w:color="auto" w:fill="FFFFFF"/>
+            <w:tcMar>
+              <w:top w:w="80" w:type="dxa"/>
+              <w:left w:w="120" w:type="dxa"/>
+              <w:bottom w:w="80" w:type="dxa"/>
+              <w:right w:w="120" w:type="dxa"/>
+            </w:tcMar>
+          </w:tcPr>
+          <w:p>
+            <w:r>
+              <w:rPr>
+                <w:color w:val="374151"/>
+                <w:sz w:val="20"/>
+                <w:szCs w:val="20"/>
+              </w:rPr>
+              <w:t xml:space="preserve">—</w:t>
+            </w:r>
+          </w:p>
+        </w:tc>
+        <w:tc>
+          <w:tcPr>
+            <w:tcW w:w="2500" w:type="dxa"/>
+            <w:tcBorders>
+              <w:top w:val="single" w:sz="1" w:space="0" w:color="D1D5DB"/>
+              <w:left w:val="single" w:sz="1" w:space="0" w:color="D1D5DB"/>
+              <w:bottom w:val="single" w:sz="1" w:space="0" w:color="D1D5DB"/>
+              <w:right w:val="single" w:sz="1" w:space="0" w:color="D1D5DB"/>
+            </w:tcBorders>
+            <w:shd w:val="clear" w:color="auto" w:fill="FFFFFF"/>
+            <w:tcMar>
+              <w:top w:w="80" w:type="dxa"/>
+              <w:left w:w="120" w:type="dxa"/>
+              <w:bottom w:w="80" w:type="dxa"/>
+              <w:right w:w="120" w:type="dxa"/>
+            </w:tcMar>
+          </w:tcPr>
+          <w:p>
+            <w:pPr>
+              <w:rPr>
+                <w:color w:val="374151"/>
+                <w:sz w:val="20"/>
+                <w:szCs w:val="20"/>
+              </w:rPr>
+            </w:pPr>
+            <w:r>
+              <w:rPr>
+                <w:color w:val="374151"/>
+                <w:sz w:val="20"/>
+                <w:szCs w:val="20"/>
+              </w:rPr>
+              <w:t xml:space="preserve">Tokens do Design System; NativeWind descartado</w:t>
+            </w:r>
+          </w:p>
+        </w:tc>
+      </w:tr>
+      <w:tr>
+        <w:tc>
+          <w:tcPr>
+            <w:tcW w:w="2200" w:type="dxa"/>
+            <w:tcBorders>
+              <w:top w:val="single" w:sz="1" w:space="0" w:color="D1D5DB"/>
+              <w:left w:val="single" w:sz="1" w:space="0" w:color="D1D5DB"/>
+              <w:bottom w:val="single" w:sz="1" w:space="0" w:color="D1D5DB"/>
+              <w:right w:val="single" w:sz="1" w:space="0" w:color="D1D5DB"/>
+            </w:tcBorders>
+            <w:shd w:val="clear" w:color="auto" w:fill="F3F4F6"/>
+            <w:tcMar>
+              <w:top w:w="80" w:type="dxa"/>
+              <w:left w:w="120" w:type="dxa"/>
+              <w:bottom w:w="80" w:type="dxa"/>
+              <w:right w:w="120" w:type="dxa"/>
+            </w:tcMar>
+          </w:tcPr>
+          <w:p>
+            <w:pPr>
               <w:rPr>
                 <w:b/>
                 <w:bCs/>
@@ -5245,121 +4790,7 @@
                 <w:sz w:val="20"/>
                 <w:szCs w:val="20"/>
               </w:rPr>
-              <w:t>Notificações</w:t>
-            </w:r>
-          </w:p>
-        </w:tc>
-        <w:tc>
-          <w:tcPr>
-            <w:tcW w:w="2200" w:type="dxa"/>
-            <w:tcBorders>
-              <w:top w:val="single" w:sz="1" w:space="0" w:color="D1D5DB"/>
-              <w:left w:val="single" w:sz="1" w:space="0" w:color="D1D5DB"/>
-              <w:bottom w:val="single" w:sz="1" w:space="0" w:color="D1D5DB"/>
-              <w:right w:val="single" w:sz="1" w:space="0" w:color="D1D5DB"/>
-            </w:tcBorders>
-            <w:shd w:val="clear" w:color="auto" w:fill="FFFFFF"/>
-            <w:tcMar>
-              <w:top w:w="80" w:type="dxa"/>
-              <w:left w:w="120" w:type="dxa"/>
-              <w:bottom w:w="80" w:type="dxa"/>
-              <w:right w:w="120" w:type="dxa"/>
-            </w:tcMar>
-          </w:tcPr>
-          <w:p>
-            <w:pPr>
-              <w:rPr>
-                <w:color w:val="374151"/>
-                <w:sz w:val="20"/>
-                <w:szCs w:val="20"/>
-              </w:rPr>
-            </w:pPr>
-            <w:r>
-              <w:rPr>
-                <w:color w:val="374151"/>
-                <w:sz w:val="20"/>
-                <w:szCs w:val="20"/>
-              </w:rPr>
-              <w:t>expo-notifications</w:t>
-            </w:r>
-          </w:p>
-        </w:tc>
-        <w:tc>
-          <w:tcPr>
-            <w:tcW w:w="2460" w:type="dxa"/>
-            <w:tcBorders>
-              <w:top w:val="single" w:sz="1" w:space="0" w:color="D1D5DB"/>
-              <w:left w:val="single" w:sz="1" w:space="0" w:color="D1D5DB"/>
-              <w:bottom w:val="single" w:sz="1" w:space="0" w:color="D1D5DB"/>
-              <w:right w:val="single" w:sz="1" w:space="0" w:color="D1D5DB"/>
-            </w:tcBorders>
-            <w:shd w:val="clear" w:color="auto" w:fill="FFFFFF"/>
-            <w:tcMar>
-              <w:top w:w="80" w:type="dxa"/>
-              <w:left w:w="120" w:type="dxa"/>
-              <w:bottom w:w="80" w:type="dxa"/>
-              <w:right w:w="120" w:type="dxa"/>
-            </w:tcMar>
-          </w:tcPr>
-          <w:p>
-            <w:r>
-              <w:rPr>
-                <w:color w:val="374151"/>
-                <w:sz w:val="20"/>
-                <w:szCs w:val="20"/>
-              </w:rPr>
-              <w:t>0.28</w:t>
-            </w:r>
-          </w:p>
-        </w:tc>
-        <w:tc>
-          <w:tcPr>
-            <w:tcW w:w="2500" w:type="dxa"/>
-            <w:tcBorders>
-              <w:top w:val="single" w:sz="1" w:space="0" w:color="D1D5DB"/>
-              <w:left w:val="single" w:sz="1" w:space="0" w:color="D1D5DB"/>
-              <w:bottom w:val="single" w:sz="1" w:space="0" w:color="D1D5DB"/>
-              <w:right w:val="single" w:sz="1" w:space="0" w:color="D1D5DB"/>
-            </w:tcBorders>
-            <w:shd w:val="clear" w:color="auto" w:fill="FFFFFF"/>
-            <w:tcMar>
-              <w:top w:w="80" w:type="dxa"/>
-              <w:left w:w="120" w:type="dxa"/>
-              <w:bottom w:w="80" w:type="dxa"/>
-              <w:right w:w="120" w:type="dxa"/>
-            </w:tcMar>
-          </w:tcPr>
-          <w:p>
-            <w:r>
-              <w:rPr>
-                <w:color w:val="374151"/>
-                <w:sz w:val="20"/>
-                <w:szCs w:val="20"/>
-              </w:rPr>
-              <w:t>Alertas nativos iOS e Android</w:t>
-            </w:r>
-          </w:p>
-        </w:tc>
-      </w:tr>
-      <w:tr>
-        <w:tc>
-          <w:tcPr>
-            <w:tcW w:w="2200" w:type="dxa"/>
-            <w:tcBorders>
-              <w:top w:val="single" w:sz="1" w:space="0" w:color="D1D5DB"/>
-              <w:left w:val="single" w:sz="1" w:space="0" w:color="D1D5DB"/>
-              <w:bottom w:val="single" w:sz="1" w:space="0" w:color="D1D5DB"/>
-              <w:right w:val="single" w:sz="1" w:space="0" w:color="D1D5DB"/>
-            </w:tcBorders>
-            <w:shd w:val="clear" w:color="auto" w:fill="F3F4F6"/>
-            <w:tcMar>
-              <w:top w:w="80" w:type="dxa"/>
-              <w:left w:w="120" w:type="dxa"/>
-              <w:bottom w:w="80" w:type="dxa"/>
-              <w:right w:w="120" w:type="dxa"/>
-            </w:tcMar>
-          </w:tcPr>
-          <w:p>
+            </w:pPr>
             <w:r>
               <w:rPr>
                 <w:b/>
@@ -5368,7 +4799,7 @@
                 <w:sz w:val="20"/>
                 <w:szCs w:val="20"/>
               </w:rPr>
-              <w:t>Estilo</w:t>
+              <w:t xml:space="preserve">Gráficos</w:t>
             </w:r>
           </w:p>
         </w:tc>
@@ -5403,7 +4834,7 @@
                 <w:sz w:val="20"/>
                 <w:szCs w:val="20"/>
               </w:rPr>
-              <w:t>NativeWind</w:t>
+              <w:t xml:space="preserve">Victory Native</w:t>
             </w:r>
           </w:p>
         </w:tc>
@@ -5431,7 +4862,7 @@
                 <w:sz w:val="20"/>
                 <w:szCs w:val="20"/>
               </w:rPr>
-              <w:t>4.x</w:t>
+              <w:t xml:space="preserve">41.x</w:t>
             </w:r>
           </w:p>
         </w:tc>
@@ -5458,172 +4889,15 @@
                 <w:color w:val="374151"/>
                 <w:sz w:val="20"/>
                 <w:szCs w:val="20"/>
-                <w:lang w:val="en-US"/>
-              </w:rPr>
-            </w:pPr>
-            <w:r>
-              <w:rPr>
-                <w:color w:val="374151"/>
-                <w:sz w:val="20"/>
-                <w:szCs w:val="20"/>
-                <w:lang w:val="en-US"/>
-              </w:rPr>
-              <w:t>Tailwind CSS no React Native</w:t>
-            </w:r>
-          </w:p>
-        </w:tc>
-      </w:tr>
-      <w:tr>
-        <w:tc>
-          <w:tcPr>
-            <w:tcW w:w="2200" w:type="dxa"/>
-            <w:tcBorders>
-              <w:top w:val="single" w:sz="1" w:space="0" w:color="D1D5DB"/>
-              <w:left w:val="single" w:sz="1" w:space="0" w:color="D1D5DB"/>
-              <w:bottom w:val="single" w:sz="1" w:space="0" w:color="D1D5DB"/>
-              <w:right w:val="single" w:sz="1" w:space="0" w:color="D1D5DB"/>
-            </w:tcBorders>
-            <w:shd w:val="clear" w:color="auto" w:fill="FFFFFF"/>
-            <w:tcMar>
-              <w:top w:w="80" w:type="dxa"/>
-              <w:left w:w="120" w:type="dxa"/>
-              <w:bottom w:w="80" w:type="dxa"/>
-              <w:right w:w="120" w:type="dxa"/>
-            </w:tcMar>
-          </w:tcPr>
-          <w:p>
-            <w:pPr>
-              <w:rPr>
-                <w:b/>
-                <w:bCs/>
-                <w:color w:val="374151"/>
-                <w:sz w:val="20"/>
-                <w:szCs w:val="20"/>
-              </w:rPr>
-            </w:pPr>
-            <w:r>
-              <w:rPr>
-                <w:b/>
-                <w:bCs/>
-                <w:color w:val="374151"/>
-                <w:sz w:val="20"/>
-                <w:szCs w:val="20"/>
-              </w:rPr>
-              <w:t>Gráficos</w:t>
-            </w:r>
-          </w:p>
-        </w:tc>
-        <w:tc>
-          <w:tcPr>
-            <w:tcW w:w="2200" w:type="dxa"/>
-            <w:tcBorders>
-              <w:top w:val="single" w:sz="1" w:space="0" w:color="D1D5DB"/>
-              <w:left w:val="single" w:sz="1" w:space="0" w:color="D1D5DB"/>
-              <w:bottom w:val="single" w:sz="1" w:space="0" w:color="D1D5DB"/>
-              <w:right w:val="single" w:sz="1" w:space="0" w:color="D1D5DB"/>
-            </w:tcBorders>
-            <w:shd w:val="clear" w:color="auto" w:fill="FFFFFF"/>
-            <w:tcMar>
-              <w:top w:w="80" w:type="dxa"/>
-              <w:left w:w="120" w:type="dxa"/>
-              <w:bottom w:w="80" w:type="dxa"/>
-              <w:right w:w="120" w:type="dxa"/>
-            </w:tcMar>
-          </w:tcPr>
-          <w:p>
-            <w:pPr>
-              <w:rPr>
-                <w:color w:val="374151"/>
-                <w:sz w:val="20"/>
-                <w:szCs w:val="20"/>
-              </w:rPr>
-            </w:pPr>
-            <w:r>
-              <w:rPr>
-                <w:color w:val="374151"/>
-                <w:sz w:val="20"/>
-                <w:szCs w:val="20"/>
-              </w:rPr>
-              <w:t>Victory Native</w:t>
-            </w:r>
-          </w:p>
-        </w:tc>
-        <w:tc>
-          <w:tcPr>
-            <w:tcW w:w="2460" w:type="dxa"/>
-            <w:tcBorders>
-              <w:top w:val="single" w:sz="1" w:space="0" w:color="D1D5DB"/>
-              <w:left w:val="single" w:sz="1" w:space="0" w:color="D1D5DB"/>
-              <w:bottom w:val="single" w:sz="1" w:space="0" w:color="D1D5DB"/>
-              <w:right w:val="single" w:sz="1" w:space="0" w:color="D1D5DB"/>
-            </w:tcBorders>
-            <w:shd w:val="clear" w:color="auto" w:fill="FFFFFF"/>
-            <w:tcMar>
-              <w:top w:w="80" w:type="dxa"/>
-              <w:left w:w="120" w:type="dxa"/>
-              <w:bottom w:w="80" w:type="dxa"/>
-              <w:right w:w="120" w:type="dxa"/>
-            </w:tcMar>
-          </w:tcPr>
-          <w:p>
-            <w:r>
-              <w:rPr>
-                <w:color w:val="374151"/>
-                <w:sz w:val="20"/>
-                <w:szCs w:val="20"/>
-              </w:rPr>
-              <w:t>41.x</w:t>
-            </w:r>
-          </w:p>
-        </w:tc>
-        <w:tc>
-          <w:tcPr>
-            <w:tcW w:w="2500" w:type="dxa"/>
-            <w:tcBorders>
-              <w:top w:val="single" w:sz="1" w:space="0" w:color="D1D5DB"/>
-              <w:left w:val="single" w:sz="1" w:space="0" w:color="D1D5DB"/>
-              <w:bottom w:val="single" w:sz="1" w:space="0" w:color="D1D5DB"/>
-              <w:right w:val="single" w:sz="1" w:space="0" w:color="D1D5DB"/>
-            </w:tcBorders>
-            <w:shd w:val="clear" w:color="auto" w:fill="FFFFFF"/>
-            <w:tcMar>
-              <w:top w:w="80" w:type="dxa"/>
-              <w:left w:w="120" w:type="dxa"/>
-              <w:bottom w:w="80" w:type="dxa"/>
-              <w:right w:w="120" w:type="dxa"/>
-            </w:tcMar>
-          </w:tcPr>
-          <w:p>
-            <w:pPr>
-              <w:rPr>
-                <w:color w:val="374151"/>
-                <w:sz w:val="20"/>
-                <w:szCs w:val="20"/>
-              </w:rPr>
-            </w:pPr>
-            <w:r>
-              <w:rPr>
-                <w:color w:val="374151"/>
-                <w:sz w:val="20"/>
-                <w:szCs w:val="20"/>
-              </w:rPr>
-              <w:t>Visualiza</w:t>
-            </w:r>
-            <w:r>
-              <w:rPr>
-                <w:color w:val="374151"/>
-                <w:sz w:val="20"/>
-                <w:szCs w:val="20"/>
-              </w:rPr>
-              <w:t>çõ</w:t>
-            </w:r>
-            <w:r>
-              <w:rPr>
-                <w:color w:val="374151"/>
-                <w:sz w:val="20"/>
-                <w:szCs w:val="20"/>
-              </w:rPr>
-              <w:t>es de dados para RN</w:t>
+              </w:rPr>
+            </w:pPr>
+            <w:r>
+              <w:rPr>
+                <w:color w:val="374151"/>
+                <w:sz w:val="20"/>
+                <w:szCs w:val="20"/>
+              </w:rPr>
+              <w:t xml:space="preserve">Visualizações de dados para RN</w:t>
             </w:r>
           </w:p>
         </w:tc>
@@ -5639,7 +4913,7 @@
         <w:pStyle w:val="heading20"/>
       </w:pPr>
       <w:r>
-        <w:t>8.2 Backend (Supabase)</w:t>
+        <w:t xml:space="preserve">8.2 Backend (TaskFlow API)</w:t>
       </w:r>
     </w:p>
     <w:tbl>
@@ -5859,7 +5133,7 @@
                 <w:sz w:val="20"/>
                 <w:szCs w:val="20"/>
               </w:rPr>
-              <w:t>Autenticação</w:t>
+              <w:t xml:space="preserve">Framework</w:t>
             </w:r>
           </w:p>
         </w:tc>
@@ -5887,7 +5161,7 @@
                 <w:sz w:val="20"/>
                 <w:szCs w:val="20"/>
               </w:rPr>
-              <w:t>Supabase Auth</w:t>
+              <w:t xml:space="preserve">NestJS (Node.js 20)</w:t>
             </w:r>
           </w:p>
         </w:tc>
@@ -5915,7 +5189,7 @@
                 <w:sz w:val="20"/>
                 <w:szCs w:val="20"/>
               </w:rPr>
-              <w:t>2.x</w:t>
+              <w:t xml:space="preserve">11.x</w:t>
             </w:r>
           </w:p>
         </w:tc>
@@ -5952,7 +5226,7 @@
                 <w:szCs w:val="20"/>
                 <w:lang w:val="en-US"/>
               </w:rPr>
-              <w:t>OAuth Google e Apple nativo</w:t>
+              <w:t xml:space="preserve">TypeScript, módulos e injeção de dependência</w:t>
             </w:r>
           </w:p>
         </w:tc>
@@ -5993,7 +5267,7 @@
                 <w:sz w:val="20"/>
                 <w:szCs w:val="20"/>
               </w:rPr>
-              <w:t>Banco Remoto</w:t>
+              <w:t xml:space="preserve">Banco Remoto</w:t>
             </w:r>
           </w:p>
         </w:tc>
@@ -6021,7 +5295,7 @@
                 <w:sz w:val="20"/>
                 <w:szCs w:val="20"/>
               </w:rPr>
-              <w:t>PostgreSQL (Supabase)</w:t>
+              <w:t xml:space="preserve">PostgreSQL</w:t>
             </w:r>
           </w:p>
         </w:tc>
@@ -6049,7 +5323,7 @@
                 <w:sz w:val="20"/>
                 <w:szCs w:val="20"/>
               </w:rPr>
-              <w:t>15.x</w:t>
+              <w:t xml:space="preserve">16.x</w:t>
             </w:r>
           </w:p>
         </w:tc>
@@ -6084,7 +5358,7 @@
                 <w:sz w:val="20"/>
                 <w:szCs w:val="20"/>
               </w:rPr>
-              <w:t>SQL real, RLS por usuario</w:t>
+              <w:t xml:space="preserve">SQL real, espelho do schema local</w:t>
             </w:r>
           </w:p>
         </w:tc>
@@ -6125,7 +5399,7 @@
                 <w:sz w:val="20"/>
                 <w:szCs w:val="20"/>
               </w:rPr>
-              <w:t>Sync Realtime</w:t>
+              <w:t xml:space="preserve">ORM</w:t>
             </w:r>
           </w:p>
         </w:tc>
@@ -6153,7 +5427,7 @@
                 <w:sz w:val="20"/>
                 <w:szCs w:val="20"/>
               </w:rPr>
-              <w:t>Supabase Realtime</w:t>
+              <w:t xml:space="preserve">Prisma</w:t>
             </w:r>
           </w:p>
         </w:tc>
@@ -6181,7 +5455,7 @@
                 <w:sz w:val="20"/>
                 <w:szCs w:val="20"/>
               </w:rPr>
-              <w:t>2.x</w:t>
+              <w:t xml:space="preserve">6.x</w:t>
             </w:r>
           </w:p>
         </w:tc>
@@ -6208,23 +5482,17 @@
                 <w:color w:val="374151"/>
                 <w:sz w:val="20"/>
                 <w:szCs w:val="20"/>
-              </w:rPr>
-            </w:pPr>
-            <w:r>
-              <w:rPr>
-                <w:color w:val="374151"/>
-                <w:sz w:val="20"/>
-                <w:szCs w:val="20"/>
-              </w:rPr>
-              <w:t>Sincronização</w:t>
-            </w:r>
-            <w:r>
-              <w:rPr>
-                <w:color w:val="374151"/>
-                <w:sz w:val="20"/>
-                <w:szCs w:val="20"/>
-              </w:rPr>
-              <w:t xml:space="preserve"> entre dispositivos</w:t>
+                <w:lang w:val="en-US"/>
+              </w:rPr>
+            </w:pPr>
+            <w:r>
+              <w:rPr>
+                <w:color w:val="374151"/>
+                <w:sz w:val="20"/>
+                <w:szCs w:val="20"/>
+                <w:lang w:val="en-US"/>
+              </w:rPr>
+              <w:t xml:space="preserve">Schema tipado e migrations versionadas</w:t>
             </w:r>
           </w:p>
         </w:tc>
@@ -6265,7 +5533,7 @@
                 <w:sz w:val="20"/>
                 <w:szCs w:val="20"/>
               </w:rPr>
-              <w:t>Storage</w:t>
+              <w:t xml:space="preserve">Autenticação</w:t>
             </w:r>
           </w:p>
         </w:tc>
@@ -6293,7 +5561,7 @@
                 <w:sz w:val="20"/>
                 <w:szCs w:val="20"/>
               </w:rPr>
-              <w:t>Supabase Storage</w:t>
+              <w:t xml:space="preserve">Passport + JWT</w:t>
             </w:r>
           </w:p>
         </w:tc>
@@ -6321,7 +5589,7 @@
                 <w:sz w:val="20"/>
                 <w:szCs w:val="20"/>
               </w:rPr>
-              <w:t>2.x</w:t>
+              <w:t xml:space="preserve">—</w:t>
             </w:r>
           </w:p>
         </w:tc>
@@ -6343,13 +5611,20 @@
             </w:tcMar>
           </w:tcPr>
           <w:p>
-            <w:r>
-              <w:rPr>
-                <w:color w:val="374151"/>
-                <w:sz w:val="20"/>
-                <w:szCs w:val="20"/>
-              </w:rPr>
-              <w:t>Futuros uploads (fotos de perfil)</w:t>
+            <w:pPr>
+              <w:rPr>
+                <w:color w:val="374151"/>
+                <w:sz w:val="20"/>
+                <w:szCs w:val="20"/>
+              </w:rPr>
+            </w:pPr>
+            <w:r>
+              <w:rPr>
+                <w:color w:val="374151"/>
+                <w:sz w:val="20"/>
+                <w:szCs w:val="20"/>
+              </w:rPr>
+              <w:t xml:space="preserve">JWT próprio após validar Google/Apple</w:t>
             </w:r>
           </w:p>
         </w:tc>
@@ -6390,7 +5665,7 @@
                 <w:sz w:val="20"/>
                 <w:szCs w:val="20"/>
               </w:rPr>
-              <w:t>SDK Client</w:t>
+              <w:t xml:space="preserve">Containers</w:t>
             </w:r>
           </w:p>
         </w:tc>
@@ -6418,7 +5693,7 @@
                 <w:sz w:val="20"/>
                 <w:szCs w:val="20"/>
               </w:rPr>
-              <w:t>@supabase/supabase-js</w:t>
+              <w:t xml:space="preserve">Docker + Docker Compose</w:t>
             </w:r>
           </w:p>
         </w:tc>
@@ -6446,7 +5721,7 @@
                 <w:sz w:val="20"/>
                 <w:szCs w:val="20"/>
               </w:rPr>
-              <w:t>2.x</w:t>
+              <w:t xml:space="preserve">—</w:t>
             </w:r>
           </w:p>
         </w:tc>
@@ -6468,13 +5743,22 @@
             </w:tcMar>
           </w:tcPr>
           <w:p>
-            <w:r>
-              <w:rPr>
-                <w:color w:val="374151"/>
-                <w:sz w:val="20"/>
-                <w:szCs w:val="20"/>
-              </w:rPr>
-              <w:t>Cliente oficial para React Native</w:t>
+            <w:pPr>
+              <w:rPr>
+                <w:color w:val="374151"/>
+                <w:sz w:val="20"/>
+                <w:szCs w:val="20"/>
+                <w:lang w:val="en-US"/>
+              </w:rPr>
+            </w:pPr>
+            <w:r>
+              <w:rPr>
+                <w:color w:val="374151"/>
+                <w:sz w:val="20"/>
+                <w:szCs w:val="20"/>
+                <w:lang w:val="en-US"/>
+              </w:rPr>
+              <w:t xml:space="preserve">Ambiente reproduzível (docker compose up)</w:t>
             </w:r>
           </w:p>
         </w:tc>
@@ -6512,10 +5796,7 @@
         <w:pStyle w:val="heading20"/>
       </w:pPr>
       <w:r>
-        <w:t xml:space="preserve">9.1 </w:t>
-      </w:r>
-      <w:r>
-        <w:t>Arquiteturas analisadas</w:t>
+        <w:t xml:space="preserve">9.1 Arquiteturas analisadas</w:t>
       </w:r>
     </w:p>
     <w:p>
@@ -6526,43 +5807,7 @@
         <w:rPr>
           <w:color w:val="374151"/>
         </w:rPr>
-        <w:t xml:space="preserve">Antes de apresentar a arquitetura adotada, </w:t>
-      </w:r>
-      <w:r>
-        <w:rPr>
-          <w:color w:val="374151"/>
-        </w:rPr>
-        <w:t>é</w:t>
-      </w:r>
-      <w:r>
-        <w:rPr>
-          <w:color w:val="374151"/>
-        </w:rPr>
-        <w:t xml:space="preserve"> importante entender por que outras </w:t>
-      </w:r>
-      <w:r>
-        <w:rPr>
-          <w:color w:val="374151"/>
-        </w:rPr>
-        <w:t>opções</w:t>
-      </w:r>
-      <w:r>
-        <w:rPr>
-          <w:color w:val="374151"/>
-        </w:rPr>
-        <w:t xml:space="preserve"> foram descartadas para este contexto </w:t>
-      </w:r>
-      <w:r>
-        <w:rPr>
-          <w:color w:val="374151"/>
-        </w:rPr>
-        <w:t>específico</w:t>
-      </w:r>
-      <w:r>
-        <w:rPr>
-          <w:color w:val="374151"/>
-        </w:rPr>
-        <w:t>.</w:t>
+        <w:t xml:space="preserve">Antes de apresentar a arquitetura adotada, é importante entender por que outras opções foram descartadas para este contexto específico.</w:t>
       </w:r>
     </w:p>
     <w:p>
@@ -6628,7 +5873,7 @@
                 <w:sz w:val="20"/>
                 <w:szCs w:val="20"/>
               </w:rPr>
-              <w:t>Arquitetura</w:t>
+              <w:t xml:space="preserve">Arquitetura</w:t>
             </w:r>
           </w:p>
         </w:tc>
@@ -6658,7 +5903,7 @@
                 <w:sz w:val="20"/>
                 <w:szCs w:val="20"/>
               </w:rPr>
-              <w:t>Pontos Fortes</w:t>
+              <w:t xml:space="preserve">Pontos Fortes</w:t>
             </w:r>
           </w:p>
         </w:tc>
@@ -6697,7 +5942,7 @@
                 <w:sz w:val="20"/>
                 <w:szCs w:val="20"/>
               </w:rPr>
-              <w:t>Por que nao foi adotada</w:t>
+              <w:t xml:space="preserve">Decisão</w:t>
             </w:r>
           </w:p>
         </w:tc>
@@ -6797,55 +6042,7 @@
                 <w:sz w:val="20"/>
                 <w:szCs w:val="20"/>
               </w:rPr>
-              <w:t xml:space="preserve">O Controller tende a inchar com logica de </w:t>
-            </w:r>
-            <w:r>
-              <w:rPr>
-                <w:color w:val="374151"/>
-                <w:sz w:val="20"/>
-                <w:szCs w:val="20"/>
-              </w:rPr>
-              <w:t>negócio</w:t>
-            </w:r>
-            <w:r>
-              <w:rPr>
-                <w:color w:val="374151"/>
-                <w:sz w:val="20"/>
-                <w:szCs w:val="20"/>
-              </w:rPr>
-              <w:t xml:space="preserve">, banco e </w:t>
-            </w:r>
-            <w:r>
-              <w:rPr>
-                <w:color w:val="374151"/>
-                <w:sz w:val="20"/>
-                <w:szCs w:val="20"/>
-              </w:rPr>
-              <w:t>navegação</w:t>
-            </w:r>
-            <w:r>
-              <w:rPr>
-                <w:color w:val="374151"/>
-                <w:sz w:val="20"/>
-                <w:szCs w:val="20"/>
-              </w:rPr>
-              <w:t xml:space="preserve"> misturados — </w:t>
-            </w:r>
-            <w:r>
-              <w:rPr>
-                <w:color w:val="374151"/>
-                <w:sz w:val="20"/>
-                <w:szCs w:val="20"/>
-              </w:rPr>
-              <w:t>difícil</w:t>
-            </w:r>
-            <w:r>
-              <w:rPr>
-                <w:color w:val="374151"/>
-                <w:sz w:val="20"/>
-                <w:szCs w:val="20"/>
-              </w:rPr>
-              <w:t xml:space="preserve"> de manter com 5 pessoas</w:t>
+              <w:t xml:space="preserve">O Controller tende a inchar com logica de negócio, banco e navegação misturados — difícil de manter com 7 pessoas</w:t>
             </w:r>
           </w:p>
         </w:tc>
@@ -6910,15 +6107,7 @@
                 <w:sz w:val="20"/>
                 <w:szCs w:val="20"/>
               </w:rPr>
-              <w:t>Ótima</w:t>
-            </w:r>
-            <w:r>
-              <w:rPr>
-                <w:color w:val="374151"/>
-                <w:sz w:val="20"/>
-                <w:szCs w:val="20"/>
-              </w:rPr>
-              <w:t xml:space="preserve"> para iOS/Android nativos</w:t>
+              <w:t xml:space="preserve">Ótima para iOS/Android nativos</w:t>
             </w:r>
           </w:p>
         </w:tc>
@@ -6953,23 +6142,7 @@
                 <w:sz w:val="20"/>
                 <w:szCs w:val="20"/>
               </w:rPr>
-              <w:t xml:space="preserve">O Zustand </w:t>
-            </w:r>
-            <w:r>
-              <w:rPr>
-                <w:color w:val="374151"/>
-                <w:sz w:val="20"/>
-                <w:szCs w:val="20"/>
-              </w:rPr>
-              <w:t>já</w:t>
-            </w:r>
-            <w:r>
-              <w:rPr>
-                <w:color w:val="374151"/>
-                <w:sz w:val="20"/>
-                <w:szCs w:val="20"/>
-              </w:rPr>
-              <w:t xml:space="preserve"> resolve o problema de estado reativo que o MVVM foi criado para resolver — seria redundante</w:t>
+              <w:t xml:space="preserve">O Zustand já resolve o problema de estado reativo que o MVVM foi criado para resolver — seria redundante</w:t>
             </w:r>
           </w:p>
         </w:tc>
@@ -7041,15 +6214,7 @@
                 <w:sz w:val="20"/>
                 <w:szCs w:val="20"/>
               </w:rPr>
-              <w:t xml:space="preserve">A mais robusta e </w:t>
-            </w:r>
-            <w:r>
-              <w:rPr>
-                <w:color w:val="374151"/>
-                <w:sz w:val="20"/>
-                <w:szCs w:val="20"/>
-              </w:rPr>
-              <w:t>testável</w:t>
+              <w:t xml:space="preserve">A mais robusta e testável</w:t>
             </w:r>
           </w:p>
         </w:tc>
@@ -7084,39 +6249,7 @@
                 <w:sz w:val="20"/>
                 <w:szCs w:val="20"/>
               </w:rPr>
-              <w:t xml:space="preserve">Exige muito </w:t>
-            </w:r>
-            <w:r>
-              <w:rPr>
-                <w:color w:val="374151"/>
-                <w:sz w:val="20"/>
-                <w:szCs w:val="20"/>
-              </w:rPr>
-              <w:t>código</w:t>
-            </w:r>
-            <w:r>
-              <w:rPr>
-                <w:color w:val="374151"/>
-                <w:sz w:val="20"/>
-                <w:szCs w:val="20"/>
-              </w:rPr>
-              <w:t xml:space="preserve"> de infraestrutura antes de qualquer funcionalidade — </w:t>
-            </w:r>
-            <w:r>
-              <w:rPr>
-                <w:color w:val="374151"/>
-                <w:sz w:val="20"/>
-                <w:szCs w:val="20"/>
-              </w:rPr>
-              <w:t>inviável</w:t>
-            </w:r>
-            <w:r>
-              <w:rPr>
-                <w:color w:val="374151"/>
-                <w:sz w:val="20"/>
-                <w:szCs w:val="20"/>
-              </w:rPr>
-              <w:t xml:space="preserve"> com prazo semestral e time iniciante em RN</w:t>
+              <w:t xml:space="preserve">ADOTADA (v2.0) — isola o domínio, permite trocar o Supabase pela API própria sem reescrever regras e testar Use Cases sem framework</w:t>
             </w:r>
           </w:p>
         </w:tc>
@@ -7223,15 +6356,114 @@
                 <w:sz w:val="20"/>
                 <w:szCs w:val="20"/>
               </w:rPr>
-              <w:t xml:space="preserve">Boilerplate excessivo para 2 CRUDs — o Zustand entrega o mesmo resultado com muito menos </w:t>
-            </w:r>
-            <w:r>
-              <w:rPr>
-                <w:color w:val="374151"/>
-                <w:sz w:val="20"/>
-                <w:szCs w:val="20"/>
-              </w:rPr>
-              <w:t>código</w:t>
+              <w:t xml:space="preserve">Boilerplate excessivo para 2 CRUDs — o Zustand entrega o mesmo resultado com muito menos código</w:t>
+            </w:r>
+          </w:p>
+        </w:tc>
+      </w:tr>
+      <w:tr>
+        <w:tc>
+          <w:tcPr>
+            <w:tcW w:w="1800" w:type="dxa"/>
+            <w:tcBorders>
+              <w:top w:val="single" w:sz="1" w:space="0" w:color="D1D5DB"/>
+              <w:left w:val="single" w:sz="1" w:space="0" w:color="D1D5DB"/>
+              <w:bottom w:val="single" w:sz="1" w:space="0" w:color="D1D5DB"/>
+              <w:right w:val="single" w:sz="1" w:space="0" w:color="D1D5DB"/>
+            </w:tcBorders>
+            <w:shd w:val="clear" w:color="auto" w:fill="F3F4F6"/>
+            <w:tcMar>
+              <w:top w:w="80" w:type="dxa"/>
+              <w:left w:w="120" w:type="dxa"/>
+              <w:bottom w:w="80" w:type="dxa"/>
+              <w:right w:w="120" w:type="dxa"/>
+            </w:tcMar>
+          </w:tcPr>
+          <w:p>
+            <w:pPr>
+              <w:rPr>
+                <w:color w:val="374151"/>
+                <w:sz w:val="20"/>
+                <w:szCs w:val="20"/>
+              </w:rPr>
+            </w:pPr>
+            <w:r>
+              <w:rPr>
+                <w:color w:val="374151"/>
+                <w:sz w:val="20"/>
+                <w:szCs w:val="20"/>
+              </w:rPr>
+              <w:t xml:space="preserve">Layered (4 camadas)</w:t>
+            </w:r>
+          </w:p>
+        </w:tc>
+        <w:tc>
+          <w:tcPr>
+            <w:tcW w:w="3000" w:type="dxa"/>
+            <w:tcBorders>
+              <w:top w:val="single" w:sz="1" w:space="0" w:color="D1D5DB"/>
+              <w:left w:val="single" w:sz="1" w:space="0" w:color="D1D5DB"/>
+              <w:bottom w:val="single" w:sz="1" w:space="0" w:color="D1D5DB"/>
+              <w:right w:val="single" w:sz="1" w:space="0" w:color="D1D5DB"/>
+            </w:tcBorders>
+            <w:shd w:val="clear" w:color="auto" w:fill="F3F4F6"/>
+            <w:tcMar>
+              <w:top w:w="80" w:type="dxa"/>
+              <w:left w:w="120" w:type="dxa"/>
+              <w:bottom w:w="80" w:type="dxa"/>
+              <w:right w:w="120" w:type="dxa"/>
+            </w:tcMar>
+          </w:tcPr>
+          <w:p>
+            <w:pPr>
+              <w:rPr>
+                <w:color w:val="374151"/>
+                <w:sz w:val="20"/>
+                <w:szCs w:val="20"/>
+              </w:rPr>
+            </w:pPr>
+            <w:r>
+              <w:rPr>
+                <w:color w:val="374151"/>
+                <w:sz w:val="20"/>
+                <w:szCs w:val="20"/>
+              </w:rPr>
+              <w:t xml:space="preserve">Simples, adequada ao início do projeto</w:t>
+            </w:r>
+          </w:p>
+        </w:tc>
+        <w:tc>
+          <w:tcPr>
+            <w:tcW w:w="4560" w:type="dxa"/>
+            <w:tcBorders>
+              <w:top w:val="single" w:sz="1" w:space="0" w:color="D1D5DB"/>
+              <w:left w:val="single" w:sz="1" w:space="0" w:color="D1D5DB"/>
+              <w:bottom w:val="single" w:sz="1" w:space="0" w:color="D1D5DB"/>
+              <w:right w:val="single" w:sz="1" w:space="0" w:color="D1D5DB"/>
+            </w:tcBorders>
+            <w:shd w:val="clear" w:color="auto" w:fill="F3F4F6"/>
+            <w:tcMar>
+              <w:top w:w="80" w:type="dxa"/>
+              <w:left w:w="120" w:type="dxa"/>
+              <w:bottom w:w="80" w:type="dxa"/>
+              <w:right w:w="120" w:type="dxa"/>
+            </w:tcMar>
+          </w:tcPr>
+          <w:p>
+            <w:pPr>
+              <w:rPr>
+                <w:color w:val="374151"/>
+                <w:sz w:val="20"/>
+                <w:szCs w:val="20"/>
+              </w:rPr>
+            </w:pPr>
+            <w:r>
+              <w:rPr>
+                <w:color w:val="374151"/>
+                <w:sz w:val="20"/>
+                <w:szCs w:val="20"/>
+              </w:rPr>
+              <w:t xml:space="preserve">Usada na v1.0; substituída pela Clean Architecture</w:t>
             </w:r>
           </w:p>
         </w:tc>
@@ -7247,7 +6479,7 @@
         <w:pStyle w:val="heading20"/>
       </w:pPr>
       <w:r>
-        <w:t>9.2 Arquitetura Atual — Layered Architecture (4 Camadas)</w:t>
+        <w:t xml:space="preserve">9.2 Arquitetura Adotada — Clean Architecture</w:t>
       </w:r>
     </w:p>
     <w:p>
@@ -7261,79 +6493,7 @@
         <w:rPr>
           <w:color w:val="374151"/>
         </w:rPr>
-        <w:t xml:space="preserve">O projeto adota arquitetura em 4 camadas bem definidas. A regra central </w:t>
-      </w:r>
-      <w:r>
-        <w:rPr>
-          <w:color w:val="374151"/>
-        </w:rPr>
-        <w:t>é</w:t>
-      </w:r>
-      <w:r>
-        <w:rPr>
-          <w:color w:val="374151"/>
-        </w:rPr>
-        <w:t xml:space="preserve"> simples: cada camada s</w:t>
-      </w:r>
-      <w:r>
-        <w:rPr>
-          <w:color w:val="374151"/>
-        </w:rPr>
-        <w:t>ó</w:t>
-      </w:r>
-      <w:r>
-        <w:rPr>
-          <w:color w:val="374151"/>
-        </w:rPr>
-        <w:t xml:space="preserve"> se comunica com a camada imediatamente abaixo dela. Uma tela nunca acessa o banco diretamente</w:t>
-      </w:r>
-      <w:r>
-        <w:rPr>
-          <w:color w:val="374151"/>
-        </w:rPr>
-        <w:t xml:space="preserve">, </w:t>
-      </w:r>
-      <w:r>
-        <w:rPr>
-          <w:color w:val="374151"/>
-        </w:rPr>
-        <w:t xml:space="preserve">ela fala com </w:t>
-      </w:r>
-      <w:r>
-        <w:rPr>
-          <w:color w:val="374151"/>
-        </w:rPr>
-        <w:t>a store</w:t>
-      </w:r>
-      <w:r>
-        <w:rPr>
-          <w:color w:val="374151"/>
-        </w:rPr>
-        <w:t xml:space="preserve">, que </w:t>
-      </w:r>
-      <w:r>
-        <w:rPr>
-          <w:color w:val="374151"/>
-        </w:rPr>
-        <w:t>comunica</w:t>
-      </w:r>
-      <w:r>
-        <w:rPr>
-          <w:color w:val="374151"/>
-        </w:rPr>
-        <w:t xml:space="preserve"> com o hook, que </w:t>
-      </w:r>
-      <w:r>
-        <w:rPr>
-          <w:color w:val="374151"/>
-        </w:rPr>
-        <w:t>conecta</w:t>
-      </w:r>
-      <w:r>
-        <w:rPr>
-          <w:color w:val="374151"/>
-        </w:rPr>
-        <w:t xml:space="preserve"> com o banco.</w:t>
+        <w:t xml:space="preserve">O projeto adota Clean Architecture em quatro camadas concêntricas. A regra central: as dependências apontam sempre para dentro. Uma tela chama a store, a store chama um Use Case, e o Use Case usa interfaces de repositório implementadas pela infraestrutura (SQLite, TaskFlow API).</w:t>
       </w:r>
     </w:p>
     <w:p>
@@ -7538,7 +6698,7 @@
                 <w:sz w:val="20"/>
                 <w:szCs w:val="20"/>
               </w:rPr>
-              <w:t>1</w:t>
+              <w:t xml:space="preserve">1</w:t>
             </w:r>
           </w:p>
         </w:tc>
@@ -7566,7 +6726,7 @@
                 <w:sz w:val="20"/>
                 <w:szCs w:val="20"/>
               </w:rPr>
-              <w:t>UI (Telas)</w:t>
+              <w:t xml:space="preserve">Domínio</w:t>
             </w:r>
           </w:p>
         </w:tc>
@@ -7601,79 +6761,7 @@
                 <w:sz w:val="20"/>
                 <w:szCs w:val="20"/>
               </w:rPr>
-              <w:t xml:space="preserve">Exibir dados e capturar eventos do </w:t>
-            </w:r>
-            <w:r>
-              <w:rPr>
-                <w:color w:val="374151"/>
-                <w:sz w:val="20"/>
-                <w:szCs w:val="20"/>
-              </w:rPr>
-              <w:t>usuário</w:t>
-            </w:r>
-            <w:r>
-              <w:rPr>
-                <w:color w:val="374151"/>
-                <w:sz w:val="20"/>
-                <w:szCs w:val="20"/>
-              </w:rPr>
-              <w:t xml:space="preserve">. Telas </w:t>
-            </w:r>
-            <w:r>
-              <w:rPr>
-                <w:color w:val="374151"/>
-                <w:sz w:val="20"/>
-                <w:szCs w:val="20"/>
-              </w:rPr>
-              <w:t>só</w:t>
-            </w:r>
-            <w:r>
-              <w:rPr>
-                <w:color w:val="374151"/>
-                <w:sz w:val="20"/>
-                <w:szCs w:val="20"/>
-              </w:rPr>
-              <w:t xml:space="preserve"> renderizam, </w:t>
-            </w:r>
-            <w:r>
-              <w:rPr>
-                <w:color w:val="374151"/>
-                <w:sz w:val="20"/>
-                <w:szCs w:val="20"/>
-              </w:rPr>
-              <w:t>não</w:t>
-            </w:r>
-            <w:r>
-              <w:rPr>
-                <w:color w:val="374151"/>
-                <w:sz w:val="20"/>
-                <w:szCs w:val="20"/>
-              </w:rPr>
-              <w:t xml:space="preserve"> </w:t>
-            </w:r>
-            <w:r>
-              <w:rPr>
-                <w:color w:val="374151"/>
-                <w:sz w:val="20"/>
-                <w:szCs w:val="20"/>
-              </w:rPr>
-              <w:t>contém</w:t>
-            </w:r>
-            <w:r>
-              <w:rPr>
-                <w:color w:val="374151"/>
-                <w:sz w:val="20"/>
-                <w:szCs w:val="20"/>
-              </w:rPr>
-              <w:t xml:space="preserve"> logica de </w:t>
-            </w:r>
-            <w:r>
-              <w:rPr>
-                <w:color w:val="374151"/>
-                <w:sz w:val="20"/>
-                <w:szCs w:val="20"/>
-              </w:rPr>
-              <w:t>negócio</w:t>
+              <w:t xml:space="preserve">Entidades (Task, PomodoroSession, User), value objects (Priority, TaskStatus, DueDate), regras de negócio e interfaces de repositório. Não depende de nada.</w:t>
             </w:r>
           </w:p>
         </w:tc>
@@ -7707,7 +6795,7 @@
                 <w:szCs w:val="20"/>
                 <w:lang w:val="en-US"/>
               </w:rPr>
-              <w:t>Expo Router, NativeWind, React Native components</w:t>
+              <w:t xml:space="preserve">TypeScript puro</w:t>
             </w:r>
           </w:p>
         </w:tc>
@@ -7737,7 +6825,7 @@
                 <w:sz w:val="20"/>
                 <w:szCs w:val="20"/>
               </w:rPr>
-              <w:t>2</w:t>
+              <w:t xml:space="preserve">2</w:t>
             </w:r>
           </w:p>
         </w:tc>
@@ -7765,7 +6853,7 @@
                 <w:sz w:val="20"/>
                 <w:szCs w:val="20"/>
               </w:rPr>
-              <w:t>Estado Global</w:t>
+              <w:t xml:space="preserve">Aplicação (Use Cases)</w:t>
             </w:r>
           </w:p>
         </w:tc>
@@ -7800,47 +6888,7 @@
                 <w:sz w:val="20"/>
                 <w:szCs w:val="20"/>
               </w:rPr>
-              <w:t xml:space="preserve">Gerenciar o estado reativo compartilhado entre telas. Concentra a </w:t>
-            </w:r>
-            <w:r>
-              <w:rPr>
-                <w:color w:val="374151"/>
-                <w:sz w:val="20"/>
-                <w:szCs w:val="20"/>
-              </w:rPr>
-              <w:t>lógica</w:t>
-            </w:r>
-            <w:r>
-              <w:rPr>
-                <w:color w:val="374151"/>
-                <w:sz w:val="20"/>
-                <w:szCs w:val="20"/>
-              </w:rPr>
-              <w:t xml:space="preserve"> de </w:t>
-            </w:r>
-            <w:r>
-              <w:rPr>
-                <w:color w:val="374151"/>
-                <w:sz w:val="20"/>
-                <w:szCs w:val="20"/>
-              </w:rPr>
-              <w:t>negócio</w:t>
-            </w:r>
-            <w:r>
-              <w:rPr>
-                <w:color w:val="374151"/>
-                <w:sz w:val="20"/>
-                <w:szCs w:val="20"/>
-              </w:rPr>
-              <w:t xml:space="preserve"> da </w:t>
-            </w:r>
-            <w:r>
-              <w:rPr>
-                <w:color w:val="374151"/>
-                <w:sz w:val="20"/>
-                <w:szCs w:val="20"/>
-              </w:rPr>
-              <w:t>aplicação</w:t>
+              <w:t xml:space="preserve">Orquestra cada caso de uso (CreateTask, StartPomodoro, SyncData…) usando apenas o domínio e portas (interfaces) injetadas.</w:t>
             </w:r>
           </w:p>
         </w:tc>
@@ -7874,7 +6922,7 @@
                 <w:szCs w:val="20"/>
                 <w:lang w:val="en-US"/>
               </w:rPr>
-              <w:t>Zustand stores (taskStore, timerStore, authStore)</w:t>
+              <w:t xml:space="preserve">TypeScript puro</w:t>
             </w:r>
           </w:p>
         </w:tc>
@@ -7904,7 +6952,7 @@
                 <w:sz w:val="20"/>
                 <w:szCs w:val="20"/>
               </w:rPr>
-              <w:t>3</w:t>
+              <w:t xml:space="preserve">3</w:t>
             </w:r>
           </w:p>
         </w:tc>
@@ -7926,20 +6974,13 @@
             </w:tcMar>
           </w:tcPr>
           <w:p>
-            <w:pPr>
-              <w:rPr>
-                <w:color w:val="374151"/>
-                <w:sz w:val="20"/>
-                <w:szCs w:val="20"/>
-              </w:rPr>
-            </w:pPr>
-            <w:r>
-              <w:rPr>
-                <w:color w:val="374151"/>
-                <w:sz w:val="20"/>
-                <w:szCs w:val="20"/>
-              </w:rPr>
-              <w:t>Dados e Hooks</w:t>
+            <w:r>
+              <w:rPr>
+                <w:color w:val="374151"/>
+                <w:sz w:val="20"/>
+                <w:szCs w:val="20"/>
+              </w:rPr>
+              <w:t xml:space="preserve">Adaptadores de Interface</w:t>
             </w:r>
           </w:p>
         </w:tc>
@@ -7974,31 +7015,7 @@
                 <w:sz w:val="20"/>
                 <w:szCs w:val="20"/>
               </w:rPr>
-              <w:t>Persistência</w:t>
-            </w:r>
-            <w:r>
-              <w:rPr>
-                <w:color w:val="374151"/>
-                <w:sz w:val="20"/>
-                <w:szCs w:val="20"/>
-              </w:rPr>
-              <w:t xml:space="preserve"> local, </w:t>
-            </w:r>
-            <w:r>
-              <w:rPr>
-                <w:color w:val="374151"/>
-                <w:sz w:val="20"/>
-                <w:szCs w:val="20"/>
-              </w:rPr>
-              <w:t>sincronização</w:t>
-            </w:r>
-            <w:r>
-              <w:rPr>
-                <w:color w:val="374151"/>
-                <w:sz w:val="20"/>
-                <w:szCs w:val="20"/>
-              </w:rPr>
-              <w:t xml:space="preserve"> remota e queries. Faz a ponte entre o estado e os bancos</w:t>
+              <w:t xml:space="preserve">Apresentação (stores Zustand e hooks que chamam Use Cases), repositórios que implementam as portas (SQLite, API), mappers entidade ↔ linha/DTO.</w:t>
             </w:r>
           </w:p>
         </w:tc>
@@ -8032,7 +7049,7 @@
                 <w:szCs w:val="20"/>
                 <w:lang w:val="en-US"/>
               </w:rPr>
-              <w:t>expo-sqlite, Supabase SDK, custom hooks</w:t>
+              <w:t xml:space="preserve">Zustand, expo-sqlite, cliente HTTP</w:t>
             </w:r>
           </w:p>
         </w:tc>
@@ -8062,7 +7079,7 @@
                 <w:sz w:val="20"/>
                 <w:szCs w:val="20"/>
               </w:rPr>
-              <w:t>4</w:t>
+              <w:t xml:space="preserve">4</w:t>
             </w:r>
           </w:p>
         </w:tc>
@@ -8084,20 +7101,13 @@
             </w:tcMar>
           </w:tcPr>
           <w:p>
-            <w:pPr>
-              <w:rPr>
-                <w:color w:val="374151"/>
-                <w:sz w:val="20"/>
-                <w:szCs w:val="20"/>
-              </w:rPr>
-            </w:pPr>
-            <w:r>
-              <w:rPr>
-                <w:color w:val="374151"/>
-                <w:sz w:val="20"/>
-                <w:szCs w:val="20"/>
-              </w:rPr>
-              <w:t>APIs Nativas</w:t>
+            <w:r>
+              <w:rPr>
+                <w:color w:val="374151"/>
+                <w:sz w:val="20"/>
+                <w:szCs w:val="20"/>
+              </w:rPr>
+              <w:t xml:space="preserve">Frameworks e Drivers</w:t>
             </w:r>
           </w:p>
         </w:tc>
@@ -8132,39 +7142,7 @@
                 <w:sz w:val="20"/>
                 <w:szCs w:val="20"/>
               </w:rPr>
-              <w:t xml:space="preserve">Acesso a recursos </w:t>
-            </w:r>
-            <w:r>
-              <w:rPr>
-                <w:color w:val="374151"/>
-                <w:sz w:val="20"/>
-                <w:szCs w:val="20"/>
-              </w:rPr>
-              <w:t>físicos</w:t>
-            </w:r>
-            <w:r>
-              <w:rPr>
-                <w:color w:val="374151"/>
-                <w:sz w:val="20"/>
-                <w:szCs w:val="20"/>
-              </w:rPr>
-              <w:t xml:space="preserve"> do dispositivo, </w:t>
-            </w:r>
-            <w:r>
-              <w:rPr>
-                <w:color w:val="374151"/>
-                <w:sz w:val="20"/>
-                <w:szCs w:val="20"/>
-              </w:rPr>
-              <w:t>abstraídos</w:t>
-            </w:r>
-            <w:r>
-              <w:rPr>
-                <w:color w:val="374151"/>
-                <w:sz w:val="20"/>
-                <w:szCs w:val="20"/>
-              </w:rPr>
-              <w:t xml:space="preserve"> pelo Expo SDK</w:t>
+              <w:t xml:space="preserve">Telas Expo Router e componentes React Native; módulos nativos (notificações, SecureStore, rede). No servidor: NestJS, Prisma e PostgreSQL.</w:t>
             </w:r>
           </w:p>
         </w:tc>
@@ -8188,18 +7166,17 @@
           <w:p>
             <w:pPr>
               <w:rPr>
-                <w:color w:val="374151"/>
-                <w:sz w:val="20"/>
-                <w:szCs w:val="20"/>
-              </w:rPr>
-            </w:pPr>
-            <w:r>
-              <w:rPr>
-                <w:color w:val="374151"/>
-                <w:sz w:val="20"/>
-                <w:szCs w:val="20"/>
-              </w:rPr>
-              <w:t>expo-notifications, expo-haptics, expo-av</w:t>
+                <w:lang w:val="en-US"/>
+              </w:rPr>
+            </w:pPr>
+            <w:r>
+              <w:rPr>
+                <w:color w:val="374151"/>
+                <w:sz w:val="20"/>
+                <w:szCs w:val="20"/>
+                <w:lang w:val="en-US"/>
+              </w:rPr>
+              <w:t xml:space="preserve">Expo Router, React Native, expo-notifications, NestJS</w:t>
             </w:r>
           </w:p>
         </w:tc>
@@ -8264,53 +7241,7 @@
                 <w:color w:val="1A56DB"/>
               </w:rPr>
               <w:lastRenderedPageBreak/>
-              <w:t>Princípio</w:t>
-            </w:r>
-            <w:r>
-              <w:rPr>
-                <w:b/>
-                <w:bCs/>
-                <w:color w:val="1A56DB"/>
-              </w:rPr>
-              <w:t xml:space="preserve"> 'Fat Store, Thin Screen'</w:t>
-            </w:r>
-          </w:p>
-          <w:p>
-            <w:pPr>
-              <w:spacing w:before="60" w:after="60"/>
-              <w:rPr>
-                <w:color w:val="374151"/>
-              </w:rPr>
-            </w:pPr>
-            <w:r>
-              <w:rPr>
-                <w:color w:val="374151"/>
-              </w:rPr>
-              <w:t xml:space="preserve">As telas </w:t>
-            </w:r>
-            <w:r>
-              <w:rPr>
-                <w:color w:val="374151"/>
-              </w:rPr>
-              <w:t>são</w:t>
-            </w:r>
-            <w:r>
-              <w:rPr>
-                <w:color w:val="374151"/>
-              </w:rPr>
-              <w:t xml:space="preserve"> thin (magras) — s</w:t>
-            </w:r>
-            <w:r>
-              <w:rPr>
-                <w:color w:val="374151"/>
-              </w:rPr>
-              <w:t>ó</w:t>
-            </w:r>
-            <w:r>
-              <w:rPr>
-                <w:color w:val="374151"/>
-              </w:rPr>
-              <w:t xml:space="preserve"> exibem dados e disparam eventos.</w:t>
+              <w:t xml:space="preserve">Regra de dependência (Clean Architecture)</w:t>
             </w:r>
           </w:p>
           <w:p>
@@ -8324,49 +7255,49 @@
               <w:rPr>
                 <w:color w:val="374151"/>
               </w:rPr>
-              <w:t>As stores</w:t>
-            </w:r>
-            <w:r>
-              <w:rPr>
-                <w:color w:val="374151"/>
-              </w:rPr>
-              <w:t xml:space="preserve"> s</w:t>
-            </w:r>
-            <w:r>
-              <w:rPr>
-                <w:color w:val="374151"/>
-              </w:rPr>
-              <w:t>ã</w:t>
-            </w:r>
-            <w:r>
-              <w:rPr>
-                <w:color w:val="374151"/>
-              </w:rPr>
-              <w:t xml:space="preserve">o fat (gordos) — concentram toda a </w:t>
-            </w:r>
-            <w:r>
-              <w:rPr>
-                <w:color w:val="374151"/>
-              </w:rPr>
-              <w:t>lógica</w:t>
-            </w:r>
-            <w:r>
-              <w:rPr>
-                <w:color w:val="374151"/>
-              </w:rPr>
-              <w:t xml:space="preserve">. Por exemplo: a regra 'ao completar um Pomodoro, incrementar o contador da tarefa e gerar o resumo </w:t>
-            </w:r>
-            <w:r>
-              <w:rPr>
-                <w:color w:val="374151"/>
-              </w:rPr>
-              <w:t>diário</w:t>
-            </w:r>
-            <w:r>
-              <w:rPr>
-                <w:color w:val="374151"/>
-              </w:rPr>
-              <w:t>' vive no timerStore, nunca dentro de uma tela.</w:t>
+              <w:t xml:space="preserve">As dependências apontam sempre para dentro: Frameworks → Adaptadores → Use Cases → Domínio.</w:t>
+            </w:r>
+          </w:p>
+          <w:p>
+            <w:pPr>
+              <w:spacing w:before="40" w:after="60"/>
+              <w:rPr>
+                <w:color w:val="374151"/>
+              </w:rPr>
+            </w:pPr>
+            <w:r>
+              <w:rPr>
+                <w:color w:val="374151"/>
+              </w:rPr>
+              <w:t xml:space="preserve">Domínio e Use Cases não importam React Native, Expo, SQLite, HTTP, Supabase nem Prisma.</w:t>
+            </w:r>
+          </w:p>
+          <w:p>
+            <w:pPr>
+              <w:spacing w:before="40" w:after="60"/>
+              <w:rPr>
+                <w:color w:val="374151"/>
+              </w:rPr>
+            </w:pPr>
+            <w:r>
+              <w:rPr>
+                <w:color w:val="374151"/>
+              </w:rPr>
+              <w:t xml:space="preserve">Use Cases dependem de interfaces (portas); as implementações são injetadas no composition root (src/main/container.ts).</w:t>
+            </w:r>
+          </w:p>
+          <w:p>
+            <w:pPr>
+              <w:spacing w:before="40" w:after="60"/>
+              <w:rPr>
+                <w:color w:val="374151"/>
+              </w:rPr>
+            </w:pPr>
+            <w:r>
+              <w:rPr>
+                <w:color w:val="374151"/>
+              </w:rPr>
+              <w:t xml:space="preserve">Telas e stores não contêm regra de negócio: apenas exibem estado e chamam Use Cases.</w:t>
             </w:r>
           </w:p>
         </w:tc>
@@ -8382,13 +7313,7 @@
         <w:pStyle w:val="heading20"/>
       </w:pPr>
       <w:r>
-        <w:t xml:space="preserve">9.3 </w:t>
-      </w:r>
-      <w:r>
-        <w:t>Estratégia</w:t>
-      </w:r>
-      <w:r>
-        <w:t xml:space="preserve"> Offline-First</w:t>
+        <w:t xml:space="preserve">9.3 Estratégia Offline-First</w:t>
       </w:r>
     </w:p>
     <w:tbl>
@@ -8444,23 +7369,7 @@
                 <w:bCs/>
                 <w:color w:val="1A56DB"/>
               </w:rPr>
-              <w:t xml:space="preserve">Como funciona a </w:t>
-            </w:r>
-            <w:r>
-              <w:rPr>
-                <w:b/>
-                <w:bCs/>
-                <w:color w:val="1A56DB"/>
-              </w:rPr>
-              <w:t>sincronização</w:t>
-            </w:r>
-            <w:r>
-              <w:rPr>
-                <w:b/>
-                <w:bCs/>
-                <w:color w:val="1A56DB"/>
-              </w:rPr>
-              <w:t xml:space="preserve"> hibrida</w:t>
+              <w:t xml:space="preserve">Como funciona a sincronização híbrida</w:t>
             </w:r>
           </w:p>
           <w:p>
@@ -8479,31 +7388,7 @@
               <w:rPr>
                 <w:color w:val="374151"/>
               </w:rPr>
-              <w:t>App sempre l</w:t>
-            </w:r>
-            <w:r>
-              <w:rPr>
-                <w:color w:val="374151"/>
-              </w:rPr>
-              <w:t>ê</w:t>
-            </w:r>
-            <w:r>
-              <w:rPr>
-                <w:color w:val="374151"/>
-              </w:rPr>
-              <w:t xml:space="preserve"> e escreve no SQLite local primeiro (resposta imediata, sem </w:t>
-            </w:r>
-            <w:r>
-              <w:rPr>
-                <w:color w:val="374151"/>
-              </w:rPr>
-              <w:t>latência</w:t>
-            </w:r>
-            <w:r>
-              <w:rPr>
-                <w:color w:val="374151"/>
-              </w:rPr>
-              <w:t>)</w:t>
+              <w:t xml:space="preserve">App sempre lê e escreve no SQLite local primeiro (resposta imediata, sem latência)</w:t>
             </w:r>
           </w:p>
           <w:p>
@@ -8513,40 +7398,16 @@
                 <w:ilvl w:val="0"/>
                 <w:numId w:val="3"/>
               </w:numPr>
-              <w:spacing w:before="40" w:after="40"/>
-              <w:rPr>
-                <w:color w:val="374151"/>
-              </w:rPr>
-            </w:pPr>
-            <w:r>
-              <w:rPr>
-                <w:color w:val="374151"/>
-              </w:rPr>
-              <w:t>Toda muta</w:t>
-            </w:r>
-            <w:r>
-              <w:rPr>
-                <w:color w:val="374151"/>
-              </w:rPr>
-              <w:t>çã</w:t>
-            </w:r>
-            <w:r>
-              <w:rPr>
-                <w:color w:val="374151"/>
-              </w:rPr>
-              <w:t xml:space="preserve">o (criar, editar, excluir) </w:t>
-            </w:r>
-            <w:r>
-              <w:rPr>
-                <w:color w:val="374151"/>
-              </w:rPr>
-              <w:t>é</w:t>
-            </w:r>
-            <w:r>
-              <w:rPr>
-                <w:color w:val="374151"/>
-              </w:rPr>
-              <w:t xml:space="preserve"> marcada com status pending_sync</w:t>
+              <w:spacing w:before="60" w:after="40"/>
+              <w:rPr>
+                <w:color w:val="374151"/>
+              </w:rPr>
+            </w:pPr>
+            <w:r>
+              <w:rPr>
+                <w:color w:val="374151"/>
+              </w:rPr>
+              <w:t xml:space="preserve">Toda mutação (criar, editar, excluir) é marcada com sync_status = pending</w:t>
             </w:r>
           </w:p>
           <w:p>
@@ -8556,28 +7417,16 @@
                 <w:ilvl w:val="0"/>
                 <w:numId w:val="3"/>
               </w:numPr>
-              <w:spacing w:before="40" w:after="40"/>
-              <w:rPr>
-                <w:color w:val="374151"/>
-              </w:rPr>
-            </w:pPr>
-            <w:r>
-              <w:rPr>
-                <w:color w:val="374151"/>
-              </w:rPr>
-              <w:t xml:space="preserve">Ao detectar </w:t>
-            </w:r>
-            <w:r>
-              <w:rPr>
-                <w:color w:val="374151"/>
-              </w:rPr>
-              <w:t>conexão</w:t>
-            </w:r>
-            <w:r>
-              <w:rPr>
-                <w:color w:val="374151"/>
-              </w:rPr>
-              <w:t>, uma fila de sync sobe os dados pendentes ao Supabase</w:t>
+              <w:spacing w:before="60" w:after="40"/>
+              <w:rPr>
+                <w:color w:val="374151"/>
+              </w:rPr>
+            </w:pPr>
+            <w:r>
+              <w:rPr>
+                <w:color w:val="374151"/>
+              </w:rPr>
+              <w:t xml:space="preserve">Ao detectar conexão, a fila envia os dados pendentes à TaskFlow API (/sync/push) e busca as alterações remotas (/sync/pull)</w:t>
             </w:r>
           </w:p>
           <w:p>
@@ -8587,16 +7436,16 @@
                 <w:ilvl w:val="0"/>
                 <w:numId w:val="3"/>
               </w:numPr>
-              <w:spacing w:before="40" w:after="40"/>
-              <w:rPr>
-                <w:color w:val="374151"/>
-              </w:rPr>
-            </w:pPr>
-            <w:r>
-              <w:rPr>
-                <w:color w:val="374151"/>
-              </w:rPr>
-              <w:t>Conflitos resolvidos por last_write_wins usando o campo updated_at</w:t>
+              <w:spacing w:before="60" w:after="40"/>
+              <w:rPr>
+                <w:color w:val="374151"/>
+              </w:rPr>
+            </w:pPr>
+            <w:r>
+              <w:rPr>
+                <w:color w:val="374151"/>
+              </w:rPr>
+              <w:t xml:space="preserve">Conflitos resolvidos por last-write-wins usando o campo updated_at</w:t>
             </w:r>
           </w:p>
           <w:p>
@@ -8606,28 +7455,16 @@
                 <w:ilvl w:val="0"/>
                 <w:numId w:val="3"/>
               </w:numPr>
-              <w:spacing w:before="40" w:after="60"/>
-              <w:rPr>
-                <w:color w:val="374151"/>
-              </w:rPr>
-            </w:pPr>
-            <w:r>
-              <w:rPr>
-                <w:color w:val="374151"/>
-              </w:rPr>
-              <w:t xml:space="preserve">RLS no Supabase garante isolamento total dos dados por </w:t>
-            </w:r>
-            <w:r>
-              <w:rPr>
-                <w:color w:val="374151"/>
-              </w:rPr>
-              <w:t>usuário</w:t>
-            </w:r>
-            <w:r>
-              <w:rPr>
-                <w:color w:val="374151"/>
-              </w:rPr>
-              <w:t xml:space="preserve"> autenticado</w:t>
+              <w:spacing w:before="60" w:after="40"/>
+              <w:rPr>
+                <w:color w:val="374151"/>
+              </w:rPr>
+            </w:pPr>
+            <w:r>
+              <w:rPr>
+                <w:color w:val="374151"/>
+              </w:rPr>
+              <w:t xml:space="preserve">A TaskFlow API filtra todos os dados pelo usuário do JWT, garantindo isolamento total</w:t>
             </w:r>
           </w:p>
         </w:tc>
@@ -8643,13 +7480,7 @@
         <w:pStyle w:val="heading20"/>
       </w:pPr>
       <w:r>
-        <w:t xml:space="preserve">9.4 </w:t>
-      </w:r>
-      <w:r>
-        <w:t>Evolução</w:t>
-      </w:r>
-      <w:r>
-        <w:t xml:space="preserve"> Planejada para Clean Architecture (Semestre 2)</w:t>
+        <w:t xml:space="preserve">9.4 Migração para Clean Architecture</w:t>
       </w:r>
     </w:p>
     <w:p>
@@ -8663,230 +7494,26 @@
         <w:rPr>
           <w:color w:val="374151"/>
         </w:rPr>
-        <w:t xml:space="preserve">A Layered Architecture foi escolhida por ser a mais adequada para o prazo e </w:t>
+        <w:t xml:space="preserve">A v1.0 adotava Layered Architecture. Na v2.0, com a troca do Supabase por um backend próprio e o escopo completo em uma única entrega, o time adota Clean Architecture no app e na API.</w:t>
       </w:r>
+    </w:p>
+    <w:p>
+      <w:pPr>
+        <w:spacing w:before="100"/>
+      </w:pPr>
+    </w:p>
+    <w:p>
+      <w:pPr>
+        <w:spacing w:before="80" w:after="80"/>
+        <w:rPr>
+          <w:color w:val="374151"/>
+        </w:rPr>
+      </w:pPr>
       <w:r>
         <w:rPr>
           <w:color w:val="374151"/>
         </w:rPr>
-        <w:t>nível</w:t>
-      </w:r>
-      <w:r>
-        <w:rPr>
-          <w:color w:val="374151"/>
-        </w:rPr>
-        <w:t xml:space="preserve"> de experi</w:t>
-      </w:r>
-      <w:r>
-        <w:rPr>
-          <w:color w:val="374151"/>
-        </w:rPr>
-        <w:t>ê</w:t>
-      </w:r>
-      <w:r>
-        <w:rPr>
-          <w:color w:val="374151"/>
-        </w:rPr>
-        <w:t xml:space="preserve">ncia do time neste momento. </w:t>
-      </w:r>
-      <w:r>
-        <w:rPr>
-          <w:color w:val="374151"/>
-        </w:rPr>
-        <w:t>Porém</w:t>
-      </w:r>
-      <w:r>
-        <w:rPr>
-          <w:color w:val="374151"/>
-        </w:rPr>
-        <w:t>, conforme o projeto crescer no Semestre 2,</w:t>
-      </w:r>
-      <w:r>
-        <w:rPr>
-          <w:color w:val="374151"/>
-        </w:rPr>
-        <w:t xml:space="preserve"> com</w:t>
-      </w:r>
-      <w:r>
-        <w:rPr>
-          <w:color w:val="374151"/>
-        </w:rPr>
-        <w:t xml:space="preserve"> l</w:t>
-      </w:r>
-      <w:r>
-        <w:rPr>
-          <w:color w:val="374151"/>
-        </w:rPr>
-        <w:t>ó</w:t>
-      </w:r>
-      <w:r>
-        <w:rPr>
-          <w:color w:val="374151"/>
-        </w:rPr>
-        <w:t>gica de negócio mais complexa e necessidade de testes automatizados</w:t>
-      </w:r>
-      <w:r>
-        <w:rPr>
-          <w:color w:val="374151"/>
-        </w:rPr>
-        <w:t>,</w:t>
-      </w:r>
-      <w:r>
-        <w:rPr>
-          <w:color w:val="374151"/>
-        </w:rPr>
-        <w:t xml:space="preserve"> a arquitetura </w:t>
-      </w:r>
-      <w:r>
-        <w:rPr>
-          <w:color w:val="374151"/>
-        </w:rPr>
-        <w:t>evoluirá</w:t>
-      </w:r>
-      <w:r>
-        <w:rPr>
-          <w:color w:val="374151"/>
-        </w:rPr>
-        <w:t xml:space="preserve"> gradualmente em </w:t>
-      </w:r>
-      <w:r>
-        <w:rPr>
-          <w:color w:val="374151"/>
-        </w:rPr>
-        <w:t>direção</w:t>
-      </w:r>
-      <w:r>
-        <w:rPr>
-          <w:color w:val="374151"/>
-        </w:rPr>
-        <w:t xml:space="preserve"> a Clean Architecture.</w:t>
-      </w:r>
-    </w:p>
-    <w:p>
-      <w:pPr>
-        <w:spacing w:before="100"/>
-      </w:pPr>
-    </w:p>
-    <w:p>
-      <w:pPr>
-        <w:spacing w:before="80" w:after="80"/>
-        <w:rPr>
-          <w:color w:val="374151"/>
-        </w:rPr>
-      </w:pPr>
-      <w:r>
-        <w:rPr>
-          <w:color w:val="374151"/>
-        </w:rPr>
-        <w:t xml:space="preserve">Essa </w:t>
-      </w:r>
-      <w:r>
-        <w:rPr>
-          <w:color w:val="374151"/>
-        </w:rPr>
-        <w:t>evolução</w:t>
-      </w:r>
-      <w:r>
-        <w:rPr>
-          <w:color w:val="374151"/>
-        </w:rPr>
-        <w:t xml:space="preserve"> </w:t>
-      </w:r>
-      <w:r>
-        <w:rPr>
-          <w:color w:val="374151"/>
-        </w:rPr>
-        <w:t>não</w:t>
-      </w:r>
-      <w:r>
-        <w:rPr>
-          <w:color w:val="374151"/>
-        </w:rPr>
-        <w:t xml:space="preserve"> </w:t>
-      </w:r>
-      <w:r>
-        <w:rPr>
-          <w:color w:val="374151"/>
-        </w:rPr>
-        <w:t>é</w:t>
-      </w:r>
-      <w:r>
-        <w:rPr>
-          <w:color w:val="374151"/>
-        </w:rPr>
-        <w:t xml:space="preserve"> uma reescrita</w:t>
-      </w:r>
-      <w:r>
-        <w:rPr>
-          <w:color w:val="374151"/>
-        </w:rPr>
-        <w:t>, é</w:t>
-      </w:r>
-      <w:r>
-        <w:rPr>
-          <w:color w:val="374151"/>
-        </w:rPr>
-        <w:t xml:space="preserve"> uma </w:t>
-      </w:r>
-      <w:r>
-        <w:rPr>
-          <w:color w:val="374151"/>
-        </w:rPr>
-        <w:t>reorganização</w:t>
-      </w:r>
-      <w:r>
-        <w:rPr>
-          <w:color w:val="374151"/>
-        </w:rPr>
-        <w:t xml:space="preserve"> incremental</w:t>
-      </w:r>
-      <w:r>
-        <w:rPr>
-          <w:color w:val="374151"/>
-        </w:rPr>
-        <w:t>. As</w:t>
-      </w:r>
-      <w:r>
-        <w:rPr>
-          <w:color w:val="374151"/>
-        </w:rPr>
-        <w:t xml:space="preserve"> camadas existentes </w:t>
-      </w:r>
-      <w:r>
-        <w:rPr>
-          <w:color w:val="374151"/>
-        </w:rPr>
-        <w:t>serão</w:t>
-      </w:r>
-      <w:r>
-        <w:rPr>
-          <w:color w:val="374151"/>
-        </w:rPr>
-        <w:t xml:space="preserve"> preservadas e uma nova camada de Use Cases ser</w:t>
-      </w:r>
-      <w:r>
-        <w:rPr>
-          <w:color w:val="374151"/>
-        </w:rPr>
-        <w:t>á</w:t>
-      </w:r>
-      <w:r>
-        <w:rPr>
-          <w:color w:val="374151"/>
-        </w:rPr>
-        <w:t xml:space="preserve"> </w:t>
-      </w:r>
-      <w:r>
-        <w:rPr>
-          <w:color w:val="374151"/>
-        </w:rPr>
-        <w:t>extraída</w:t>
-      </w:r>
-      <w:r>
-        <w:rPr>
-          <w:color w:val="374151"/>
-        </w:rPr>
-        <w:t xml:space="preserve"> entre o Estado Global e os Dados.</w:t>
+        <w:t xml:space="preserve">A migração é incremental, por módulo: estrutura de pastas e composition root; fluxo de referência CreateTask ponta a ponta; depois tarefas, pomodoro, autenticação e sincronização. O código antigo é removido à medida que cada módulo migra.</w:t>
       </w:r>
     </w:p>
     <w:p>
@@ -8942,7 +7569,7 @@
                 <w:sz w:val="20"/>
                 <w:szCs w:val="20"/>
               </w:rPr>
-              <w:t>Semestre 1 — Layered</w:t>
+              <w:t xml:space="preserve">Estrutura atual</w:t>
             </w:r>
           </w:p>
         </w:tc>
@@ -8972,7 +7599,7 @@
                 <w:sz w:val="20"/>
                 <w:szCs w:val="20"/>
               </w:rPr>
-              <w:t>Semestre 2 — Aproximacao Clean</w:t>
+              <w:t xml:space="preserve">Alvo — Clean Architecture</w:t>
             </w:r>
           </w:p>
         </w:tc>
@@ -9002,23 +7629,7 @@
                 <w:sz w:val="20"/>
                 <w:szCs w:val="20"/>
               </w:rPr>
-              <w:t xml:space="preserve">Logica de </w:t>
-            </w:r>
-            <w:r>
-              <w:rPr>
-                <w:color w:val="374151"/>
-                <w:sz w:val="20"/>
-                <w:szCs w:val="20"/>
-              </w:rPr>
-              <w:t>negócio</w:t>
-            </w:r>
-            <w:r>
-              <w:rPr>
-                <w:color w:val="374151"/>
-                <w:sz w:val="20"/>
-                <w:szCs w:val="20"/>
-              </w:rPr>
-              <w:t xml:space="preserve"> vive nos Zustand stores</w:t>
+              <w:t xml:space="preserve">Telas importam database/ diretamente</w:t>
             </w:r>
           </w:p>
         </w:tc>
@@ -9046,7 +7657,7 @@
                 <w:sz w:val="20"/>
                 <w:szCs w:val="20"/>
               </w:rPr>
-              <w:t>Logica extraida para Use Cases independentes (ex: CompleteTaskUseCase, StartPomodoroUseCase)</w:t>
+              <w:t xml:space="preserve">Telas usam stores/hooks, que chamam Use Cases</w:t>
             </w:r>
           </w:p>
         </w:tc>
@@ -9076,7 +7687,7 @@
                 <w:sz w:val="20"/>
                 <w:szCs w:val="20"/>
               </w:rPr>
-              <w:t>Stores acessam diretamente os hooks de banco</w:t>
+              <w:t xml:space="preserve">Funções SQL soltas em database/*.ts</w:t>
             </w:r>
           </w:p>
         </w:tc>
@@ -9104,7 +7715,7 @@
                 <w:sz w:val="20"/>
                 <w:szCs w:val="20"/>
               </w:rPr>
-              <w:t>Stores consomem Use Cases; Use Cases consomem Repositories</w:t>
+              <w:t xml:space="preserve">Repositórios SQLite que implementam interfaces do domínio</w:t>
             </w:r>
           </w:p>
         </w:tc>
@@ -9128,36 +7739,13 @@
             </w:tcMar>
           </w:tcPr>
           <w:p>
-            <w:pPr>
-              <w:rPr>
-                <w:color w:val="374151"/>
-                <w:sz w:val="20"/>
-                <w:szCs w:val="20"/>
-              </w:rPr>
-            </w:pPr>
-            <w:r>
-              <w:rPr>
-                <w:color w:val="374151"/>
-                <w:sz w:val="20"/>
-                <w:szCs w:val="20"/>
-              </w:rPr>
-              <w:t xml:space="preserve">Sem interface de </w:t>
-            </w:r>
-            <w:r>
-              <w:rPr>
-                <w:color w:val="374151"/>
-                <w:sz w:val="20"/>
-                <w:szCs w:val="20"/>
-              </w:rPr>
-              <w:t>repositório</w:t>
-            </w:r>
-            <w:r>
-              <w:rPr>
-                <w:color w:val="374151"/>
-                <w:sz w:val="20"/>
-                <w:szCs w:val="20"/>
-              </w:rPr>
-              <w:t xml:space="preserve"> formal</w:t>
+            <w:r>
+              <w:rPr>
+                <w:color w:val="374151"/>
+                <w:sz w:val="20"/>
+                <w:szCs w:val="20"/>
+              </w:rPr>
+              <w:t xml:space="preserve">Tipos em types/ misturando banco e UI</w:t>
             </w:r>
           </w:p>
         </w:tc>
@@ -9185,7 +7773,7 @@
                 <w:sz w:val="20"/>
                 <w:szCs w:val="20"/>
               </w:rPr>
-              <w:t>Repositories abstraem a fonte de dados (local ou remoto) atras de uma interface</w:t>
+              <w:t xml:space="preserve">Entidades de domínio + DTOs + mappers</w:t>
             </w:r>
           </w:p>
         </w:tc>
@@ -9209,20 +7797,13 @@
             </w:tcMar>
           </w:tcPr>
           <w:p>
-            <w:pPr>
-              <w:rPr>
-                <w:color w:val="374151"/>
-                <w:sz w:val="20"/>
-                <w:szCs w:val="20"/>
-              </w:rPr>
-            </w:pPr>
-            <w:r>
-              <w:rPr>
-                <w:color w:val="374151"/>
-                <w:sz w:val="20"/>
-                <w:szCs w:val="20"/>
-              </w:rPr>
-              <w:t>Testes manuais e via dispositivo</w:t>
+            <w:r>
+              <w:rPr>
+                <w:color w:val="374151"/>
+                <w:sz w:val="20"/>
+                <w:szCs w:val="20"/>
+              </w:rPr>
+              <w:t xml:space="preserve">Sem injeção de dependência</w:t>
             </w:r>
           </w:p>
         </w:tc>
@@ -9250,23 +7831,7 @@
                 <w:sz w:val="20"/>
                 <w:szCs w:val="20"/>
               </w:rPr>
-              <w:t xml:space="preserve">Use Cases </w:t>
-            </w:r>
-            <w:r>
-              <w:rPr>
-                <w:color w:val="374151"/>
-                <w:sz w:val="20"/>
-                <w:szCs w:val="20"/>
-              </w:rPr>
-              <w:t>são</w:t>
-            </w:r>
-            <w:r>
-              <w:rPr>
-                <w:color w:val="374151"/>
-                <w:sz w:val="20"/>
-                <w:szCs w:val="20"/>
-              </w:rPr>
-              <w:t xml:space="preserve"> puros (sem framework) — testados com Jest sem precisar do RN</w:t>
+              <w:t xml:space="preserve">Composition root (src/main/container.ts) liga portas às implementações</w:t>
             </w:r>
           </w:p>
         </w:tc>
@@ -9336,23 +7901,7 @@
                 <w:color w:val="D97706"/>
               </w:rPr>
               <w:lastRenderedPageBreak/>
-              <w:t xml:space="preserve">Por que essa </w:t>
-            </w:r>
-            <w:r>
-              <w:rPr>
-                <w:b/>
-                <w:bCs/>
-                <w:color w:val="D97706"/>
-              </w:rPr>
-              <w:t>progressão</w:t>
-            </w:r>
-            <w:r>
-              <w:rPr>
-                <w:b/>
-                <w:bCs/>
-                <w:color w:val="D97706"/>
-              </w:rPr>
-              <w:t xml:space="preserve"> faz sentido</w:t>
+              <w:t xml:space="preserve">Por que Clean Architecture agora</w:t>
             </w:r>
           </w:p>
           <w:p>
@@ -9371,7 +7920,7 @@
               <w:rPr>
                 <w:color w:val="374151"/>
               </w:rPr>
-              <w:t>O time aprende a arquitetura em camadas primeiro — base solida antes de adicionar complexidade</w:t>
+              <w:t xml:space="preserve">A troca de backend afeta só os adaptadores — regras e telas continuam iguais</w:t>
             </w:r>
           </w:p>
           <w:p>
@@ -9390,67 +7939,7 @@
               <w:rPr>
                 <w:color w:val="374151"/>
               </w:rPr>
-              <w:t xml:space="preserve">A </w:t>
-            </w:r>
-            <w:r>
-              <w:rPr>
-                <w:color w:val="374151"/>
-              </w:rPr>
-              <w:t>refatoração</w:t>
-            </w:r>
-            <w:r>
-              <w:rPr>
-                <w:color w:val="374151"/>
-              </w:rPr>
-              <w:t xml:space="preserve"> para Use Cases e natural: </w:t>
-            </w:r>
-            <w:r>
-              <w:rPr>
-                <w:color w:val="374151"/>
-              </w:rPr>
-              <w:t>você</w:t>
-            </w:r>
-            <w:r>
-              <w:rPr>
-                <w:color w:val="374151"/>
-              </w:rPr>
-              <w:t xml:space="preserve"> j</w:t>
-            </w:r>
-            <w:r>
-              <w:rPr>
-                <w:color w:val="374151"/>
-              </w:rPr>
-              <w:t>á</w:t>
-            </w:r>
-            <w:r>
-              <w:rPr>
-                <w:color w:val="374151"/>
-              </w:rPr>
-              <w:t xml:space="preserve"> tem a l</w:t>
-            </w:r>
-            <w:r>
-              <w:rPr>
-                <w:color w:val="374151"/>
-              </w:rPr>
-              <w:t>ó</w:t>
-            </w:r>
-            <w:r>
-              <w:rPr>
-                <w:color w:val="374151"/>
-              </w:rPr>
-              <w:t xml:space="preserve">gica centralizada </w:t>
-            </w:r>
-            <w:r>
-              <w:rPr>
-                <w:color w:val="374151"/>
-              </w:rPr>
-              <w:t>nas stores</w:t>
-            </w:r>
-            <w:r>
-              <w:rPr>
-                <w:color w:val="374151"/>
-              </w:rPr>
-              <w:t>, basta extrair</w:t>
+              <w:t xml:space="preserve">Use Cases testáveis com Jest puro, sem emulador, banco ou rede</w:t>
             </w:r>
           </w:p>
           <w:p>
@@ -9460,64 +7949,16 @@
                 <w:ilvl w:val="0"/>
                 <w:numId w:val="2"/>
               </w:numPr>
-              <w:spacing w:before="40" w:after="60"/>
-              <w:rPr>
-                <w:color w:val="374151"/>
-              </w:rPr>
-            </w:pPr>
-            <w:r>
-              <w:rPr>
-                <w:color w:val="374151"/>
-              </w:rPr>
-              <w:t>Ao publicar nas lojas no Semestre 2, o c</w:t>
-            </w:r>
-            <w:r>
-              <w:rPr>
-                <w:color w:val="374151"/>
-              </w:rPr>
-              <w:t>ó</w:t>
-            </w:r>
-            <w:r>
-              <w:rPr>
-                <w:color w:val="374151"/>
-              </w:rPr>
-              <w:t>digo estar</w:t>
-            </w:r>
-            <w:r>
-              <w:rPr>
-                <w:color w:val="374151"/>
-              </w:rPr>
-              <w:t>á</w:t>
-            </w:r>
-            <w:r>
-              <w:rPr>
-                <w:color w:val="374151"/>
-              </w:rPr>
-              <w:t xml:space="preserve"> mais test</w:t>
-            </w:r>
-            <w:r>
-              <w:rPr>
-                <w:color w:val="374151"/>
-              </w:rPr>
-              <w:t>á</w:t>
-            </w:r>
-            <w:r>
-              <w:rPr>
-                <w:color w:val="374151"/>
-              </w:rPr>
-              <w:t xml:space="preserve">vel e facil de manter para </w:t>
-            </w:r>
-            <w:r>
-              <w:rPr>
-                <w:color w:val="374151"/>
-              </w:rPr>
-              <w:t>evoluções</w:t>
-            </w:r>
-            <w:r>
-              <w:rPr>
-                <w:color w:val="374151"/>
-              </w:rPr>
-              <w:t xml:space="preserve"> futuras</w:t>
+              <w:spacing w:before="40" w:after="40"/>
+              <w:rPr>
+                <w:color w:val="374151"/>
+              </w:rPr>
+            </w:pPr>
+            <w:r>
+              <w:rPr>
+                <w:color w:val="374151"/>
+              </w:rPr>
+              <w:t xml:space="preserve">Módulos independentes permitem que 7 pessoas trabalhem em paralelo com menos conflitos</w:t>
             </w:r>
           </w:p>
         </w:tc>
@@ -9546,16 +7987,7 @@
         </w:pBdr>
       </w:pPr>
       <w:r>
-        <w:t>1</w:t>
-      </w:r>
-      <w:r>
-        <w:t>0</w:t>
-      </w:r>
-      <w:r>
-        <w:t xml:space="preserve">. Fluxo Principal do </w:t>
-      </w:r>
-      <w:r>
-        <w:t>Usuário</w:t>
+        <w:t xml:space="preserve">10. Fluxo Principal do Usuário</w:t>
       </w:r>
     </w:p>
     <w:tbl>
@@ -9778,23 +8210,7 @@
                 <w:sz w:val="20"/>
                 <w:szCs w:val="20"/>
               </w:rPr>
-              <w:t xml:space="preserve">Verifica </w:t>
-            </w:r>
-            <w:r>
-              <w:rPr>
-                <w:color w:val="374151"/>
-                <w:sz w:val="20"/>
-                <w:szCs w:val="20"/>
-              </w:rPr>
-              <w:t>sessão</w:t>
-            </w:r>
-            <w:r>
-              <w:rPr>
-                <w:color w:val="374151"/>
-                <w:sz w:val="20"/>
-                <w:szCs w:val="20"/>
-              </w:rPr>
-              <w:t xml:space="preserve"> ativa; redireciona para Login ou Home</w:t>
+              <w:t xml:space="preserve">Verifica sessão ativa; redireciona para Login ou Home</w:t>
             </w:r>
           </w:p>
         </w:tc>
@@ -9859,15 +8275,7 @@
                 <w:sz w:val="20"/>
                 <w:szCs w:val="20"/>
               </w:rPr>
-              <w:t>Autentica</w:t>
-            </w:r>
-            <w:r>
-              <w:rPr>
-                <w:color w:val="374151"/>
-                <w:sz w:val="20"/>
-                <w:szCs w:val="20"/>
-              </w:rPr>
-              <w:t>ção</w:t>
+              <w:t>Autenticação</w:t>
             </w:r>
           </w:p>
         </w:tc>
@@ -9895,7 +8303,7 @@
                 <w:sz w:val="20"/>
                 <w:szCs w:val="20"/>
               </w:rPr>
-              <w:t>Login com Google ou Apple via Supabase OAuth</w:t>
+              <w:t xml:space="preserve">Login com Google ou Apple; a TaskFlow API valida e emite o JWT</w:t>
             </w:r>
           </w:p>
         </w:tc>
@@ -9995,23 +8403,7 @@
                 <w:sz w:val="20"/>
                 <w:szCs w:val="20"/>
               </w:rPr>
-              <w:t xml:space="preserve">Preenche </w:t>
-            </w:r>
-            <w:r>
-              <w:rPr>
-                <w:color w:val="374151"/>
-                <w:sz w:val="20"/>
-                <w:szCs w:val="20"/>
-              </w:rPr>
-              <w:t>título</w:t>
-            </w:r>
-            <w:r>
-              <w:rPr>
-                <w:color w:val="374151"/>
-                <w:sz w:val="20"/>
-                <w:szCs w:val="20"/>
-              </w:rPr>
-              <w:t>, prioridade e estimativa de Pomodoros</w:t>
+              <w:t xml:space="preserve">Preenche título, prioridade, estimativa de Pomodoros e prazo</w:t>
             </w:r>
           </w:p>
         </w:tc>
@@ -10111,23 +8503,7 @@
                 <w:sz w:val="20"/>
                 <w:szCs w:val="20"/>
               </w:rPr>
-              <w:t xml:space="preserve">Abre detalhes e </w:t>
-            </w:r>
-            <w:r>
-              <w:rPr>
-                <w:color w:val="374151"/>
-                <w:sz w:val="20"/>
-                <w:szCs w:val="20"/>
-              </w:rPr>
-              <w:t>botão</w:t>
-            </w:r>
-            <w:r>
-              <w:rPr>
-                <w:color w:val="374151"/>
-                <w:sz w:val="20"/>
-                <w:szCs w:val="20"/>
-              </w:rPr>
-              <w:t xml:space="preserve"> para iniciar timer de foco</w:t>
+              <w:t xml:space="preserve">Abre detalhes e botão para iniciar timer de foco</w:t>
             </w:r>
           </w:p>
         </w:tc>
@@ -10220,23 +8596,7 @@
                 <w:sz w:val="20"/>
                 <w:szCs w:val="20"/>
               </w:rPr>
-              <w:t xml:space="preserve">Timer de 25 min; </w:t>
-            </w:r>
-            <w:r>
-              <w:rPr>
-                <w:color w:val="374151"/>
-                <w:sz w:val="20"/>
-                <w:szCs w:val="20"/>
-              </w:rPr>
-              <w:t>sessão</w:t>
-            </w:r>
-            <w:r>
-              <w:rPr>
-                <w:color w:val="374151"/>
-                <w:sz w:val="20"/>
-                <w:szCs w:val="20"/>
-              </w:rPr>
-              <w:t xml:space="preserve"> registrada localmente</w:t>
+              <w:t xml:space="preserve">Timer de 25 min; sessão registrada localmente</w:t>
             </w:r>
           </w:p>
         </w:tc>
@@ -10336,15 +8696,7 @@
                 <w:sz w:val="20"/>
                 <w:szCs w:val="20"/>
               </w:rPr>
-              <w:t>Notificação</w:t>
-            </w:r>
-            <w:r>
-              <w:rPr>
-                <w:color w:val="374151"/>
-                <w:sz w:val="20"/>
-                <w:szCs w:val="20"/>
-              </w:rPr>
-              <w:t xml:space="preserve"> nativa; pausa de 5 min e sugerida</w:t>
+              <w:t xml:space="preserve">Notificação nativa; pausa de 5 min e sugerida</w:t>
             </w:r>
           </w:p>
         </w:tc>
@@ -10537,7 +8889,7 @@
                 <w:sz w:val="20"/>
                 <w:szCs w:val="20"/>
               </w:rPr>
-              <w:t>Fila de sync sobe dados pendentes ao Supabase</w:t>
+              <w:t xml:space="preserve">Fila de sync envia os dados pendentes à TaskFlow API</w:t>
             </w:r>
           </w:p>
         </w:tc>
@@ -10637,31 +8989,7 @@
                 <w:sz w:val="20"/>
                 <w:szCs w:val="20"/>
               </w:rPr>
-              <w:t>Gráfico</w:t>
-            </w:r>
-            <w:r>
-              <w:rPr>
-                <w:color w:val="374151"/>
-                <w:sz w:val="20"/>
-                <w:szCs w:val="20"/>
-              </w:rPr>
-              <w:t xml:space="preserve"> semanal mostra </w:t>
-            </w:r>
-            <w:r>
-              <w:rPr>
-                <w:color w:val="374151"/>
-                <w:sz w:val="20"/>
-                <w:szCs w:val="20"/>
-              </w:rPr>
-              <w:t>evolução</w:t>
-            </w:r>
-            <w:r>
-              <w:rPr>
-                <w:color w:val="374151"/>
-                <w:sz w:val="20"/>
-                <w:szCs w:val="20"/>
-              </w:rPr>
-              <w:t xml:space="preserve"> de produtividade</w:t>
+              <w:t xml:space="preserve">Gráfico semanal mostra evolução de produtividade</w:t>
             </w:r>
           </w:p>
         </w:tc>
@@ -10680,7 +9008,7 @@
         </w:pBdr>
       </w:pPr>
       <w:r>
-        <w:t>13. Plano de Entrega por Semestre</w:t>
+        <w:t xml:space="preserve">13. Plano de Entrega</w:t>
       </w:r>
     </w:p>
     <w:p>
@@ -10688,13 +9016,7 @@
         <w:pStyle w:val="heading20"/>
       </w:pPr>
       <w:r>
-        <w:t xml:space="preserve">Semestre 1 — Entrega Inicial (Marco a </w:t>
-      </w:r>
-      <w:r>
-        <w:t>junho</w:t>
-      </w:r>
-      <w:r>
-        <w:t xml:space="preserve"> 2026)</w:t>
+        <w:t xml:space="preserve">Escopo principal — entrega final (2º semestre de 2026)</w:t>
       </w:r>
     </w:p>
     <w:tbl>
@@ -10750,23 +9072,7 @@
                 <w:bCs/>
                 <w:color w:val="059669"/>
               </w:rPr>
-              <w:t xml:space="preserve">Escopo </w:t>
-            </w:r>
-            <w:r>
-              <w:rPr>
-                <w:b/>
-                <w:bCs/>
-                <w:color w:val="059669"/>
-              </w:rPr>
-              <w:t>obrigatório</w:t>
-            </w:r>
-            <w:r>
-              <w:rPr>
-                <w:b/>
-                <w:bCs/>
-                <w:color w:val="059669"/>
-              </w:rPr>
-              <w:t xml:space="preserve"> deste semestre</w:t>
+              <w:t xml:space="preserve">Escopo obrigatório</w:t>
             </w:r>
           </w:p>
           <w:p>
@@ -10784,7 +9090,7 @@
                 <w:bCs/>
                 <w:color w:val="065F46"/>
               </w:rPr>
-              <w:t>Autenticação</w:t>
+              <w:t xml:space="preserve">Autenticação e Backend</w:t>
             </w:r>
           </w:p>
           <w:p>
@@ -10805,7 +9111,7 @@
                 <w:color w:val="374151"/>
                 <w:lang w:val="en-US"/>
               </w:rPr>
-              <w:t>Login com Google OAuth e Apple OAuth via Supabase</w:t>
+              <w:t xml:space="preserve">Login com Google e Apple; JWT emitido pela TaskFlow API</w:t>
             </w:r>
           </w:p>
           <w:p>
@@ -10818,37 +9124,15 @@
               <w:spacing w:before="30" w:after="30"/>
               <w:rPr>
                 <w:color w:val="374151"/>
-              </w:rPr>
-            </w:pPr>
-            <w:r>
-              <w:rPr>
-                <w:color w:val="374151"/>
-              </w:rPr>
-              <w:t>Sessão</w:t>
-            </w:r>
-            <w:r>
-              <w:rPr>
-                <w:color w:val="374151"/>
-              </w:rPr>
-              <w:t xml:space="preserve"> persistente e logout</w:t>
-            </w:r>
-          </w:p>
-          <w:p>
-            <w:pPr>
-              <w:spacing w:before="100" w:after="40"/>
-              <w:rPr>
-                <w:b/>
-                <w:bCs/>
-                <w:color w:val="065F46"/>
-              </w:rPr>
-            </w:pPr>
-            <w:r>
-              <w:rPr>
-                <w:b/>
-                <w:bCs/>
-                <w:color w:val="065F46"/>
-              </w:rPr>
-              <w:t>CRUD 1 — Tarefas</w:t>
+                <w:lang w:val="en-US"/>
+              </w:rPr>
+            </w:pPr>
+            <w:r>
+              <w:rPr>
+                <w:color w:val="374151"/>
+                <w:lang w:val="en-US"/>
+              </w:rPr>
+              <w:t xml:space="preserve">Sessão persistente e logout</w:t>
             </w:r>
           </w:p>
           <w:p>
@@ -10861,13 +9145,33 @@
               <w:spacing w:before="30" w:after="30"/>
               <w:rPr>
                 <w:color w:val="374151"/>
-              </w:rPr>
-            </w:pPr>
-            <w:r>
-              <w:rPr>
-                <w:color w:val="374151"/>
-              </w:rPr>
-              <w:t>Criar, editar, excluir e listar tarefas</w:t>
+                <w:lang w:val="en-US"/>
+              </w:rPr>
+            </w:pPr>
+            <w:r>
+              <w:rPr>
+                <w:color w:val="374151"/>
+                <w:lang w:val="en-US"/>
+              </w:rPr>
+              <w:t xml:space="preserve">TaskFlow API (NestJS + PostgreSQL) rodando em Docker</w:t>
+            </w:r>
+          </w:p>
+          <w:p>
+            <w:pPr>
+              <w:spacing w:before="60" w:after="40"/>
+              <w:rPr>
+                <w:b/>
+                <w:bCs/>
+                <w:color w:val="065F46"/>
+              </w:rPr>
+            </w:pPr>
+            <w:r>
+              <w:rPr>
+                <w:b/>
+                <w:bCs/>
+                <w:color w:val="065F46"/>
+              </w:rPr>
+              <w:t xml:space="preserve">CRUD 1 — Tarefas</w:t>
             </w:r>
           </w:p>
           <w:p>
@@ -10880,14 +9184,15 @@
               <w:spacing w:before="30" w:after="30"/>
               <w:rPr>
                 <w:color w:val="374151"/>
-              </w:rPr>
-            </w:pPr>
-            <w:r>
-              <w:rPr>
-                <w:color w:val="374151"/>
-              </w:rPr>
-              <w:lastRenderedPageBreak/>
-              <w:t>Filtrar por status e prioridade</w:t>
+                <w:lang w:val="en-US"/>
+              </w:rPr>
+            </w:pPr>
+            <w:r>
+              <w:rPr>
+                <w:color w:val="374151"/>
+                <w:lang w:val="en-US"/>
+              </w:rPr>
+              <w:t xml:space="preserve">Criar, editar, excluir, concluir/reabrir e listar tarefas</w:t>
             </w:r>
           </w:p>
           <w:p>
@@ -10900,65 +9205,15 @@
               <w:spacing w:before="30" w:after="30"/>
               <w:rPr>
                 <w:color w:val="374151"/>
-              </w:rPr>
-            </w:pPr>
-            <w:r>
-              <w:rPr>
-                <w:color w:val="374151"/>
-              </w:rPr>
-              <w:t>Sincronização</w:t>
-            </w:r>
-            <w:r>
-              <w:rPr>
-                <w:color w:val="374151"/>
-              </w:rPr>
-              <w:t xml:space="preserve"> com Supabase (modo </w:t>
-            </w:r>
-            <w:r>
-              <w:rPr>
-                <w:color w:val="374151"/>
-              </w:rPr>
-              <w:t>híbrido</w:t>
-            </w:r>
-            <w:r>
-              <w:rPr>
-                <w:color w:val="374151"/>
-              </w:rPr>
-              <w:t>)</w:t>
-            </w:r>
-          </w:p>
-          <w:p>
-            <w:pPr>
-              <w:spacing w:before="100" w:after="40"/>
-              <w:rPr>
-                <w:b/>
-                <w:bCs/>
-                <w:color w:val="065F46"/>
-              </w:rPr>
-            </w:pPr>
-            <w:r>
-              <w:rPr>
-                <w:b/>
-                <w:bCs/>
-                <w:color w:val="065F46"/>
-              </w:rPr>
-              <w:t xml:space="preserve">CRUD 2 — </w:t>
-            </w:r>
-            <w:r>
-              <w:rPr>
-                <w:b/>
-                <w:bCs/>
-                <w:color w:val="065F46"/>
-              </w:rPr>
-              <w:t>Sessões</w:t>
-            </w:r>
-            <w:r>
-              <w:rPr>
-                <w:b/>
-                <w:bCs/>
-                <w:color w:val="065F46"/>
-              </w:rPr>
-              <w:t xml:space="preserve"> Pomodoro</w:t>
+                <w:lang w:val="en-US"/>
+              </w:rPr>
+            </w:pPr>
+            <w:r>
+              <w:rPr>
+                <w:color w:val="374151"/>
+                <w:lang w:val="en-US"/>
+              </w:rPr>
+              <w:t xml:space="preserve">Prazo, seções Hoje/Amanhã e filtros por status e prioridade</w:t>
             </w:r>
           </w:p>
           <w:p>
@@ -10971,19 +9226,33 @@
               <w:spacing w:before="30" w:after="30"/>
               <w:rPr>
                 <w:color w:val="374151"/>
-              </w:rPr>
-            </w:pPr>
-            <w:r>
-              <w:rPr>
-                <w:color w:val="374151"/>
-              </w:rPr>
-              <w:t xml:space="preserve">Iniciar, pausar, concluir e listar </w:t>
-            </w:r>
-            <w:r>
-              <w:rPr>
-                <w:color w:val="374151"/>
-              </w:rPr>
-              <w:t>sessões</w:t>
+                <w:lang w:val="en-US"/>
+              </w:rPr>
+            </w:pPr>
+            <w:r>
+              <w:rPr>
+                <w:color w:val="374151"/>
+                <w:lang w:val="en-US"/>
+              </w:rPr>
+              <w:t xml:space="preserve">Sincronização offline-first com a API</w:t>
+            </w:r>
+          </w:p>
+          <w:p>
+            <w:pPr>
+              <w:spacing w:before="60" w:after="40"/>
+              <w:rPr>
+                <w:b/>
+                <w:bCs/>
+                <w:color w:val="065F46"/>
+              </w:rPr>
+            </w:pPr>
+            <w:r>
+              <w:rPr>
+                <w:b/>
+                <w:bCs/>
+                <w:color w:val="065F46"/>
+              </w:rPr>
+              <w:t xml:space="preserve">CRUD 2 — Sessões Pomodoro</w:t>
             </w:r>
           </w:p>
           <w:p>
@@ -10996,19 +9265,15 @@
               <w:spacing w:before="30" w:after="30"/>
               <w:rPr>
                 <w:color w:val="374151"/>
-              </w:rPr>
-            </w:pPr>
-            <w:r>
-              <w:rPr>
-                <w:color w:val="374151"/>
-              </w:rPr>
-              <w:t xml:space="preserve">Timer funcional com </w:t>
-            </w:r>
-            <w:r>
-              <w:rPr>
-                <w:color w:val="374151"/>
-              </w:rPr>
-              <w:t>notificações</w:t>
+                <w:lang w:val="en-US"/>
+              </w:rPr>
+            </w:pPr>
+            <w:r>
+              <w:rPr>
+                <w:color w:val="374151"/>
+                <w:lang w:val="en-US"/>
+              </w:rPr>
+              <w:t xml:space="preserve">Iniciar, pausar, +15 min, pular, concluir e encerrar sessões</w:t>
             </w:r>
           </w:p>
           <w:p>
@@ -11018,34 +9283,39 @@
                 <w:ilvl w:val="0"/>
                 <w:numId w:val="2"/>
               </w:numPr>
-              <w:spacing w:before="30" w:after="60"/>
-              <w:rPr>
-                <w:color w:val="374151"/>
-              </w:rPr>
-            </w:pPr>
-            <w:r>
-              <w:rPr>
-                <w:color w:val="374151"/>
-              </w:rPr>
-              <w:t>Histórico</w:t>
-            </w:r>
-            <w:r>
-              <w:rPr>
-                <w:color w:val="374151"/>
-              </w:rPr>
-              <w:t xml:space="preserve"> de </w:t>
-            </w:r>
-            <w:r>
-              <w:rPr>
-                <w:color w:val="374151"/>
-              </w:rPr>
-              <w:t>sessões</w:t>
-            </w:r>
-            <w:r>
-              <w:rPr>
-                <w:color w:val="374151"/>
-              </w:rPr>
-              <w:t xml:space="preserve"> por tarefa</w:t>
+              <w:spacing w:before="30" w:after="30"/>
+              <w:rPr>
+                <w:color w:val="374151"/>
+                <w:lang w:val="en-US"/>
+              </w:rPr>
+            </w:pPr>
+            <w:r>
+              <w:rPr>
+                <w:color w:val="374151"/>
+                <w:lang w:val="en-US"/>
+              </w:rPr>
+              <w:t xml:space="preserve">Timer em background com notificações</w:t>
+            </w:r>
+          </w:p>
+          <w:p>
+            <w:pPr>
+              <w:pStyle w:val="PargrafodaLista"/>
+              <w:numPr>
+                <w:ilvl w:val="0"/>
+                <w:numId w:val="2"/>
+              </w:numPr>
+              <w:spacing w:before="30" w:after="30"/>
+              <w:rPr>
+                <w:color w:val="374151"/>
+                <w:lang w:val="en-US"/>
+              </w:rPr>
+            </w:pPr>
+            <w:r>
+              <w:rPr>
+                <w:color w:val="374151"/>
+                <w:lang w:val="en-US"/>
+              </w:rPr>
+              <w:t xml:space="preserve">Histórico de sessões por tarefa</w:t>
             </w:r>
           </w:p>
         </w:tc>
@@ -11066,13 +9336,7 @@
         <w:pStyle w:val="heading20"/>
       </w:pPr>
       <w:r>
-        <w:t xml:space="preserve">Semestre 2 — </w:t>
-      </w:r>
-      <w:r>
-        <w:t>Conclusão</w:t>
-      </w:r>
-      <w:r>
-        <w:t xml:space="preserve"> do Projeto (2o Semestre 2026)</w:t>
+        <w:t xml:space="preserve">Qualidade, telas complementares e publicação</w:t>
       </w:r>
     </w:p>
     <w:tbl>
@@ -11128,15 +9392,7 @@
                 <w:bCs/>
                 <w:color w:val="D97706"/>
               </w:rPr>
-              <w:t xml:space="preserve">Escopo planejado para </w:t>
-            </w:r>
-            <w:r>
-              <w:rPr>
-                <w:b/>
-                <w:bCs/>
-                <w:color w:val="D97706"/>
-              </w:rPr>
-              <w:t>conclusão</w:t>
+              <w:t xml:space="preserve">Escopo complementar (mesma entrega)</w:t>
             </w:r>
           </w:p>
           <w:p>
@@ -11155,13 +9411,7 @@
               <w:rPr>
                 <w:color w:val="374151"/>
               </w:rPr>
-              <w:t>Evolução</w:t>
-            </w:r>
-            <w:r>
-              <w:rPr>
-                <w:color w:val="374151"/>
-              </w:rPr>
-              <w:t xml:space="preserve"> arquitetural para proximidade com Clean Architecture (Use Cases)</w:t>
+              <w:t xml:space="preserve">Migração completa do app para Clean Architecture (domínio, Use Cases, repositórios)</w:t>
             </w:r>
           </w:p>
           <w:p>
@@ -11180,31 +9430,7 @@
               <w:rPr>
                 <w:color w:val="374151"/>
               </w:rPr>
-              <w:t xml:space="preserve">Tela de </w:t>
-            </w:r>
-            <w:r>
-              <w:rPr>
-                <w:color w:val="374151"/>
-              </w:rPr>
-              <w:t>estatísticas</w:t>
-            </w:r>
-            <w:r>
-              <w:rPr>
-                <w:color w:val="374151"/>
-              </w:rPr>
-              <w:t xml:space="preserve"> com </w:t>
-            </w:r>
-            <w:r>
-              <w:rPr>
-                <w:color w:val="374151"/>
-              </w:rPr>
-              <w:t>gráficos</w:t>
-            </w:r>
-            <w:r>
-              <w:rPr>
-                <w:color w:val="374151"/>
-              </w:rPr>
-              <w:t xml:space="preserve"> Victory Native</w:t>
+              <w:t xml:space="preserve">Telas de Perfil, Histórico e Estatísticas (Victory Native)</w:t>
             </w:r>
           </w:p>
           <w:p>
@@ -11223,7 +9449,7 @@
               <w:rPr>
                 <w:color w:val="374151"/>
               </w:rPr>
-              <w:t>Tema claro e escuro</w:t>
+              <w:t xml:space="preserve">Tema claro e escuro, sons e vibração</w:t>
             </w:r>
           </w:p>
           <w:p>
@@ -11242,25 +9468,7 @@
               <w:rPr>
                 <w:color w:val="374151"/>
               </w:rPr>
-              <w:t xml:space="preserve">Tela de </w:t>
-            </w:r>
-            <w:r>
-              <w:rPr>
-                <w:color w:val="374151"/>
-              </w:rPr>
-              <w:t>configurações</w:t>
-            </w:r>
-            <w:r>
-              <w:rPr>
-                <w:color w:val="374151"/>
-              </w:rPr>
-              <w:t xml:space="preserve"> </w:t>
-            </w:r>
-            <w:r>
-              <w:rPr>
-                <w:color w:val="374151"/>
-              </w:rPr>
-              <w:t>avançadas</w:t>
+              <w:t xml:space="preserve">Animações de transição entre telas</w:t>
             </w:r>
           </w:p>
           <w:p>
@@ -11279,25 +9487,7 @@
               <w:rPr>
                 <w:color w:val="374151"/>
               </w:rPr>
-              <w:t>Animações</w:t>
-            </w:r>
-            <w:r>
-              <w:rPr>
-                <w:color w:val="374151"/>
-              </w:rPr>
-              <w:t xml:space="preserve"> de </w:t>
-            </w:r>
-            <w:r>
-              <w:rPr>
-                <w:color w:val="374151"/>
-              </w:rPr>
-              <w:t>transição</w:t>
-            </w:r>
-            <w:r>
-              <w:rPr>
-                <w:color w:val="374151"/>
-              </w:rPr>
-              <w:t xml:space="preserve"> entre telas</w:t>
+              <w:t xml:space="preserve">Testes automatizados: Use Cases (Jest) e API (e2e com Supertest)</w:t>
             </w:r>
           </w:p>
           <w:p>
@@ -11316,38 +9506,7 @@
               <w:rPr>
                 <w:color w:val="374151"/>
               </w:rPr>
-              <w:t>Testes automatizados dos Use Cases com Jest</w:t>
-            </w:r>
-          </w:p>
-          <w:p>
-            <w:pPr>
-              <w:pStyle w:val="PargrafodaLista"/>
-              <w:numPr>
-                <w:ilvl w:val="0"/>
-                <w:numId w:val="2"/>
-              </w:numPr>
-              <w:spacing w:before="40" w:after="60"/>
-              <w:rPr>
-                <w:color w:val="374151"/>
-              </w:rPr>
-            </w:pPr>
-            <w:r>
-              <w:rPr>
-                <w:color w:val="374151"/>
-              </w:rPr>
-              <w:t xml:space="preserve">Deploy e </w:t>
-            </w:r>
-            <w:r>
-              <w:rPr>
-                <w:color w:val="374151"/>
-              </w:rPr>
-              <w:t>publicação</w:t>
-            </w:r>
-            <w:r>
-              <w:rPr>
-                <w:color w:val="374151"/>
-              </w:rPr>
-              <w:t xml:space="preserve"> nas lojas (App Store e Google Play)</w:t>
+              <w:t xml:space="preserve">Deploy da API em Docker e publicação nas lojas (App Store e Google Play)</w:t>
             </w:r>
           </w:p>
         </w:tc>
@@ -11366,7 +9525,7 @@
         </w:pBdr>
       </w:pPr>
       <w:r>
-        <w:t>14. Cronograma — Semestre 1</w:t>
+        <w:t xml:space="preserve">14. Cronograma — Entrega Final (proposta)</w:t>
       </w:r>
     </w:p>
     <w:tbl>
@@ -11535,7 +9694,7 @@
                 <w:sz w:val="20"/>
                 <w:szCs w:val="20"/>
               </w:rPr>
-              <w:t>Marco 2026</w:t>
+              <w:t xml:space="preserve">Outubro 2026 — sem. 1</w:t>
             </w:r>
           </w:p>
         </w:tc>
@@ -11570,23 +9729,7 @@
                 <w:sz w:val="20"/>
                 <w:szCs w:val="20"/>
               </w:rPr>
-              <w:t xml:space="preserve">Setup do projeto, </w:t>
-            </w:r>
-            <w:r>
-              <w:rPr>
-                <w:color w:val="374151"/>
-                <w:sz w:val="20"/>
-                <w:szCs w:val="20"/>
-              </w:rPr>
-              <w:t>configuração</w:t>
-            </w:r>
-            <w:r>
-              <w:rPr>
-                <w:color w:val="374151"/>
-                <w:sz w:val="20"/>
-                <w:szCs w:val="20"/>
-              </w:rPr>
-              <w:t xml:space="preserve"> Supabase, schema SQLite</w:t>
+              <w:t xml:space="preserve">TaskFlow API (NestJS + PostgreSQL) em Docker; autenticação Google/Apple com JWT</w:t>
             </w:r>
           </w:p>
         </w:tc>
@@ -11614,7 +9757,7 @@
                 <w:sz w:val="20"/>
                 <w:szCs w:val="20"/>
               </w:rPr>
-              <w:t>Todos</w:t>
+              <w:t xml:space="preserve">A definir</w:t>
             </w:r>
           </w:p>
         </w:tc>
@@ -11644,7 +9787,7 @@
                 <w:sz w:val="20"/>
                 <w:szCs w:val="20"/>
               </w:rPr>
-              <w:t>Abril 2026 — sem. 1</w:t>
+              <w:t xml:space="preserve">Outubro 2026 — sem. 2</w:t>
             </w:r>
           </w:p>
         </w:tc>
@@ -11679,15 +9822,7 @@
                 <w:sz w:val="20"/>
                 <w:szCs w:val="20"/>
               </w:rPr>
-              <w:t>Autenticação</w:t>
-            </w:r>
-            <w:r>
-              <w:rPr>
-                <w:color w:val="374151"/>
-                <w:sz w:val="20"/>
-                <w:szCs w:val="20"/>
-              </w:rPr>
-              <w:t xml:space="preserve"> Google e Apple funcionando</w:t>
+              <w:t xml:space="preserve">Estrutura Clean Architecture e fluxo de referência (CreateTask); migração da camada de dados; telas Login, Perfil e Editar Tarefa</w:t>
             </w:r>
           </w:p>
         </w:tc>
@@ -11722,7 +9857,7 @@
                 <w:sz w:val="20"/>
                 <w:szCs w:val="20"/>
               </w:rPr>
-              <w:t>A definir</w:t>
+              <w:t xml:space="preserve">A definir</w:t>
             </w:r>
           </w:p>
         </w:tc>
@@ -11752,7 +9887,7 @@
                 <w:sz w:val="20"/>
                 <w:szCs w:val="20"/>
               </w:rPr>
-              <w:t>Abril 2026 — sem. 2</w:t>
+              <w:t xml:space="preserve">Novembro 2026 — sem. 1</w:t>
             </w:r>
           </w:p>
         </w:tc>
@@ -11774,13 +9909,20 @@
             </w:tcMar>
           </w:tcPr>
           <w:p>
-            <w:r>
-              <w:rPr>
-                <w:color w:val="374151"/>
-                <w:sz w:val="20"/>
-                <w:szCs w:val="20"/>
-              </w:rPr>
-              <w:t>CRUD de Tarefas (local + sync Supabase)</w:t>
+            <w:pPr>
+              <w:rPr>
+                <w:color w:val="374151"/>
+                <w:sz w:val="20"/>
+                <w:szCs w:val="20"/>
+              </w:rPr>
+            </w:pPr>
+            <w:r>
+              <w:rPr>
+                <w:color w:val="374151"/>
+                <w:sz w:val="20"/>
+                <w:szCs w:val="20"/>
+              </w:rPr>
+              <w:t xml:space="preserve">Timer completo (Pomodoro atual, background, notificações)</w:t>
             </w:r>
           </w:p>
         </w:tc>
@@ -11802,20 +9944,13 @@
             </w:tcMar>
           </w:tcPr>
           <w:p>
-            <w:pPr>
-              <w:rPr>
-                <w:color w:val="374151"/>
-                <w:sz w:val="20"/>
-                <w:szCs w:val="20"/>
-              </w:rPr>
-            </w:pPr>
-            <w:r>
-              <w:rPr>
-                <w:color w:val="374151"/>
-                <w:sz w:val="20"/>
-                <w:szCs w:val="20"/>
-              </w:rPr>
-              <w:t>A definir</w:t>
+            <w:r>
+              <w:rPr>
+                <w:color w:val="374151"/>
+                <w:sz w:val="20"/>
+                <w:szCs w:val="20"/>
+              </w:rPr>
+              <w:t xml:space="preserve">A definir</w:t>
             </w:r>
           </w:p>
         </w:tc>
@@ -11845,7 +9980,7 @@
                 <w:sz w:val="20"/>
                 <w:szCs w:val="20"/>
               </w:rPr>
-              <w:t>Maio 2026 — sem. 1</w:t>
+              <w:t xml:space="preserve">Novembro 2026 — sem. 2</w:t>
             </w:r>
           </w:p>
         </w:tc>
@@ -11880,23 +10015,7 @@
                 <w:sz w:val="20"/>
                 <w:szCs w:val="20"/>
               </w:rPr>
-              <w:t xml:space="preserve">CRUD de </w:t>
-            </w:r>
-            <w:r>
-              <w:rPr>
-                <w:color w:val="374151"/>
-                <w:sz w:val="20"/>
-                <w:szCs w:val="20"/>
-              </w:rPr>
-              <w:t>Sessões</w:t>
-            </w:r>
-            <w:r>
-              <w:rPr>
-                <w:color w:val="374151"/>
-                <w:sz w:val="20"/>
-                <w:szCs w:val="20"/>
-              </w:rPr>
-              <w:t xml:space="preserve"> Pomodoro + Timer</w:t>
+              <w:t xml:space="preserve">Sincronização offline-first; Histórico e Estatísticas</w:t>
             </w:r>
           </w:p>
         </w:tc>
@@ -11931,7 +10050,7 @@
                 <w:sz w:val="20"/>
                 <w:szCs w:val="20"/>
               </w:rPr>
-              <w:t>A definir</w:t>
+              <w:t xml:space="preserve">A definir</w:t>
             </w:r>
           </w:p>
         </w:tc>
@@ -11961,7 +10080,7 @@
                 <w:sz w:val="20"/>
                 <w:szCs w:val="20"/>
               </w:rPr>
-              <w:t>Maio 2026 — sem. 2</w:t>
+              <w:t xml:space="preserve">Dezembro 2026 — sem. 1</w:t>
             </w:r>
           </w:p>
         </w:tc>
@@ -11996,39 +10115,7 @@
                 <w:sz w:val="20"/>
                 <w:szCs w:val="20"/>
               </w:rPr>
-              <w:t>Notificações</w:t>
-            </w:r>
-            <w:r>
-              <w:rPr>
-                <w:color w:val="374151"/>
-                <w:sz w:val="20"/>
-                <w:szCs w:val="20"/>
-              </w:rPr>
-              <w:t xml:space="preserve"> + </w:t>
-            </w:r>
-            <w:r>
-              <w:rPr>
-                <w:color w:val="374151"/>
-                <w:sz w:val="20"/>
-                <w:szCs w:val="20"/>
-              </w:rPr>
-              <w:t>Histórico</w:t>
-            </w:r>
-            <w:r>
-              <w:rPr>
-                <w:color w:val="374151"/>
-                <w:sz w:val="20"/>
-                <w:szCs w:val="20"/>
-              </w:rPr>
-              <w:t xml:space="preserve"> de </w:t>
-            </w:r>
-            <w:r>
-              <w:rPr>
-                <w:color w:val="374151"/>
-                <w:sz w:val="20"/>
-                <w:szCs w:val="20"/>
-              </w:rPr>
-              <w:t>sessões</w:t>
+              <w:t xml:space="preserve">Testes, correções e configurações (tema, sons)</w:t>
             </w:r>
           </w:p>
         </w:tc>
@@ -12050,20 +10137,13 @@
             </w:tcMar>
           </w:tcPr>
           <w:p>
-            <w:pPr>
-              <w:rPr>
-                <w:color w:val="374151"/>
-                <w:sz w:val="20"/>
-                <w:szCs w:val="20"/>
-              </w:rPr>
-            </w:pPr>
-            <w:r>
-              <w:rPr>
-                <w:color w:val="374151"/>
-                <w:sz w:val="20"/>
-                <w:szCs w:val="20"/>
-              </w:rPr>
-              <w:t>A definir</w:t>
+            <w:r>
+              <w:rPr>
+                <w:color w:val="374151"/>
+                <w:sz w:val="20"/>
+                <w:szCs w:val="20"/>
+              </w:rPr>
+              <w:t xml:space="preserve">Todos</w:t>
             </w:r>
           </w:p>
         </w:tc>
@@ -12093,7 +10173,7 @@
                 <w:sz w:val="20"/>
                 <w:szCs w:val="20"/>
               </w:rPr>
-              <w:t>Junho 2026</w:t>
+              <w:t xml:space="preserve">Dezembro 2026 — sem. 2</w:t>
             </w:r>
           </w:p>
         </w:tc>
@@ -12128,23 +10208,7 @@
                 <w:sz w:val="20"/>
                 <w:szCs w:val="20"/>
               </w:rPr>
-              <w:t xml:space="preserve">Testes, </w:t>
-            </w:r>
-            <w:r>
-              <w:rPr>
-                <w:color w:val="374151"/>
-                <w:sz w:val="20"/>
-                <w:szCs w:val="20"/>
-              </w:rPr>
-              <w:t>correções</w:t>
-            </w:r>
-            <w:r>
-              <w:rPr>
-                <w:color w:val="374151"/>
-                <w:sz w:val="20"/>
-                <w:szCs w:val="20"/>
-              </w:rPr>
-              <w:t>, entrega Semestre 1</w:t>
+              <w:t xml:space="preserve">Deploy da API e publicação nas lojas</w:t>
             </w:r>
           </w:p>
         </w:tc>
@@ -12166,13 +10230,20 @@
             </w:tcMar>
           </w:tcPr>
           <w:p>
-            <w:r>
-              <w:rPr>
-                <w:color w:val="374151"/>
-                <w:sz w:val="20"/>
-                <w:szCs w:val="20"/>
-              </w:rPr>
-              <w:t>Todos</w:t>
+            <w:pPr>
+              <w:rPr>
+                <w:color w:val="374151"/>
+                <w:sz w:val="20"/>
+                <w:szCs w:val="20"/>
+              </w:rPr>
+            </w:pPr>
+            <w:r>
+              <w:rPr>
+                <w:color w:val="374151"/>
+                <w:sz w:val="20"/>
+                <w:szCs w:val="20"/>
+              </w:rPr>
+              <w:t xml:space="preserve">Todos</w:t>
             </w:r>
           </w:p>
         </w:tc>
@@ -12202,21 +10273,15 @@
       </w:pPr>
       <w:r>
         <w:lastRenderedPageBreak/>
-        <w:t xml:space="preserve">15. </w:t>
+        <w:t xml:space="preserve">15. Critérios de Sucesso</w:t>
       </w:r>
+    </w:p>
+    <w:p>
+      <w:pPr>
+        <w:pStyle w:val="heading20"/>
+      </w:pPr>
       <w:r>
-        <w:t>Critérios</w:t>
-      </w:r>
-      <w:r>
-        <w:t xml:space="preserve"> de Sucesso</w:t>
-      </w:r>
-    </w:p>
-    <w:p>
-      <w:pPr>
-        <w:pStyle w:val="heading20"/>
-      </w:pPr>
-      <w:r>
-        <w:t>15.1 Semestre 1</w:t>
+        <w:t xml:space="preserve">15.1 Funcionalidades</w:t>
       </w:r>
     </w:p>
     <w:tbl>
@@ -12272,23 +10337,7 @@
                 <w:bCs/>
                 <w:color w:val="059669"/>
               </w:rPr>
-              <w:t xml:space="preserve">O produto </w:t>
-            </w:r>
-            <w:r>
-              <w:rPr>
-                <w:b/>
-                <w:bCs/>
-                <w:color w:val="059669"/>
-              </w:rPr>
-              <w:t>será</w:t>
-            </w:r>
-            <w:r>
-              <w:rPr>
-                <w:b/>
-                <w:bCs/>
-                <w:color w:val="059669"/>
-              </w:rPr>
-              <w:t xml:space="preserve"> considerado entregue quando:</w:t>
+              <w:t xml:space="preserve">O produto será considerado entregue quando:</w:t>
             </w:r>
           </w:p>
           <w:p>
@@ -12307,19 +10356,7 @@
               <w:rPr>
                 <w:color w:val="374151"/>
               </w:rPr>
-              <w:t xml:space="preserve">O </w:t>
-            </w:r>
-            <w:r>
-              <w:rPr>
-                <w:color w:val="374151"/>
-              </w:rPr>
-              <w:t>usuário</w:t>
-            </w:r>
-            <w:r>
-              <w:rPr>
-                <w:color w:val="374151"/>
-              </w:rPr>
-              <w:t xml:space="preserve"> conseguir criar conta e logar com Google ou Apple sem erros</w:t>
+              <w:t xml:space="preserve">O usuário conseguir logar com Google ou Apple e a API emitir o JWT sem erros</w:t>
             </w:r>
           </w:p>
           <w:p>
@@ -12338,7 +10375,7 @@
               <w:rPr>
                 <w:color w:val="374151"/>
               </w:rPr>
-              <w:t>O CRUD de tarefas funcionar localmente e sincronizar com Supabase</w:t>
+              <w:t xml:space="preserve">O CRUD de tarefas funcionar localmente e sincronizar com a TaskFlow API</w:t>
             </w:r>
           </w:p>
           <w:p>
@@ -12357,37 +10394,7 @@
               <w:rPr>
                 <w:color w:val="374151"/>
               </w:rPr>
-              <w:t xml:space="preserve">O CRUD de </w:t>
-            </w:r>
-            <w:r>
-              <w:rPr>
-                <w:color w:val="374151"/>
-              </w:rPr>
-              <w:t>sessões</w:t>
-            </w:r>
-            <w:r>
-              <w:rPr>
-                <w:color w:val="374151"/>
-              </w:rPr>
-              <w:t xml:space="preserve"> Pomodoro registrar corretamente </w:t>
-            </w:r>
-            <w:r>
-              <w:rPr>
-                <w:color w:val="374151"/>
-              </w:rPr>
-              <w:t>início</w:t>
-            </w:r>
-            <w:r>
-              <w:rPr>
-                <w:color w:val="374151"/>
-              </w:rPr>
-              <w:t xml:space="preserve"> e fim de cada </w:t>
-            </w:r>
-            <w:r>
-              <w:rPr>
-                <w:color w:val="374151"/>
-              </w:rPr>
-              <w:t>sessão</w:t>
+              <w:t xml:space="preserve">O CRUD de sessões Pomodoro registrar corretamente início e fim de cada sessão</w:t>
             </w:r>
           </w:p>
           <w:p>
@@ -12406,31 +10413,7 @@
               <w:rPr>
                 <w:color w:val="374151"/>
               </w:rPr>
-              <w:t xml:space="preserve">O timer funcionar com </w:t>
-            </w:r>
-            <w:r>
-              <w:rPr>
-                <w:color w:val="374151"/>
-              </w:rPr>
-              <w:t>precisão</w:t>
-            </w:r>
-            <w:r>
-              <w:rPr>
-                <w:color w:val="374151"/>
-              </w:rPr>
-              <w:t xml:space="preserve"> e a </w:t>
-            </w:r>
-            <w:r>
-              <w:rPr>
-                <w:color w:val="374151"/>
-              </w:rPr>
-              <w:t>notificação</w:t>
-            </w:r>
-            <w:r>
-              <w:rPr>
-                <w:color w:val="374151"/>
-              </w:rPr>
-              <w:t xml:space="preserve"> disparar corretamente</w:t>
+              <w:t xml:space="preserve">O timer funcionar com precisão e a notificação disparar corretamente</w:t>
             </w:r>
           </w:p>
           <w:p>
@@ -12449,7 +10432,7 @@
               <w:rPr>
                 <w:color w:val="374151"/>
               </w:rPr>
-              <w:t>Os dados persistirem offline e sincronizarem ao reconectar</w:t>
+              <w:t xml:space="preserve">Os dados persistirem offline e sincronizarem ao reconectar</w:t>
             </w:r>
           </w:p>
           <w:p>
@@ -12459,13 +10442,16 @@
                 <w:ilvl w:val="0"/>
                 <w:numId w:val="2"/>
               </w:numPr>
-              <w:spacing w:before="40" w:after="60"/>
-            </w:pPr>
-            <w:r>
-              <w:rPr>
-                <w:color w:val="374151"/>
-              </w:rPr>
-              <w:t>O app rodar sem crashes em iOS e Android</w:t>
+              <w:spacing w:before="40" w:after="40"/>
+              <w:rPr>
+                <w:color w:val="374151"/>
+              </w:rPr>
+            </w:pPr>
+            <w:r>
+              <w:rPr>
+                <w:color w:val="374151"/>
+              </w:rPr>
+              <w:t xml:space="preserve">O app rodar sem crashes em iOS e Android</w:t>
             </w:r>
           </w:p>
         </w:tc>
@@ -12481,16 +10467,7 @@
         <w:pStyle w:val="heading20"/>
       </w:pPr>
       <w:r>
-        <w:t xml:space="preserve">15.2 </w:t>
-      </w:r>
-      <w:r>
-        <w:t>Produto</w:t>
-      </w:r>
-      <w:r>
-        <w:t xml:space="preserve"> </w:t>
-      </w:r>
-      <w:r>
-        <w:t>(Semestre 2)</w:t>
+        <w:t xml:space="preserve">15.2 Produto final</w:t>
       </w:r>
     </w:p>
     <w:p>
@@ -12528,25 +10505,7 @@
         <w:rPr>
           <w:color w:val="374151"/>
         </w:rPr>
-        <w:t xml:space="preserve">Arquitetura </w:t>
-      </w:r>
-      <w:r>
-        <w:rPr>
-          <w:color w:val="374151"/>
-        </w:rPr>
-        <w:t>evoluída</w:t>
-      </w:r>
-      <w:r>
-        <w:rPr>
-          <w:color w:val="374151"/>
-        </w:rPr>
-        <w:t xml:space="preserve"> com Use Cases </w:t>
-      </w:r>
-      <w:r>
-        <w:rPr>
-          <w:color w:val="374151"/>
-        </w:rPr>
-        <w:t>extraídos</w:t>
+        <w:t xml:space="preserve">Arquitetura evoluída com Use Cases extraídos</w:t>
       </w:r>
     </w:p>
     <w:p>
@@ -12600,25 +10559,26 @@
         <w:rPr>
           <w:color w:val="374151"/>
         </w:rPr>
-        <w:t>Documentação</w:t>
+        <w:t xml:space="preserve">Documentação técnica completa entregue</w:t>
       </w:r>
+    </w:p>
+    <w:p>
+      <w:pPr>
+        <w:pStyle w:val="PargrafodaLista"/>
+        <w:numPr>
+          <w:ilvl w:val="0"/>
+          <w:numId w:val="2"/>
+        </w:numPr>
+        <w:spacing w:before="60" w:after="60"/>
+        <w:rPr>
+          <w:color w:val="374151"/>
+        </w:rPr>
+      </w:pPr>
       <w:r>
         <w:rPr>
           <w:color w:val="374151"/>
         </w:rPr>
-        <w:t xml:space="preserve"> </w:t>
-      </w:r>
-      <w:r>
-        <w:rPr>
-          <w:color w:val="374151"/>
-        </w:rPr>
-        <w:t>técnica</w:t>
-      </w:r>
-      <w:r>
-        <w:rPr>
-          <w:color w:val="374151"/>
-        </w:rPr>
-        <w:t xml:space="preserve"> completa entregue</w:t>
+        <w:t xml:space="preserve">API e banco sobem com docker compose up, com testes e2e passando</w:t>
       </w:r>
     </w:p>
     <w:p>
@@ -12634,10 +10594,7 @@
         </w:pBdr>
       </w:pPr>
       <w:r>
-        <w:t xml:space="preserve">16. Riscos e </w:t>
-      </w:r>
-      <w:r>
-        <w:t>Mitigações</w:t>
+        <w:t xml:space="preserve">16. Riscos e Mitigações</w:t>
       </w:r>
     </w:p>
     <w:tbl>
@@ -12872,15 +10829,7 @@
                 <w:sz w:val="20"/>
                 <w:szCs w:val="20"/>
               </w:rPr>
-              <w:t>Começar</w:t>
-            </w:r>
-            <w:r>
-              <w:rPr>
-                <w:color w:val="374151"/>
-                <w:sz w:val="20"/>
-                <w:szCs w:val="20"/>
-              </w:rPr>
-              <w:t xml:space="preserve"> pelos tutoriais oficiais do Expo; progredir incrementalmente</w:t>
+              <w:t xml:space="preserve">Começar pelos tutoriais oficiais do Expo; progredir incrementalmente</w:t>
             </w:r>
           </w:p>
         </w:tc>
@@ -13073,23 +11022,7 @@
                 <w:sz w:val="20"/>
                 <w:szCs w:val="20"/>
               </w:rPr>
-              <w:t>Testar Google primeiro; Apple em dispositivo f</w:t>
-            </w:r>
-            <w:r>
-              <w:rPr>
-                <w:color w:val="374151"/>
-                <w:sz w:val="20"/>
-                <w:szCs w:val="20"/>
-              </w:rPr>
-              <w:t>í</w:t>
-            </w:r>
-            <w:r>
-              <w:rPr>
-                <w:color w:val="374151"/>
-                <w:sz w:val="20"/>
-                <w:szCs w:val="20"/>
-              </w:rPr>
-              <w:t>sico</w:t>
+              <w:t>Testar Google primeiro; Apple em dispositivo físico</w:t>
             </w:r>
           </w:p>
         </w:tc>
@@ -13189,15 +11122,7 @@
                 <w:sz w:val="20"/>
                 <w:szCs w:val="20"/>
               </w:rPr>
-              <w:t xml:space="preserve">Usar expo-notifications como fallback; salvar timestamp de </w:t>
-            </w:r>
-            <w:r>
-              <w:rPr>
-                <w:color w:val="374151"/>
-                <w:sz w:val="20"/>
-                <w:szCs w:val="20"/>
-              </w:rPr>
-              <w:t>início</w:t>
+              <w:t xml:space="preserve">Usar expo-notifications como fallback; salvar timestamp de início</w:t>
             </w:r>
           </w:p>
         </w:tc>
@@ -13334,7 +11259,7 @@
                 <w:sz w:val="20"/>
                 <w:szCs w:val="20"/>
               </w:rPr>
-              <w:t>Escopo crescendo alem do planejado</w:t>
+              <w:t xml:space="preserve">Escopo crescendo além do planejado</w:t>
             </w:r>
           </w:p>
         </w:tc>
@@ -13362,7 +11287,7 @@
                 <w:sz w:val="20"/>
                 <w:szCs w:val="20"/>
               </w:rPr>
-              <w:t>Alta</w:t>
+              <w:t xml:space="preserve">Alta</w:t>
             </w:r>
           </w:p>
         </w:tc>
@@ -13390,7 +11315,7 @@
                 <w:sz w:val="20"/>
                 <w:szCs w:val="20"/>
               </w:rPr>
-              <w:t>Seguir fases rigorosamente; nao avancar sem concluir a anterior</w:t>
+              <w:t xml:space="preserve">Seguir o escopo da v2.0 rigorosamente; novas ideias só após a entrega</w:t>
             </w:r>
           </w:p>
         </w:tc>
@@ -13427,7 +11352,7 @@
                 <w:sz w:val="20"/>
                 <w:szCs w:val="20"/>
               </w:rPr>
-              <w:t>Nao terminar Semestre 1 no prazo</w:t>
+              <w:t xml:space="preserve">Não concluir o escopo completo no prazo</w:t>
             </w:r>
           </w:p>
         </w:tc>
@@ -13462,7 +11387,7 @@
                 <w:sz w:val="20"/>
                 <w:szCs w:val="20"/>
               </w:rPr>
-              <w:t>Média</w:t>
+              <w:t xml:space="preserve">Alta</w:t>
             </w:r>
           </w:p>
         </w:tc>
@@ -13497,7 +11422,328 @@
                 <w:sz w:val="20"/>
                 <w:szCs w:val="20"/>
               </w:rPr>
-              <w:t>Priorizar CRUD + Auth; simplificar UI se necessario</w:t>
+              <w:t xml:space="preserve">Priorizar Auth + API + CRUD + Timer; Estatísticas e PDF por último</w:t>
+            </w:r>
+          </w:p>
+        </w:tc>
+      </w:tr>
+      <w:tr>
+        <w:tc>
+          <w:tcPr>
+            <w:tcW w:w="3200" w:type="dxa"/>
+            <w:tcBorders>
+              <w:top w:val="single" w:sz="1" w:space="0" w:color="D1D5DB"/>
+              <w:left w:val="single" w:sz="1" w:space="0" w:color="D1D5DB"/>
+              <w:bottom w:val="single" w:sz="1" w:space="0" w:color="D1D5DB"/>
+              <w:right w:val="single" w:sz="1" w:space="0" w:color="D1D5DB"/>
+            </w:tcBorders>
+            <w:shd w:val="clear" w:color="auto" w:fill="FFFFFF" w:themeFill="background1"/>
+            <w:tcMar>
+              <w:top w:w="80" w:type="dxa"/>
+              <w:left w:w="120" w:type="dxa"/>
+              <w:bottom w:w="80" w:type="dxa"/>
+              <w:right w:w="120" w:type="dxa"/>
+            </w:tcMar>
+          </w:tcPr>
+          <w:p>
+            <w:pPr>
+              <w:rPr>
+                <w:color w:val="374151"/>
+                <w:sz w:val="20"/>
+                <w:szCs w:val="20"/>
+              </w:rPr>
+            </w:pPr>
+            <w:r>
+              <w:rPr>
+                <w:color w:val="374151"/>
+                <w:sz w:val="20"/>
+                <w:szCs w:val="20"/>
+              </w:rPr>
+              <w:t xml:space="preserve">Curva de aprendizado de NestJS e Docker</w:t>
+            </w:r>
+          </w:p>
+        </w:tc>
+        <w:tc>
+          <w:tcPr>
+            <w:tcW w:w="800" w:type="dxa"/>
+            <w:tcBorders>
+              <w:top w:val="single" w:sz="1" w:space="0" w:color="D1D5DB"/>
+              <w:left w:val="single" w:sz="1" w:space="0" w:color="D1D5DB"/>
+              <w:bottom w:val="single" w:sz="1" w:space="0" w:color="D1D5DB"/>
+              <w:right w:val="single" w:sz="1" w:space="0" w:color="D1D5DB"/>
+            </w:tcBorders>
+            <w:shd w:val="clear" w:color="auto" w:fill="FFFFFF" w:themeFill="background1"/>
+            <w:tcMar>
+              <w:top w:w="80" w:type="dxa"/>
+              <w:left w:w="120" w:type="dxa"/>
+              <w:bottom w:w="80" w:type="dxa"/>
+              <w:right w:w="120" w:type="dxa"/>
+            </w:tcMar>
+          </w:tcPr>
+          <w:p>
+            <w:pPr>
+              <w:rPr>
+                <w:color w:val="374151"/>
+                <w:sz w:val="20"/>
+                <w:szCs w:val="20"/>
+              </w:rPr>
+            </w:pPr>
+            <w:r>
+              <w:rPr>
+                <w:color w:val="374151"/>
+                <w:sz w:val="20"/>
+                <w:szCs w:val="20"/>
+              </w:rPr>
+              <w:t xml:space="preserve">Média</w:t>
+            </w:r>
+          </w:p>
+        </w:tc>
+        <w:tc>
+          <w:tcPr>
+            <w:tcW w:w="5360" w:type="dxa"/>
+            <w:tcBorders>
+              <w:top w:val="single" w:sz="1" w:space="0" w:color="D1D5DB"/>
+              <w:left w:val="single" w:sz="1" w:space="0" w:color="D1D5DB"/>
+              <w:bottom w:val="single" w:sz="1" w:space="0" w:color="D1D5DB"/>
+              <w:right w:val="single" w:sz="1" w:space="0" w:color="D1D5DB"/>
+            </w:tcBorders>
+            <w:shd w:val="clear" w:color="auto" w:fill="FFFFFF" w:themeFill="background1"/>
+            <w:tcMar>
+              <w:top w:w="80" w:type="dxa"/>
+              <w:left w:w="120" w:type="dxa"/>
+              <w:bottom w:w="80" w:type="dxa"/>
+              <w:right w:w="120" w:type="dxa"/>
+            </w:tcMar>
+          </w:tcPr>
+          <w:p>
+            <w:pPr>
+              <w:rPr>
+                <w:color w:val="374151"/>
+                <w:sz w:val="20"/>
+                <w:szCs w:val="20"/>
+              </w:rPr>
+            </w:pPr>
+            <w:r>
+              <w:rPr>
+                <w:color w:val="374151"/>
+                <w:sz w:val="20"/>
+                <w:szCs w:val="20"/>
+              </w:rPr>
+              <w:t xml:space="preserve">Começar pelo módulo auth e por um compose mínimo (api + db); pair programming</w:t>
+            </w:r>
+          </w:p>
+        </w:tc>
+      </w:tr>
+      <w:tr>
+        <w:tc>
+          <w:tcPr>
+            <w:tcW w:w="3200" w:type="dxa"/>
+            <w:tcBorders>
+              <w:top w:val="single" w:sz="1" w:space="0" w:color="D1D5DB"/>
+              <w:left w:val="single" w:sz="1" w:space="0" w:color="D1D5DB"/>
+              <w:bottom w:val="single" w:sz="1" w:space="0" w:color="D1D5DB"/>
+              <w:right w:val="single" w:sz="1" w:space="0" w:color="D1D5DB"/>
+            </w:tcBorders>
+            <w:shd w:val="clear" w:color="auto" w:fill="FFFFFF" w:themeFill="background1"/>
+            <w:tcMar>
+              <w:top w:w="80" w:type="dxa"/>
+              <w:left w:w="120" w:type="dxa"/>
+              <w:bottom w:w="80" w:type="dxa"/>
+              <w:right w:w="120" w:type="dxa"/>
+            </w:tcMar>
+          </w:tcPr>
+          <w:p>
+            <w:pPr>
+              <w:rPr>
+                <w:color w:val="374151"/>
+                <w:sz w:val="20"/>
+                <w:szCs w:val="20"/>
+              </w:rPr>
+            </w:pPr>
+            <w:r>
+              <w:rPr>
+                <w:color w:val="374151"/>
+                <w:sz w:val="20"/>
+                <w:szCs w:val="20"/>
+              </w:rPr>
+              <w:t xml:space="preserve">Hospedagem da API em produção</w:t>
+            </w:r>
+          </w:p>
+        </w:tc>
+        <w:tc>
+          <w:tcPr>
+            <w:tcW w:w="800" w:type="dxa"/>
+            <w:tcBorders>
+              <w:top w:val="single" w:sz="1" w:space="0" w:color="D1D5DB"/>
+              <w:left w:val="single" w:sz="1" w:space="0" w:color="D1D5DB"/>
+              <w:bottom w:val="single" w:sz="1" w:space="0" w:color="D1D5DB"/>
+              <w:right w:val="single" w:sz="1" w:space="0" w:color="D1D5DB"/>
+            </w:tcBorders>
+            <w:shd w:val="clear" w:color="auto" w:fill="FFFFFF" w:themeFill="background1"/>
+            <w:tcMar>
+              <w:top w:w="80" w:type="dxa"/>
+              <w:left w:w="120" w:type="dxa"/>
+              <w:bottom w:w="80" w:type="dxa"/>
+              <w:right w:w="120" w:type="dxa"/>
+            </w:tcMar>
+          </w:tcPr>
+          <w:p>
+            <w:pPr>
+              <w:rPr>
+                <w:color w:val="374151"/>
+                <w:sz w:val="20"/>
+                <w:szCs w:val="20"/>
+              </w:rPr>
+            </w:pPr>
+            <w:r>
+              <w:rPr>
+                <w:color w:val="374151"/>
+                <w:sz w:val="20"/>
+                <w:szCs w:val="20"/>
+              </w:rPr>
+              <w:t xml:space="preserve">Média</w:t>
+            </w:r>
+          </w:p>
+        </w:tc>
+        <w:tc>
+          <w:tcPr>
+            <w:tcW w:w="5360" w:type="dxa"/>
+            <w:tcBorders>
+              <w:top w:val="single" w:sz="1" w:space="0" w:color="D1D5DB"/>
+              <w:left w:val="single" w:sz="1" w:space="0" w:color="D1D5DB"/>
+              <w:bottom w:val="single" w:sz="1" w:space="0" w:color="D1D5DB"/>
+              <w:right w:val="single" w:sz="1" w:space="0" w:color="D1D5DB"/>
+            </w:tcBorders>
+            <w:shd w:val="clear" w:color="auto" w:fill="FFFFFF" w:themeFill="background1"/>
+            <w:tcMar>
+              <w:top w:w="80" w:type="dxa"/>
+              <w:left w:w="120" w:type="dxa"/>
+              <w:bottom w:w="80" w:type="dxa"/>
+              <w:right w:w="120" w:type="dxa"/>
+            </w:tcMar>
+          </w:tcPr>
+          <w:p>
+            <w:pPr>
+              <w:rPr>
+                <w:color w:val="374151"/>
+                <w:sz w:val="20"/>
+                <w:szCs w:val="20"/>
+              </w:rPr>
+            </w:pPr>
+            <w:r>
+              <w:rPr>
+                <w:color w:val="374151"/>
+                <w:sz w:val="20"/>
+                <w:szCs w:val="20"/>
+              </w:rPr>
+              <w:t xml:space="preserve">Definir cedo um host com suporte a Docker (VPS, Render, Railway) e fazer deploy contínuo</w:t>
+            </w:r>
+          </w:p>
+        </w:tc>
+      </w:tr>
+      <w:tr>
+        <w:tc>
+          <w:tcPr>
+            <w:tcW w:w="3200" w:type="dxa"/>
+            <w:tcBorders>
+              <w:top w:val="single" w:sz="1" w:space="0" w:color="D1D5DB"/>
+              <w:left w:val="single" w:sz="1" w:space="0" w:color="D1D5DB"/>
+              <w:bottom w:val="single" w:sz="1" w:space="0" w:color="D1D5DB"/>
+              <w:right w:val="single" w:sz="1" w:space="0" w:color="D1D5DB"/>
+            </w:tcBorders>
+            <w:shd w:val="clear" w:color="auto" w:fill="FFFFFF" w:themeFill="background1"/>
+            <w:tcMar>
+              <w:top w:w="80" w:type="dxa"/>
+              <w:left w:w="120" w:type="dxa"/>
+              <w:bottom w:w="80" w:type="dxa"/>
+              <w:right w:w="120" w:type="dxa"/>
+            </w:tcMar>
+          </w:tcPr>
+          <w:p>
+            <w:pPr>
+              <w:rPr>
+                <w:color w:val="374151"/>
+                <w:sz w:val="20"/>
+                <w:szCs w:val="20"/>
+              </w:rPr>
+            </w:pPr>
+            <w:r>
+              <w:rPr>
+                <w:color w:val="374151"/>
+                <w:sz w:val="20"/>
+                <w:szCs w:val="20"/>
+              </w:rPr>
+              <w:t xml:space="preserve">Curva de aprendizado de Clean Architecture</w:t>
+            </w:r>
+          </w:p>
+        </w:tc>
+        <w:tc>
+          <w:tcPr>
+            <w:tcW w:w="800" w:type="dxa"/>
+            <w:tcBorders>
+              <w:top w:val="single" w:sz="1" w:space="0" w:color="D1D5DB"/>
+              <w:left w:val="single" w:sz="1" w:space="0" w:color="D1D5DB"/>
+              <w:bottom w:val="single" w:sz="1" w:space="0" w:color="D1D5DB"/>
+              <w:right w:val="single" w:sz="1" w:space="0" w:color="D1D5DB"/>
+            </w:tcBorders>
+            <w:shd w:val="clear" w:color="auto" w:fill="FFFFFF" w:themeFill="background1"/>
+            <w:tcMar>
+              <w:top w:w="80" w:type="dxa"/>
+              <w:left w:w="120" w:type="dxa"/>
+              <w:bottom w:w="80" w:type="dxa"/>
+              <w:right w:w="120" w:type="dxa"/>
+            </w:tcMar>
+          </w:tcPr>
+          <w:p>
+            <w:pPr>
+              <w:rPr>
+                <w:color w:val="374151"/>
+                <w:sz w:val="20"/>
+                <w:szCs w:val="20"/>
+              </w:rPr>
+            </w:pPr>
+            <w:r>
+              <w:rPr>
+                <w:color w:val="374151"/>
+                <w:sz w:val="20"/>
+                <w:szCs w:val="20"/>
+              </w:rPr>
+              <w:t xml:space="preserve">Média</w:t>
+            </w:r>
+          </w:p>
+        </w:tc>
+        <w:tc>
+          <w:tcPr>
+            <w:tcW w:w="5360" w:type="dxa"/>
+            <w:tcBorders>
+              <w:top w:val="single" w:sz="1" w:space="0" w:color="D1D5DB"/>
+              <w:left w:val="single" w:sz="1" w:space="0" w:color="D1D5DB"/>
+              <w:bottom w:val="single" w:sz="1" w:space="0" w:color="D1D5DB"/>
+              <w:right w:val="single" w:sz="1" w:space="0" w:color="D1D5DB"/>
+            </w:tcBorders>
+            <w:shd w:val="clear" w:color="auto" w:fill="FFFFFF" w:themeFill="background1"/>
+            <w:tcMar>
+              <w:top w:w="80" w:type="dxa"/>
+              <w:left w:w="120" w:type="dxa"/>
+              <w:bottom w:w="80" w:type="dxa"/>
+              <w:right w:w="120" w:type="dxa"/>
+            </w:tcMar>
+          </w:tcPr>
+          <w:p>
+            <w:pPr>
+              <w:rPr>
+                <w:color w:val="374151"/>
+                <w:sz w:val="20"/>
+                <w:szCs w:val="20"/>
+              </w:rPr>
+            </w:pPr>
+            <w:r>
+              <w:rPr>
+                <w:color w:val="374151"/>
+                <w:sz w:val="20"/>
+                <w:szCs w:val="20"/>
+              </w:rPr>
+              <w:t xml:space="preserve">Fluxo de referência CreateTask ponta a ponta antes das demais features; templates de Use Case e repositório</w:t>
             </w:r>
           </w:p>
         </w:tc>
@@ -13524,77 +11770,7 @@
           <w:sz w:val="18"/>
           <w:szCs w:val="18"/>
         </w:rPr>
-        <w:t>TaskFlow  •  Documento de Visao v</w:t>
-      </w:r>
-      <w:r>
-        <w:rPr>
-          <w:i/>
-          <w:iCs/>
-          <w:color w:val="6B7280"/>
-          <w:sz w:val="18"/>
-          <w:szCs w:val="18"/>
-        </w:rPr>
-        <w:t>1</w:t>
-      </w:r>
-      <w:r>
-        <w:rPr>
-          <w:i/>
-          <w:iCs/>
-          <w:color w:val="6B7280"/>
-          <w:sz w:val="18"/>
-          <w:szCs w:val="18"/>
-        </w:rPr>
-        <w:t xml:space="preserve">.0  •  Marco </w:t>
-      </w:r>
-      <w:r>
-        <w:rPr>
-          <w:i/>
-          <w:iCs/>
-          <w:color w:val="6B7280"/>
-          <w:sz w:val="18"/>
-          <w:szCs w:val="18"/>
-        </w:rPr>
-        <w:t>2026 •</w:t>
-      </w:r>
-      <w:r>
-        <w:rPr>
-          <w:i/>
-          <w:iCs/>
-          <w:color w:val="6B7280"/>
-          <w:sz w:val="18"/>
-          <w:szCs w:val="18"/>
-        </w:rPr>
-        <w:t xml:space="preserve">  Micael, Murilo, Paulo, Pedro e Vin</w:t>
-      </w:r>
-      <w:r>
-        <w:rPr>
-          <w:i/>
-          <w:iCs/>
-          <w:color w:val="6B7280"/>
-          <w:sz w:val="18"/>
-          <w:szCs w:val="18"/>
-        </w:rPr>
-        <w:t>í</w:t>
-      </w:r>
-      <w:r>
-        <w:rPr>
-          <w:i/>
-          <w:iCs/>
-          <w:color w:val="6B7280"/>
-          <w:sz w:val="18"/>
-          <w:szCs w:val="18"/>
-        </w:rPr>
-        <w:t>cius</w:t>
-      </w:r>
-      <w:r>
-        <w:rPr>
-          <w:i/>
-          <w:iCs/>
-          <w:color w:val="6B7280"/>
-          <w:sz w:val="18"/>
-          <w:szCs w:val="18"/>
-        </w:rPr>
-        <w:t xml:space="preserve"> O.</w:t>
+        <w:t xml:space="preserve">TaskFlow  •  Documento de Visão v2.0  •  Setembro 2026  •  Micael, Murilo, Paulo, Pedro B., Pedro T., Vinícius O. e Vinicius R.</w:t>
       </w:r>
     </w:p>
     <w:sectPr>
@@ -13736,7 +11912,7 @@
         <w:sz w:val="20"/>
         <w:szCs w:val="20"/>
       </w:rPr>
-      <w:t>— Documento de Visão do Projeto v1.0</w:t>
+      <w:t>— Documento de Visão do Projeto v2.0</w:t>
     </w:r>
   </w:p>
 </w:hdr>

--- a/Documents/TaskFlow_DocumentoDeVisao.docx
+++ b/Documents/TaskFlow_DocumentoDeVisao.docx
@@ -163,7 +163,7 @@
                 <w:sz w:val="20"/>
                 <w:szCs w:val="20"/>
               </w:rPr>
-              <w:t xml:space="preserve">2.0</w:t>
+              <w:t xml:space="preserve">2.1</w:t>
             </w:r>
           </w:p>
         </w:tc>
@@ -2688,6 +2688,128 @@
           <w:color w:val="374151"/>
         </w:rPr>
         <w:t xml:space="preserve">Sons e vibração personalizáveis</w:t>
+      </w:r>
+    </w:p>
+    <w:p>
+      <w:pPr>
+        <w:pStyle w:val="heading20"/>
+      </w:pPr>
+      <w:r>
+        <w:t xml:space="preserve">6.7 Priorização com IA (Matriz de Eisenhower)</w:t>
+      </w:r>
+    </w:p>
+    <w:p>
+      <w:pPr>
+        <w:pStyle w:val="PargrafodaLista"/>
+        <w:numPr>
+          <w:ilvl w:val="0"/>
+          <w:numId w:val="2"/>
+        </w:numPr>
+        <w:spacing w:before="60" w:after="60"/>
+        <w:rPr>
+          <w:color w:val="374151"/>
+        </w:rPr>
+      </w:pPr>
+      <w:r>
+        <w:rPr>
+          <w:color w:val="374151"/>
+        </w:rPr>
+        <w:t xml:space="preserve">A IA do TaskFlow sugere um quadrante da Matriz de Eisenhower para cada tarefa pendente: Fazer agora, Agendar, Delegar/Reduzir ou Eliminar</w:t>
+      </w:r>
+    </w:p>
+    <w:p>
+      <w:pPr>
+        <w:pStyle w:val="PargrafodaLista"/>
+        <w:numPr>
+          <w:ilvl w:val="0"/>
+          <w:numId w:val="2"/>
+        </w:numPr>
+        <w:spacing w:before="60" w:after="60"/>
+        <w:rPr>
+          <w:color w:val="374151"/>
+        </w:rPr>
+      </w:pPr>
+      <w:r>
+        <w:rPr>
+          <w:color w:val="374151"/>
+        </w:rPr>
+        <w:t xml:space="preserve">O usuário decide em cards no estilo Tinder: → aceita, ← rejeita e escolhe outro quadrante, ↑ marca "Fazer agora"</w:t>
+      </w:r>
+    </w:p>
+    <w:p>
+      <w:pPr>
+        <w:pStyle w:val="PargrafodaLista"/>
+        <w:numPr>
+          <w:ilvl w:val="0"/>
+          <w:numId w:val="2"/>
+        </w:numPr>
+        <w:spacing w:before="60" w:after="60"/>
+        <w:rPr>
+          <w:color w:val="374151"/>
+        </w:rPr>
+      </w:pPr>
+      <w:r>
+        <w:rPr>
+          <w:color w:val="374151"/>
+        </w:rPr>
+        <w:t xml:space="preserve">A IA aprende com as decisões e ajusta as sugestões seguintes</w:t>
+      </w:r>
+    </w:p>
+    <w:p>
+      <w:pPr>
+        <w:pStyle w:val="PargrafodaLista"/>
+        <w:numPr>
+          <w:ilvl w:val="0"/>
+          <w:numId w:val="2"/>
+        </w:numPr>
+        <w:spacing w:before="60" w:after="60"/>
+        <w:rPr>
+          <w:color w:val="374151"/>
+        </w:rPr>
+      </w:pPr>
+      <w:r>
+        <w:rPr>
+          <w:color w:val="374151"/>
+        </w:rPr>
+        <w:t xml:space="preserve">O resultado aparece em uma matriz 2×2; ao aplicar, as prioridades das tarefas são atualizadas</w:t>
+      </w:r>
+    </w:p>
+    <w:p>
+      <w:pPr>
+        <w:pStyle w:val="PargrafodaLista"/>
+        <w:numPr>
+          <w:ilvl w:val="0"/>
+          <w:numId w:val="2"/>
+        </w:numPr>
+        <w:spacing w:before="60" w:after="60"/>
+        <w:rPr>
+          <w:color w:val="374151"/>
+        </w:rPr>
+      </w:pPr>
+      <w:r>
+        <w:rPr>
+          <w:color w:val="374151"/>
+        </w:rPr>
+        <w:t xml:space="preserve">Atalho para iniciar um Pomodoro a partir de "Fazer agora"</w:t>
+      </w:r>
+    </w:p>
+    <w:p>
+      <w:pPr>
+        <w:pStyle w:val="PargrafodaLista"/>
+        <w:numPr>
+          <w:ilvl w:val="0"/>
+          <w:numId w:val="2"/>
+        </w:numPr>
+        <w:spacing w:before="60" w:after="60"/>
+        <w:rPr>
+          <w:color w:val="374151"/>
+        </w:rPr>
+      </w:pPr>
+      <w:r>
+        <w:rPr>
+          <w:color w:val="374151"/>
+        </w:rPr>
+        <w:t xml:space="preserve">Funciona apenas online; a IA é própria do time e será definida na implementação</w:t>
       </w:r>
     </w:p>
     <w:p>
@@ -3615,6 +3737,99 @@
                 <w:szCs w:val="20"/>
               </w:rPr>
               <w:t xml:space="preserve">Gráficos de produtividade semanal</w:t>
+            </w:r>
+          </w:p>
+        </w:tc>
+        <w:tc>
+          <w:tcPr>
+            <w:tcW w:w="1200" w:type="dxa"/>
+            <w:tcBorders>
+              <w:top w:val="single" w:sz="1" w:space="0" w:color="D1D5DB"/>
+              <w:left w:val="single" w:sz="1" w:space="0" w:color="D1D5DB"/>
+              <w:bottom w:val="single" w:sz="1" w:space="0" w:color="D1D5DB"/>
+              <w:right w:val="single" w:sz="1" w:space="0" w:color="D1D5DB"/>
+            </w:tcBorders>
+            <w:shd w:val="clear" w:color="auto" w:fill="FFFFFF" w:themeFill="background1"/>
+            <w:tcMar>
+              <w:top w:w="80" w:type="dxa"/>
+              <w:left w:w="120" w:type="dxa"/>
+              <w:bottom w:w="80" w:type="dxa"/>
+              <w:right w:w="120" w:type="dxa"/>
+            </w:tcMar>
+          </w:tcPr>
+          <w:p>
+            <w:r>
+              <w:rPr>
+                <w:color w:val="374151"/>
+                <w:sz w:val="20"/>
+                <w:szCs w:val="20"/>
+              </w:rPr>
+              <w:t xml:space="preserve">Falta</w:t>
+            </w:r>
+          </w:p>
+        </w:tc>
+      </w:tr>
+      <w:tr>
+        <w:tc>
+          <w:tcPr>
+            <w:tcW w:w="4000" w:type="dxa"/>
+            <w:tcBorders>
+              <w:top w:val="single" w:sz="1" w:space="0" w:color="D1D5DB"/>
+              <w:left w:val="single" w:sz="1" w:space="0" w:color="D1D5DB"/>
+              <w:bottom w:val="single" w:sz="1" w:space="0" w:color="D1D5DB"/>
+              <w:right w:val="single" w:sz="1" w:space="0" w:color="D1D5DB"/>
+            </w:tcBorders>
+            <w:shd w:val="clear" w:color="auto" w:fill="FFFFFF" w:themeFill="background1"/>
+            <w:tcMar>
+              <w:top w:w="80" w:type="dxa"/>
+              <w:left w:w="120" w:type="dxa"/>
+              <w:bottom w:w="80" w:type="dxa"/>
+              <w:right w:w="120" w:type="dxa"/>
+            </w:tcMar>
+          </w:tcPr>
+          <w:p>
+            <w:r>
+              <w:rPr>
+                <w:color w:val="374151"/>
+                <w:sz w:val="20"/>
+                <w:szCs w:val="20"/>
+              </w:rPr>
+              <w:t xml:space="preserve">Priorização com IA</w:t>
+            </w:r>
+          </w:p>
+        </w:tc>
+        <w:tc>
+          <w:tcPr>
+            <w:tcW w:w="4160" w:type="dxa"/>
+            <w:tcBorders>
+              <w:top w:val="single" w:sz="1" w:space="0" w:color="D1D5DB"/>
+              <w:left w:val="single" w:sz="1" w:space="0" w:color="D1D5DB"/>
+              <w:bottom w:val="single" w:sz="1" w:space="0" w:color="D1D5DB"/>
+              <w:right w:val="single" w:sz="1" w:space="0" w:color="D1D5DB"/>
+            </w:tcBorders>
+            <w:shd w:val="clear" w:color="auto" w:fill="FFFFFF" w:themeFill="background1"/>
+            <w:tcMar>
+              <w:top w:w="80" w:type="dxa"/>
+              <w:left w:w="120" w:type="dxa"/>
+              <w:bottom w:w="80" w:type="dxa"/>
+              <w:right w:w="120" w:type="dxa"/>
+            </w:tcMar>
+          </w:tcPr>
+          <w:p>
+            <w:pPr>
+              <w:rPr>
+                <w:color w:val="374151"/>
+                <w:sz w:val="20"/>
+                <w:szCs w:val="20"/>
+              </w:rPr>
+            </w:pPr>
+            <w:r>
+              <w:rPr>
+                <w:color w:val="374151"/>
+                <w:sz w:val="20"/>
+                <w:szCs w:val="20"/>
+              </w:rPr>
+              <w:t xml:space="preserve">Cards com sugestão da IA e swipe; matriz de Eisenhower 2×2</w:t>
             </w:r>
           </w:p>
         </w:tc>
@@ -10015,7 +10230,7 @@
                 <w:sz w:val="20"/>
                 <w:szCs w:val="20"/>
               </w:rPr>
-              <w:t xml:space="preserve">Sincronização offline-first; Histórico e Estatísticas</w:t>
+              <w:t xml:space="preserve">Sincronização offline-first; Histórico, Estatísticas e Priorização com IA</w:t>
             </w:r>
           </w:p>
         </w:tc>
@@ -11315,7 +11530,7 @@
                 <w:sz w:val="20"/>
                 <w:szCs w:val="20"/>
               </w:rPr>
-              <w:t xml:space="preserve">Seguir o escopo da v2.0 rigorosamente; novas ideias só após a entrega</w:t>
+              <w:t xml:space="preserve">Seguir o escopo da v2.1 rigorosamente; novas ideias só após a entrega</w:t>
             </w:r>
           </w:p>
         </w:tc>
@@ -11744,6 +11959,220 @@
                 <w:szCs w:val="20"/>
               </w:rPr>
               <w:t xml:space="preserve">Fluxo de referência CreateTask ponta a ponta antes das demais features; templates de Use Case e repositório</w:t>
+            </w:r>
+          </w:p>
+        </w:tc>
+      </w:tr>
+      <w:tr>
+        <w:tc>
+          <w:tcPr>
+            <w:tcW w:w="3200" w:type="dxa"/>
+            <w:tcBorders>
+              <w:top w:val="single" w:sz="1" w:space="0" w:color="D1D5DB"/>
+              <w:left w:val="single" w:sz="1" w:space="0" w:color="D1D5DB"/>
+              <w:bottom w:val="single" w:sz="1" w:space="0" w:color="D1D5DB"/>
+              <w:right w:val="single" w:sz="1" w:space="0" w:color="D1D5DB"/>
+            </w:tcBorders>
+            <w:shd w:val="clear" w:color="auto" w:fill="FFFFFF" w:themeFill="background1"/>
+            <w:tcMar>
+              <w:top w:w="80" w:type="dxa"/>
+              <w:left w:w="120" w:type="dxa"/>
+              <w:bottom w:w="80" w:type="dxa"/>
+              <w:right w:w="120" w:type="dxa"/>
+            </w:tcMar>
+          </w:tcPr>
+          <w:p>
+            <w:pPr>
+              <w:rPr>
+                <w:color w:val="374151"/>
+                <w:sz w:val="20"/>
+                <w:szCs w:val="20"/>
+              </w:rPr>
+            </w:pPr>
+            <w:r>
+              <w:rPr>
+                <w:color w:val="374151"/>
+                <w:sz w:val="20"/>
+                <w:szCs w:val="20"/>
+              </w:rPr>
+              <w:t xml:space="preserve">IA própria não ficar pronta a tempo</w:t>
+            </w:r>
+          </w:p>
+        </w:tc>
+        <w:tc>
+          <w:tcPr>
+            <w:tcW w:w="800" w:type="dxa"/>
+            <w:tcBorders>
+              <w:top w:val="single" w:sz="1" w:space="0" w:color="D1D5DB"/>
+              <w:left w:val="single" w:sz="1" w:space="0" w:color="D1D5DB"/>
+              <w:bottom w:val="single" w:sz="1" w:space="0" w:color="D1D5DB"/>
+              <w:right w:val="single" w:sz="1" w:space="0" w:color="D1D5DB"/>
+            </w:tcBorders>
+            <w:shd w:val="clear" w:color="auto" w:fill="FFFFFF" w:themeFill="background1"/>
+            <w:tcMar>
+              <w:top w:w="80" w:type="dxa"/>
+              <w:left w:w="120" w:type="dxa"/>
+              <w:bottom w:w="80" w:type="dxa"/>
+              <w:right w:w="120" w:type="dxa"/>
+            </w:tcMar>
+          </w:tcPr>
+          <w:p>
+            <w:pPr>
+              <w:rPr>
+                <w:color w:val="374151"/>
+                <w:sz w:val="20"/>
+                <w:szCs w:val="20"/>
+              </w:rPr>
+            </w:pPr>
+            <w:r>
+              <w:rPr>
+                <w:color w:val="374151"/>
+                <w:sz w:val="20"/>
+                <w:szCs w:val="20"/>
+              </w:rPr>
+              <w:t xml:space="preserve">Média</w:t>
+            </w:r>
+          </w:p>
+        </w:tc>
+        <w:tc>
+          <w:tcPr>
+            <w:tcW w:w="5360" w:type="dxa"/>
+            <w:tcBorders>
+              <w:top w:val="single" w:sz="1" w:space="0" w:color="D1D5DB"/>
+              <w:left w:val="single" w:sz="1" w:space="0" w:color="D1D5DB"/>
+              <w:bottom w:val="single" w:sz="1" w:space="0" w:color="D1D5DB"/>
+              <w:right w:val="single" w:sz="1" w:space="0" w:color="D1D5DB"/>
+            </w:tcBorders>
+            <w:shd w:val="clear" w:color="auto" w:fill="FFFFFF" w:themeFill="background1"/>
+            <w:tcMar>
+              <w:top w:w="80" w:type="dxa"/>
+              <w:left w:w="120" w:type="dxa"/>
+              <w:bottom w:w="80" w:type="dxa"/>
+              <w:right w:w="120" w:type="dxa"/>
+            </w:tcMar>
+          </w:tcPr>
+          <w:p>
+            <w:pPr>
+              <w:rPr>
+                <w:color w:val="374151"/>
+                <w:sz w:val="20"/>
+                <w:szCs w:val="20"/>
+              </w:rPr>
+            </w:pPr>
+            <w:r>
+              <w:rPr>
+                <w:color w:val="374151"/>
+                <w:sz w:val="20"/>
+                <w:szCs w:val="20"/>
+              </w:rPr>
+              <w:t xml:space="preserve">Contrato fixo e stub no backend: app e API avançam sem depender da IA</w:t>
+            </w:r>
+          </w:p>
+        </w:tc>
+      </w:tr>
+      <w:tr>
+        <w:tc>
+          <w:tcPr>
+            <w:tcW w:w="3200" w:type="dxa"/>
+            <w:tcBorders>
+              <w:top w:val="single" w:sz="1" w:space="0" w:color="D1D5DB"/>
+              <w:left w:val="single" w:sz="1" w:space="0" w:color="D1D5DB"/>
+              <w:bottom w:val="single" w:sz="1" w:space="0" w:color="D1D5DB"/>
+              <w:right w:val="single" w:sz="1" w:space="0" w:color="D1D5DB"/>
+            </w:tcBorders>
+            <w:shd w:val="clear" w:color="auto" w:fill="FFFFFF" w:themeFill="background1"/>
+            <w:tcMar>
+              <w:top w:w="80" w:type="dxa"/>
+              <w:left w:w="120" w:type="dxa"/>
+              <w:bottom w:w="80" w:type="dxa"/>
+              <w:right w:w="120" w:type="dxa"/>
+            </w:tcMar>
+          </w:tcPr>
+          <w:p>
+            <w:pPr>
+              <w:rPr>
+                <w:color w:val="374151"/>
+                <w:sz w:val="20"/>
+                <w:szCs w:val="20"/>
+              </w:rPr>
+            </w:pPr>
+            <w:r>
+              <w:rPr>
+                <w:color w:val="374151"/>
+                <w:sz w:val="20"/>
+                <w:szCs w:val="20"/>
+              </w:rPr>
+              <w:t xml:space="preserve">Sugestões ruins da IA frustrarem o usuário</w:t>
+            </w:r>
+          </w:p>
+        </w:tc>
+        <w:tc>
+          <w:tcPr>
+            <w:tcW w:w="800" w:type="dxa"/>
+            <w:tcBorders>
+              <w:top w:val="single" w:sz="1" w:space="0" w:color="D1D5DB"/>
+              <w:left w:val="single" w:sz="1" w:space="0" w:color="D1D5DB"/>
+              <w:bottom w:val="single" w:sz="1" w:space="0" w:color="D1D5DB"/>
+              <w:right w:val="single" w:sz="1" w:space="0" w:color="D1D5DB"/>
+            </w:tcBorders>
+            <w:shd w:val="clear" w:color="auto" w:fill="FFFFFF" w:themeFill="background1"/>
+            <w:tcMar>
+              <w:top w:w="80" w:type="dxa"/>
+              <w:left w:w="120" w:type="dxa"/>
+              <w:bottom w:w="80" w:type="dxa"/>
+              <w:right w:w="120" w:type="dxa"/>
+            </w:tcMar>
+          </w:tcPr>
+          <w:p>
+            <w:pPr>
+              <w:rPr>
+                <w:color w:val="374151"/>
+                <w:sz w:val="20"/>
+                <w:szCs w:val="20"/>
+              </w:rPr>
+            </w:pPr>
+            <w:r>
+              <w:rPr>
+                <w:color w:val="374151"/>
+                <w:sz w:val="20"/>
+                <w:szCs w:val="20"/>
+              </w:rPr>
+              <w:t xml:space="preserve">Média</w:t>
+            </w:r>
+          </w:p>
+        </w:tc>
+        <w:tc>
+          <w:tcPr>
+            <w:tcW w:w="5360" w:type="dxa"/>
+            <w:tcBorders>
+              <w:top w:val="single" w:sz="1" w:space="0" w:color="D1D5DB"/>
+              <w:left w:val="single" w:sz="1" w:space="0" w:color="D1D5DB"/>
+              <w:bottom w:val="single" w:sz="1" w:space="0" w:color="D1D5DB"/>
+              <w:right w:val="single" w:sz="1" w:space="0" w:color="D1D5DB"/>
+            </w:tcBorders>
+            <w:shd w:val="clear" w:color="auto" w:fill="FFFFFF" w:themeFill="background1"/>
+            <w:tcMar>
+              <w:top w:w="80" w:type="dxa"/>
+              <w:left w:w="120" w:type="dxa"/>
+              <w:bottom w:w="80" w:type="dxa"/>
+              <w:right w:w="120" w:type="dxa"/>
+            </w:tcMar>
+          </w:tcPr>
+          <w:p>
+            <w:pPr>
+              <w:rPr>
+                <w:color w:val="374151"/>
+                <w:sz w:val="20"/>
+                <w:szCs w:val="20"/>
+              </w:rPr>
+            </w:pPr>
+            <w:r>
+              <w:rPr>
+                <w:color w:val="374151"/>
+                <w:sz w:val="20"/>
+                <w:szCs w:val="20"/>
+              </w:rPr>
+              <w:t xml:space="preserve">Usuário sempre decide (RN-13); medir a taxa de aceitação das sugestões e ajustar a IA</w:t>
             </w:r>
           </w:p>
         </w:tc>
@@ -11770,7 +12199,7 @@
           <w:sz w:val="18"/>
           <w:szCs w:val="18"/>
         </w:rPr>
-        <w:t xml:space="preserve">TaskFlow  •  Documento de Visão v2.0  •  Setembro 2026  •  Micael, Murilo, Paulo, Pedro B., Pedro T., Vinícius O. e Vinicius R.</w:t>
+        <w:t xml:space="preserve">TaskFlow  •  Documento de Visão v2.1  •  Setembro 2026  •  Micael, Murilo, Paulo, Pedro B., Pedro T., Vinícius O. e Vinicius R.</w:t>
       </w:r>
     </w:p>
     <w:sectPr>
@@ -11912,7 +12341,7 @@
         <w:sz w:val="20"/>
         <w:szCs w:val="20"/>
       </w:rPr>
-      <w:t>— Documento de Visão do Projeto v2.0</w:t>
+      <w:t>— Documento de Visão do Projeto v2.1</w:t>
     </w:r>
   </w:p>
 </w:hdr>
